--- a/szakdoga-12-09.docx
+++ b/szakdoga-12-09.docx
@@ -5804,7 +5804,60 @@
         <w:rPr>
           <w:lang w:val="en-HU"/>
         </w:rPr>
-        <w:t>A kutatás ötlete a HSDSLab kutatócsoportból származik, ahol az egyik konzulensem, Dr. Molontay Roland szakmai iránymutatása mellett Murgás Levente úttörő munkái vezették be a mémek rendszerezett vizsgálatát a Műegyetemen. Murgás szakdolgozata (2023), majd tudományos közleménye (2024) a mém sablonok strukturális kategorizálására fókuszált, amely fontos módszertani előzményt biztosított jelen kutatáshoz: jól illusztrálta, hogy a mémek vizsgálata kvantitatív, adatvezérelt megközelítésekkel is lehetséges. A jelen dolgozat erre a szemléletre épít tovább, de a sablonszintű vizsgálat helyett márkamegjelenésre és tartalmi trendekre koncentrál.</w:t>
+        <w:t>A kutatás ötlete a HSDSLab kutatócsoportból származik, ahol az egyik konzulensem, Dr. Molontay Roland szakmai iránymutatása mellett Murgás Levente úttörő munkái vezették be a mémek rendszerezett vizsgálatát a Műegyetemen. Murgás szakdolgozata, majd tudományos közleménye</w:t>
+      </w:r>
+      <w:r>
+        <w:rPr>
+          <w:lang w:val="en-HU"/>
+        </w:rPr>
+        <w:t xml:space="preserve"> </w:t>
+      </w:r>
+      <w:r>
+        <w:rPr>
+          <w:lang w:val="en-HU"/>
+        </w:rPr>
+        <w:t>a mém sablonok strukturális kategorizálására fókuszált, amely fontos módszertani előzményt biztosított jelen kutatáshoz: jól illusztrálta, hogy a mémek vizsgálata kvantitatív, adatvezérelt megközelítésekkel is lehetséges</w:t>
+      </w:r>
+      <w:r>
+        <w:rPr>
+          <w:lang w:val="en-HU"/>
+        </w:rPr>
+        <w:fldChar w:fldCharType="begin"/>
+      </w:r>
+      <w:r>
+        <w:rPr>
+          <w:lang w:val="en-HU"/>
+        </w:rPr>
+        <w:instrText xml:space="preserve"> REF _Ref216166996 \r \h </w:instrText>
+      </w:r>
+      <w:r>
+        <w:rPr>
+          <w:lang w:val="en-HU"/>
+        </w:rPr>
+      </w:r>
+      <w:r>
+        <w:rPr>
+          <w:lang w:val="en-HU"/>
+        </w:rPr>
+        <w:fldChar w:fldCharType="separate"/>
+      </w:r>
+      <w:r>
+        <w:rPr>
+          <w:lang w:val="en-HU"/>
+        </w:rPr>
+        <w:t>[2.]</w:t>
+      </w:r>
+      <w:r>
+        <w:rPr>
+          <w:lang w:val="en-HU"/>
+        </w:rPr>
+        <w:fldChar w:fldCharType="end"/>
+      </w:r>
+      <w:r>
+        <w:rPr>
+          <w:lang w:val="en-HU"/>
+        </w:rPr>
+        <w:t>. A jelen dolgozat erre a szemléletre épít tovább, de a sablonszintű vizsgálat helyett márkamegjelenésre és tartalmi trendekre koncentrál.</w:t>
       </w:r>
     </w:p>
     <w:p>
@@ -5995,7 +6048,30 @@
         <w:rPr>
           <w:vertAlign w:val="superscript"/>
         </w:rPr>
-        <w:t>3</w:t>
+        <w:fldChar w:fldCharType="begin"/>
+      </w:r>
+      <w:r>
+        <w:instrText xml:space="preserve"> REF _Ref216167022 \r \h </w:instrText>
+      </w:r>
+      <w:r>
+        <w:rPr>
+          <w:vertAlign w:val="superscript"/>
+        </w:rPr>
+      </w:r>
+      <w:r>
+        <w:rPr>
+          <w:vertAlign w:val="superscript"/>
+        </w:rPr>
+        <w:fldChar w:fldCharType="separate"/>
+      </w:r>
+      <w:r>
+        <w:t>[3.]</w:t>
+      </w:r>
+      <w:r>
+        <w:rPr>
+          <w:vertAlign w:val="superscript"/>
+        </w:rPr>
+        <w:fldChar w:fldCharType="end"/>
       </w:r>
       <w:r>
         <w:t>.</w:t>
@@ -6039,30 +6115,31 @@
         <w:t>á</w:t>
       </w:r>
       <w:r>
-        <w:t>k a képet, és lokális jellemzőket emelnek ki, például éleket, textúrákat vagy összetettebb alakzatokat. A feldolgozás során az alacsony szintű vizuális információ fokozatosan magasabb szintű reprezentációvá alakul, hasonlóan ahhoz, ahogyan az emberi látórendszer is egyre összetettebb jellemzőket ismer fel.  A CNN-ek az elmúlt évtizedben meghatározó szerepet játszottak a számítógépes látás területén, és a legtöbb képalapú gépi tanulási feladat, például az objektu</w:t>
+        <w:t>k a képet, és lokális jellemzőket emelnek ki, például éleket, textúrákat vagy összetettebb alakzatokat. A feldolgozás során az alacsony szintű vizuális információ fokozatosan magasabb szintű reprezentációvá alakul, hasonlóan ahhoz, ahogyan az emberi látórendszer is egyre összetettebb jellemzőket ismer fel</w:t>
+      </w:r>
+      <w:r>
+        <w:fldChar w:fldCharType="begin"/>
+      </w:r>
+      <w:r>
+        <w:instrText xml:space="preserve"> REF _Ref216167095 \r \h </w:instrText>
+      </w:r>
+      <w:r>
+        <w:fldChar w:fldCharType="separate"/>
+      </w:r>
+      <w:r>
+        <w:t>[4.]</w:t>
+      </w:r>
+      <w:r>
+        <w:fldChar w:fldCharType="end"/>
+      </w:r>
+      <w:r>
+        <w:t>.  A CNN-ek az elmúlt évtizedben meghatározó szerepet játszottak a számítógépes látás területén, és a legtöbb képalapú gépi tanulási feladat, például az objektu</w:t>
       </w:r>
       <w:r>
         <w:t>m</w:t>
       </w:r>
       <w:r>
-        <w:t>felismerés, önvezető rendszerek ilyen architektúrákra épülnek</w:t>
-      </w:r>
-      <w:r>
-        <w:rPr>
-          <w:vertAlign w:val="superscript"/>
-        </w:rPr>
-        <w:t>4</w:t>
-      </w:r>
-      <w:r>
-        <w:t xml:space="preserve">. Ezért </w:t>
-      </w:r>
-      <w:proofErr w:type="gramStart"/>
-      <w:r>
-        <w:t>az  általam</w:t>
-      </w:r>
-      <w:proofErr w:type="gramEnd"/>
-      <w:r>
-        <w:t xml:space="preserve"> fejlesztett logófelismerő modell szintén egy </w:t>
+        <w:t xml:space="preserve">felismerés, önvezető rendszerek ilyen architektúrákra épülnek. Ezért az általam fejlesztett logófelismerő modell szintén egy </w:t>
       </w:r>
       <w:proofErr w:type="spellStart"/>
       <w:r>
@@ -6266,6 +6343,21 @@
         <w:t>x.</w:t>
       </w:r>
       <w:proofErr w:type="spellEnd"/>
+      <w:r>
+        <w:fldChar w:fldCharType="begin"/>
+      </w:r>
+      <w:r>
+        <w:instrText xml:space="preserve"> REF _Ref216167122 \r \h </w:instrText>
+      </w:r>
+      <w:r>
+        <w:fldChar w:fldCharType="separate"/>
+      </w:r>
+      <w:r>
+        <w:t>[5.]</w:t>
+      </w:r>
+      <w:r>
+        <w:fldChar w:fldCharType="end"/>
+      </w:r>
     </w:p>
     <w:p>
       <w:pPr>
@@ -6354,7 +6446,30 @@
         <w:rPr>
           <w:vertAlign w:val="superscript"/>
         </w:rPr>
-        <w:t>6</w:t>
+        <w:fldChar w:fldCharType="begin"/>
+      </w:r>
+      <w:r>
+        <w:instrText xml:space="preserve"> REF _Ref216167158 \r \h </w:instrText>
+      </w:r>
+      <w:r>
+        <w:rPr>
+          <w:vertAlign w:val="superscript"/>
+        </w:rPr>
+      </w:r>
+      <w:r>
+        <w:rPr>
+          <w:vertAlign w:val="superscript"/>
+        </w:rPr>
+        <w:fldChar w:fldCharType="separate"/>
+      </w:r>
+      <w:r>
+        <w:t>[6.]</w:t>
+      </w:r>
+      <w:r>
+        <w:rPr>
+          <w:vertAlign w:val="superscript"/>
+        </w:rPr>
+        <w:fldChar w:fldCharType="end"/>
       </w:r>
       <w:r>
         <w:t>.</w:t>
@@ -6654,7 +6769,48 @@
         <w:rPr>
           <w:lang w:val="en-HU"/>
         </w:rPr>
-        <w:t>A fejlesztéshez a PyTorch keretrendszert alkalmaztam, amely a mélytanulási kutatások egyik legelterjedtebb eszköze. Dinamikus számítási gráfjai, intuitív szintaxisa és a Torchvision modulban elérhető, kifejezetten képfeldolgozásra optimalizált funkciók lehetővé tették egy testreszabható, könnyen bővíthető architektúra kialakítását. A keretrendszer GPU-gyorsítással és széles modellkínálattal támogatja a gyors kísérletezést, ami különösen fontos volt a logófelismerési és multimodális elemzési komponensek összehasonlításakor.</w:t>
+        <w:t>A fejlesztéshez a PyTorch keretrendszert alkalmaztam, amely a mélytanulási kutatások egyik legelterjedtebb eszköze. Dinamikus számítási gráfjai, intuitív szintaxisa és a Torchvision modulban elérhető, kifejezetten képfeldolgozásra optimalizált funkciók lehetővé tették egy testreszabható, könnyen bővíthető architektúra kialakítását. A keretrendszer GPU-gyorsítással és széles modellkínálattal támogatja a gyors kísérletezést, ami különösen fontos volt a logófelismerési és multimodális elemzési komponensek összehasonlításakor</w:t>
+      </w:r>
+      <w:r>
+        <w:rPr>
+          <w:lang w:val="en-HU"/>
+        </w:rPr>
+        <w:fldChar w:fldCharType="begin"/>
+      </w:r>
+      <w:r>
+        <w:rPr>
+          <w:lang w:val="en-HU"/>
+        </w:rPr>
+        <w:instrText xml:space="preserve"> REF _Ref216167173 \r \h </w:instrText>
+      </w:r>
+      <w:r>
+        <w:rPr>
+          <w:lang w:val="en-HU"/>
+        </w:rPr>
+      </w:r>
+      <w:r>
+        <w:rPr>
+          <w:lang w:val="en-HU"/>
+        </w:rPr>
+        <w:fldChar w:fldCharType="separate"/>
+      </w:r>
+      <w:r>
+        <w:rPr>
+          <w:lang w:val="en-HU"/>
+        </w:rPr>
+        <w:t>[7.]</w:t>
+      </w:r>
+      <w:r>
+        <w:rPr>
+          <w:lang w:val="en-HU"/>
+        </w:rPr>
+        <w:fldChar w:fldCharType="end"/>
+      </w:r>
+      <w:r>
+        <w:rPr>
+          <w:lang w:val="en-HU"/>
+        </w:rPr>
+        <w:t>.</w:t>
       </w:r>
     </w:p>
     <w:p>
@@ -6667,14 +6823,13 @@
       </w:r>
       <w:proofErr w:type="spellEnd"/>
       <w:r>
-        <w:t xml:space="preserve"> Lightning</w:t>
-      </w:r>
-      <w:r>
-        <w:rPr>
-          <w:vertAlign w:val="superscript"/>
-        </w:rPr>
-        <w:t>8</w:t>
-      </w:r>
+        <w:t xml:space="preserve"> </w:t>
+      </w:r>
+      <w:proofErr w:type="spellStart"/>
+      <w:r>
+        <w:t>Lightning</w:t>
+      </w:r>
+      <w:proofErr w:type="spellEnd"/>
       <w:r>
         <w:t xml:space="preserve"> ezt a funkcionalitást strukturáltabb formában nyújtja, elkülönítve az adatfeldolgozást, a modellarchitektúrát, tanítási logikát és a tanítási infrastruktúrát. Ez az elkülönítés tisztább kódot eredményez</w:t>
       </w:r>
@@ -6701,6 +6856,21 @@
       </w:r>
       <w:r>
         <w:t>, vagy az egy köteges próbatanítás.</w:t>
+      </w:r>
+      <w:r>
+        <w:fldChar w:fldCharType="begin"/>
+      </w:r>
+      <w:r>
+        <w:instrText xml:space="preserve"> REF _Ref216167190 \r \h </w:instrText>
+      </w:r>
+      <w:r>
+        <w:fldChar w:fldCharType="separate"/>
+      </w:r>
+      <w:r>
+        <w:t>[8.]</w:t>
+      </w:r>
+      <w:r>
+        <w:fldChar w:fldCharType="end"/>
       </w:r>
     </w:p>
     <w:p>
@@ -6790,16 +6960,25 @@
       </w:r>
       <w:proofErr w:type="spellEnd"/>
       <w:r>
-        <w:t xml:space="preserve"> nevű weboldalról gyűjtöttem össze</w:t>
-      </w:r>
-      <w:r>
-        <w:rPr>
-          <w:vertAlign w:val="superscript"/>
-        </w:rPr>
-        <w:t>9</w:t>
-      </w:r>
-      <w:r>
-        <w:t xml:space="preserve">, amely egy rendszeresen frissülő, dinamikus toplista formájában tartja számon a világ száz legsikeresebb márkáját. Az így összeállított listát a beszámoló függelékében </w:t>
+        <w:t xml:space="preserve"> nevű weboldalról gyűjtöttem össze, amely egy rendszeresen frissülő, dinamikus toplista formájában tartja számon a világ száz legsikeresebb márkáját.</w:t>
+      </w:r>
+      <w:r>
+        <w:fldChar w:fldCharType="begin"/>
+      </w:r>
+      <w:r>
+        <w:instrText xml:space="preserve"> REF _Ref216167206 \r \h </w:instrText>
+      </w:r>
+      <w:r>
+        <w:fldChar w:fldCharType="separate"/>
+      </w:r>
+      <w:r>
+        <w:t>[9.]</w:t>
+      </w:r>
+      <w:r>
+        <w:fldChar w:fldCharType="end"/>
+      </w:r>
+      <w:r>
+        <w:t xml:space="preserve"> Az így összeállított listát a beszámoló függelékében </w:t>
       </w:r>
       <w:r>
         <w:t xml:space="preserve">(5.1) </w:t>
@@ -7019,7 +7198,83 @@
           <w:lang w:val="en-HU" w:eastAsia="en-GB"/>
         </w:rPr>
         <w:lastRenderedPageBreak/>
-        <w:t xml:space="preserve">A hiányzó statikus logóképek pótlására webscrapinget alkalmaztam a BeautifulSoup és a Selenium könyvtárak segítségével, amelyekkel a márkák hivatalos elnevezéseire, köznyelvi változataira és OCR-variánsaira keresve nagy mennyiségű, jó minőségű logókép volt kinyerhető többek között a Bing és Pinterest platformokról. Mivel a kizárólag izolált logók nem biztosítottak megfelelő vizuális változatosságot, </w:t>
+        <w:t>A hiányzó statikus logóképek pótlására webscrapinget alkalmaztam a BeautifulSoup és a Selenium könyvtárak segítségével, amelyekkel a márkák hivatalos elnevezéseire, köznyelvi változataira és OCR-variánsaira keresve nagy mennyiségű, jó minőségű logókép volt kinyerhető többek között a Bing és Pinterest platformokról.</w:t>
+      </w:r>
+      <w:r>
+        <w:rPr>
+          <w:lang w:val="en-HU" w:eastAsia="en-GB"/>
+        </w:rPr>
+        <w:fldChar w:fldCharType="begin"/>
+      </w:r>
+      <w:r>
+        <w:rPr>
+          <w:lang w:val="en-HU" w:eastAsia="en-GB"/>
+        </w:rPr>
+        <w:instrText xml:space="preserve"> REF _Ref216167244 \r \h </w:instrText>
+      </w:r>
+      <w:r>
+        <w:rPr>
+          <w:lang w:val="en-HU" w:eastAsia="en-GB"/>
+        </w:rPr>
+      </w:r>
+      <w:r>
+        <w:rPr>
+          <w:lang w:val="en-HU" w:eastAsia="en-GB"/>
+        </w:rPr>
+        <w:fldChar w:fldCharType="separate"/>
+      </w:r>
+      <w:r>
+        <w:rPr>
+          <w:lang w:val="en-HU" w:eastAsia="en-GB"/>
+        </w:rPr>
+        <w:t>[10.]</w:t>
+      </w:r>
+      <w:r>
+        <w:rPr>
+          <w:lang w:val="en-HU" w:eastAsia="en-GB"/>
+        </w:rPr>
+        <w:fldChar w:fldCharType="end"/>
+      </w:r>
+      <w:r>
+        <w:rPr>
+          <w:lang w:val="en-HU" w:eastAsia="en-GB"/>
+        </w:rPr>
+        <w:fldChar w:fldCharType="begin"/>
+      </w:r>
+      <w:r>
+        <w:rPr>
+          <w:lang w:val="en-HU" w:eastAsia="en-GB"/>
+        </w:rPr>
+        <w:instrText xml:space="preserve"> REF _Ref216167246 \r \h </w:instrText>
+      </w:r>
+      <w:r>
+        <w:rPr>
+          <w:lang w:val="en-HU" w:eastAsia="en-GB"/>
+        </w:rPr>
+      </w:r>
+      <w:r>
+        <w:rPr>
+          <w:lang w:val="en-HU" w:eastAsia="en-GB"/>
+        </w:rPr>
+        <w:fldChar w:fldCharType="separate"/>
+      </w:r>
+      <w:r>
+        <w:rPr>
+          <w:lang w:val="en-HU" w:eastAsia="en-GB"/>
+        </w:rPr>
+        <w:t>[11.]</w:t>
+      </w:r>
+      <w:r>
+        <w:rPr>
+          <w:lang w:val="en-HU" w:eastAsia="en-GB"/>
+        </w:rPr>
+        <w:fldChar w:fldCharType="end"/>
+      </w:r>
+      <w:r>
+        <w:rPr>
+          <w:lang w:val="en-HU" w:eastAsia="en-GB"/>
+        </w:rPr>
+        <w:t xml:space="preserve"> Mivel a kizárólag izolált logók nem biztosítottak megfelelő vizuális változatosságot, </w:t>
       </w:r>
       <w:r>
         <w:rPr>
@@ -7033,7 +7288,83 @@
         <w:rPr>
           <w:lang w:val="en-HU" w:eastAsia="en-GB"/>
         </w:rPr>
-        <w:t xml:space="preserve"> is bevontam: a Reddit archívumából gyűjtöttem természetes környezetben megjelenő logóképeket a Pushshift rendszer segítségével. Az így összeállított, mintegy tízezer elemű tanító- és validáló adatbázis kellő heterogenitást biztosított a modell tanulásához.</w:t>
+        <w:t xml:space="preserve"> is bevontam: a Reddit archívumából gyűjtöttem természetes környezetben megjelenő logóképeket a Pushshift rendszer segítségével.</w:t>
+      </w:r>
+      <w:r>
+        <w:rPr>
+          <w:lang w:val="en-HU" w:eastAsia="en-GB"/>
+        </w:rPr>
+        <w:fldChar w:fldCharType="begin"/>
+      </w:r>
+      <w:r>
+        <w:rPr>
+          <w:lang w:val="en-HU" w:eastAsia="en-GB"/>
+        </w:rPr>
+        <w:instrText xml:space="preserve"> REF _Ref216167309 \r \h </w:instrText>
+      </w:r>
+      <w:r>
+        <w:rPr>
+          <w:lang w:val="en-HU" w:eastAsia="en-GB"/>
+        </w:rPr>
+      </w:r>
+      <w:r>
+        <w:rPr>
+          <w:lang w:val="en-HU" w:eastAsia="en-GB"/>
+        </w:rPr>
+        <w:fldChar w:fldCharType="separate"/>
+      </w:r>
+      <w:r>
+        <w:rPr>
+          <w:lang w:val="en-HU" w:eastAsia="en-GB"/>
+        </w:rPr>
+        <w:t>[12.]</w:t>
+      </w:r>
+      <w:r>
+        <w:rPr>
+          <w:lang w:val="en-HU" w:eastAsia="en-GB"/>
+        </w:rPr>
+        <w:fldChar w:fldCharType="end"/>
+      </w:r>
+      <w:r>
+        <w:rPr>
+          <w:lang w:val="en-HU" w:eastAsia="en-GB"/>
+        </w:rPr>
+        <w:fldChar w:fldCharType="begin"/>
+      </w:r>
+      <w:r>
+        <w:rPr>
+          <w:lang w:val="en-HU" w:eastAsia="en-GB"/>
+        </w:rPr>
+        <w:instrText xml:space="preserve"> REF _Ref216167313 \r \h </w:instrText>
+      </w:r>
+      <w:r>
+        <w:rPr>
+          <w:lang w:val="en-HU" w:eastAsia="en-GB"/>
+        </w:rPr>
+      </w:r>
+      <w:r>
+        <w:rPr>
+          <w:lang w:val="en-HU" w:eastAsia="en-GB"/>
+        </w:rPr>
+        <w:fldChar w:fldCharType="separate"/>
+      </w:r>
+      <w:r>
+        <w:rPr>
+          <w:lang w:val="en-HU" w:eastAsia="en-GB"/>
+        </w:rPr>
+        <w:t>[13.]</w:t>
+      </w:r>
+      <w:r>
+        <w:rPr>
+          <w:lang w:val="en-HU" w:eastAsia="en-GB"/>
+        </w:rPr>
+        <w:fldChar w:fldCharType="end"/>
+      </w:r>
+      <w:r>
+        <w:rPr>
+          <w:lang w:val="en-HU" w:eastAsia="en-GB"/>
+        </w:rPr>
+        <w:t xml:space="preserve"> Az így összeállított, mintegy tízezer elemű tanító- és validáló adatbázis kellő heterogenitást biztosított a modell tanulásához.</w:t>
       </w:r>
     </w:p>
     <w:p>
@@ -7217,7 +7548,55 @@
           <w:noProof/>
           <w:lang w:val="en-HU"/>
         </w:rPr>
-        <w:t>A modellfejlesztés kezdeti szakaszában különböző, a feladatra potenciálisan alkalmas konvolúciós és transzformer-alapú architektúrákat vizsgáltam. Kiindulási pontként egy ImageNeten előtanított ResNet50 hálózatot alkalmaztam, amelyet kísérleti jelleggel SE (Squeeze-and-Excitation) blokkal egészítettem ki. A figyelemmechanizmus beépítése mérhető teljesítményjavulást eredményezett, ezért ezt a későbbi modellek esetében is megtartottam.</w:t>
+        <w:t>A modellfejlesztés kezdeti szakaszában különböző, a feladatra potenciálisan alkalmas konvolúciós és transzformer-alapú architektúrákat vizsgáltam. Kiindulási pontként egy ImageNeten előtanított ResNet50 hálózatot alkalmaztam, amelyet kísérleti jelleggel SE (Squeeze-and-Excitation) blokkal egészítettem ki.</w:t>
+      </w:r>
+      <w:r>
+        <w:rPr>
+          <w:noProof/>
+          <w:lang w:val="en-HU"/>
+        </w:rPr>
+        <w:fldChar w:fldCharType="begin"/>
+      </w:r>
+      <w:r>
+        <w:rPr>
+          <w:noProof/>
+          <w:lang w:val="en-HU"/>
+        </w:rPr>
+        <w:instrText xml:space="preserve"> REF _Ref216167367 \r \h </w:instrText>
+      </w:r>
+      <w:r>
+        <w:rPr>
+          <w:noProof/>
+          <w:lang w:val="en-HU"/>
+        </w:rPr>
+      </w:r>
+      <w:r>
+        <w:rPr>
+          <w:noProof/>
+          <w:lang w:val="en-HU"/>
+        </w:rPr>
+        <w:fldChar w:fldCharType="separate"/>
+      </w:r>
+      <w:r>
+        <w:rPr>
+          <w:noProof/>
+          <w:lang w:val="en-HU"/>
+        </w:rPr>
+        <w:t>[14.]</w:t>
+      </w:r>
+      <w:r>
+        <w:rPr>
+          <w:noProof/>
+          <w:lang w:val="en-HU"/>
+        </w:rPr>
+        <w:fldChar w:fldCharType="end"/>
+      </w:r>
+      <w:r>
+        <w:rPr>
+          <w:noProof/>
+          <w:lang w:val="en-HU"/>
+        </w:rPr>
+        <w:t xml:space="preserve"> A figyelemmechanizmus beépítése mérhető teljesítményjavulást eredményezett, ezért ezt a későbbi modellek esetében is megtartottam.</w:t>
       </w:r>
     </w:p>
     <w:p>
@@ -7510,7 +7889,48 @@
         <w:rPr>
           <w:lang w:val="en-HU"/>
         </w:rPr>
-        <w:t>A kísérletek eredményei alapján a végső architektúra gerincéül egy ImageNeten előtanított SEResNet152D hálózat szolgált. A modell valamennyi rétegében alkalmazott SE (Squeeze-and-Excitation) blokkok a csatornaszintű figyelemmechanizmus révén hatékonyan támogatják a releváns vizuális jellemzők kiemelését. A hálózat felső szakaszában megtartottam egy további, manuálisan beépített SE blokkot is, amely tovább erősítette a jellemzők szelekcióját, különösen a finom vizuális különbségek felismeréséhez szükséges feladatokban.</w:t>
+        <w:t>A kísérletek eredményei alapján a végső architektúra gerincéül egy ImageNeten előtanított SEResNet152D hálózat szolgált.</w:t>
+      </w:r>
+      <w:r>
+        <w:rPr>
+          <w:lang w:val="en-HU"/>
+        </w:rPr>
+        <w:fldChar w:fldCharType="begin"/>
+      </w:r>
+      <w:r>
+        <w:rPr>
+          <w:lang w:val="en-HU"/>
+        </w:rPr>
+        <w:instrText xml:space="preserve"> REF _Ref216167393 \r \h </w:instrText>
+      </w:r>
+      <w:r>
+        <w:rPr>
+          <w:lang w:val="en-HU"/>
+        </w:rPr>
+      </w:r>
+      <w:r>
+        <w:rPr>
+          <w:lang w:val="en-HU"/>
+        </w:rPr>
+        <w:fldChar w:fldCharType="separate"/>
+      </w:r>
+      <w:r>
+        <w:rPr>
+          <w:lang w:val="en-HU"/>
+        </w:rPr>
+        <w:t>[15.]</w:t>
+      </w:r>
+      <w:r>
+        <w:rPr>
+          <w:lang w:val="en-HU"/>
+        </w:rPr>
+        <w:fldChar w:fldCharType="end"/>
+      </w:r>
+      <w:r>
+        <w:rPr>
+          <w:lang w:val="en-HU"/>
+        </w:rPr>
+        <w:t xml:space="preserve"> A modell valamennyi rétegében alkalmazott SE (Squeeze-and-Excitation) blokkok a csatornaszintű figyelemmechanizmus révén hatékonyan támogatják a releváns vizuális jellemzők kiemelését. A hálózat felső szakaszában megtartottam egy további, manuálisan beépített SE blokkot is, amely tovább erősítette a jellemzők szelekcióját, különösen a finom vizuális különbségek felismeréséhez szükséges feladatokban.</w:t>
       </w:r>
     </w:p>
     <w:p>
@@ -8402,6 +8822,41 @@
         </w:rPr>
         <w:t xml:space="preserve"> rendszert alkalmaztam, amely a képi szövegelemek lokalizálását és karakteralapú felismerését biztosítja. A modell által visszaadott szövegdobozok olvasási sorrendje nem garantált, ezért a további feldolgozás konzisztenciája érdekében a detektált elemeket sorstruktúrába rendeztem: először függőleges, majd a sorokon belül vízszintes igazítással.</w:t>
       </w:r>
+      <w:r>
+        <w:rPr>
+          <w:lang w:val="en-HU"/>
+        </w:rPr>
+        <w:fldChar w:fldCharType="begin"/>
+      </w:r>
+      <w:r>
+        <w:rPr>
+          <w:lang w:val="en-HU"/>
+        </w:rPr>
+        <w:instrText xml:space="preserve"> REF _Ref216167413 \r \h </w:instrText>
+      </w:r>
+      <w:r>
+        <w:rPr>
+          <w:lang w:val="en-HU"/>
+        </w:rPr>
+      </w:r>
+      <w:r>
+        <w:rPr>
+          <w:lang w:val="en-HU"/>
+        </w:rPr>
+        <w:fldChar w:fldCharType="separate"/>
+      </w:r>
+      <w:r>
+        <w:rPr>
+          <w:lang w:val="en-HU"/>
+        </w:rPr>
+        <w:t>[16.]</w:t>
+      </w:r>
+      <w:r>
+        <w:rPr>
+          <w:lang w:val="en-HU"/>
+        </w:rPr>
+        <w:fldChar w:fldCharType="end"/>
+      </w:r>
     </w:p>
     <w:p>
       <w:pPr>
@@ -12048,6 +12503,7 @@
           <w:lang w:val="en-HU"/>
         </w:rPr>
       </w:pPr>
+      <w:bookmarkStart w:id="39" w:name="_Ref216166996"/>
       <w:proofErr w:type="spellStart"/>
       <w:r>
         <w:rPr>
@@ -12245,6 +12701,7 @@
         </w:rPr>
         <w:t xml:space="preserve"> (Letöltve: 2025.05.02).</w:t>
       </w:r>
+      <w:bookmarkEnd w:id="39"/>
     </w:p>
     <w:p>
       <w:pPr>
@@ -12258,6 +12715,7 @@
           <w:lang w:val="en-HU"/>
         </w:rPr>
       </w:pPr>
+      <w:bookmarkStart w:id="40" w:name="_Ref216167022"/>
       <w:r>
         <w:rPr>
           <w:i/>
@@ -12265,6 +12723,7 @@
         </w:rPr>
         <w:t>Burkov, A. (2019). The Hundred-Page Machine Learning Book. ISBN 199957950X.</w:t>
       </w:r>
+      <w:bookmarkEnd w:id="40"/>
     </w:p>
     <w:p>
       <w:pPr>
@@ -12279,6 +12738,7 @@
           <w:lang w:val="en-HU"/>
         </w:rPr>
       </w:pPr>
+      <w:bookmarkStart w:id="41" w:name="_Ref216167095"/>
       <w:proofErr w:type="spellStart"/>
       <w:r>
         <w:rPr>
@@ -12439,6 +12899,7 @@
         </w:rPr>
         <w:t>.</w:t>
       </w:r>
+      <w:bookmarkEnd w:id="41"/>
     </w:p>
     <w:p>
       <w:pPr>
@@ -12453,6 +12914,7 @@
           <w:lang w:val="en-HU"/>
         </w:rPr>
       </w:pPr>
+      <w:bookmarkStart w:id="42" w:name="_Ref216167122"/>
       <w:proofErr w:type="spellStart"/>
       <w:r>
         <w:rPr>
@@ -12552,6 +13014,7 @@
         </w:rPr>
         <w:t>(Letöltve: 2025.05.02).</w:t>
       </w:r>
+      <w:bookmarkEnd w:id="42"/>
     </w:p>
     <w:p>
       <w:pPr>
@@ -12566,6 +13029,7 @@
           <w:lang w:val="en-HU"/>
         </w:rPr>
       </w:pPr>
+      <w:bookmarkStart w:id="43" w:name="_Ref216167158"/>
       <w:proofErr w:type="spellStart"/>
       <w:r>
         <w:rPr>
@@ -12697,6 +13161,7 @@
         </w:rPr>
         <w:t>(Letöltve: 2025.05.02).</w:t>
       </w:r>
+      <w:bookmarkEnd w:id="43"/>
     </w:p>
     <w:p>
       <w:pPr>
@@ -12711,6 +13176,7 @@
           <w:lang w:val="en-HU"/>
         </w:rPr>
       </w:pPr>
+      <w:bookmarkStart w:id="44" w:name="_Ref216167173"/>
       <w:proofErr w:type="spellStart"/>
       <w:r>
         <w:rPr>
@@ -12754,6 +13220,7 @@
         </w:rPr>
         <w:t xml:space="preserve"> (Letöltve: 2025.05.02).</w:t>
       </w:r>
+      <w:bookmarkEnd w:id="44"/>
       <w:r>
         <w:rPr>
           <w:i/>
@@ -12775,6 +13242,7 @@
           <w:lang w:val="en-HU"/>
         </w:rPr>
       </w:pPr>
+      <w:bookmarkStart w:id="45" w:name="_Ref216167190"/>
       <w:proofErr w:type="spellStart"/>
       <w:r>
         <w:rPr>
@@ -12853,6 +13321,7 @@
         </w:rPr>
         <w:t>(Letöltve: 2025.05.02).</w:t>
       </w:r>
+      <w:bookmarkEnd w:id="45"/>
     </w:p>
     <w:p>
       <w:pPr>
@@ -12867,6 +13336,7 @@
           <w:lang w:val="en-HU"/>
         </w:rPr>
       </w:pPr>
+      <w:bookmarkStart w:id="46" w:name="_Ref216167206"/>
       <w:r>
         <w:rPr>
           <w:i/>
@@ -12947,6 +13417,7 @@
         </w:rPr>
         <w:t>(Letöltve: 2025.05.02).</w:t>
       </w:r>
+      <w:bookmarkEnd w:id="46"/>
     </w:p>
     <w:p>
       <w:pPr>
@@ -12961,6 +13432,7 @@
           <w:lang w:val="en-HU"/>
         </w:rPr>
       </w:pPr>
+      <w:bookmarkStart w:id="47" w:name="_Ref216167244"/>
       <w:proofErr w:type="spellStart"/>
       <w:r>
         <w:rPr>
@@ -13040,6 +13512,7 @@
         </w:rPr>
         <w:t>(Letöltve: 2025.05.02).</w:t>
       </w:r>
+      <w:bookmarkEnd w:id="47"/>
     </w:p>
     <w:p>
       <w:pPr>
@@ -13054,6 +13527,7 @@
           <w:lang w:val="en-HU"/>
         </w:rPr>
       </w:pPr>
+      <w:bookmarkStart w:id="48" w:name="_Ref216167246"/>
       <w:proofErr w:type="spellStart"/>
       <w:r>
         <w:rPr>
@@ -13140,6 +13614,7 @@
         </w:rPr>
         <w:t>(Letöltve: 2025.05.02).</w:t>
       </w:r>
+      <w:bookmarkEnd w:id="48"/>
     </w:p>
     <w:p>
       <w:pPr>
@@ -13154,6 +13629,7 @@
           <w:lang w:val="en-HU"/>
         </w:rPr>
       </w:pPr>
+      <w:bookmarkStart w:id="49" w:name="_Ref216167309"/>
       <w:proofErr w:type="spellStart"/>
       <w:r>
         <w:rPr>
@@ -13245,6 +13721,7 @@
       <w:r>
         <w:t>Letöltve: 2025.05.02).</w:t>
       </w:r>
+      <w:bookmarkEnd w:id="49"/>
     </w:p>
     <w:p>
       <w:pPr>
@@ -13259,6 +13736,7 @@
           <w:lang w:val="en-HU"/>
         </w:rPr>
       </w:pPr>
+      <w:bookmarkStart w:id="50" w:name="_Ref216167313"/>
       <w:proofErr w:type="spellStart"/>
       <w:r>
         <w:rPr>
@@ -13330,6 +13808,7 @@
         </w:rPr>
         <w:t>Letöltve: 2025.05.02).</w:t>
       </w:r>
+      <w:bookmarkEnd w:id="50"/>
     </w:p>
     <w:p>
       <w:pPr>
@@ -13344,6 +13823,7 @@
           <w:lang w:val="en-HU"/>
         </w:rPr>
       </w:pPr>
+      <w:bookmarkStart w:id="51" w:name="_Ref216167367"/>
       <w:r>
         <w:rPr>
           <w:i/>
@@ -13452,6 +13932,7 @@
         </w:rPr>
         <w:t>(Letöltve: 2025.05.02).</w:t>
       </w:r>
+      <w:bookmarkEnd w:id="51"/>
     </w:p>
     <w:p>
       <w:pPr>
@@ -13466,6 +13947,7 @@
           <w:lang w:val="en-HU"/>
         </w:rPr>
       </w:pPr>
+      <w:bookmarkStart w:id="52" w:name="_Ref216167393"/>
       <w:r>
         <w:rPr>
           <w:i/>
@@ -13550,6 +14032,7 @@
         </w:rPr>
         <w:t>Letöltve: 2025.05.02).</w:t>
       </w:r>
+      <w:bookmarkEnd w:id="52"/>
     </w:p>
     <w:p>
       <w:pPr>
@@ -13564,6 +14047,7 @@
           <w:lang w:val="en-HU"/>
         </w:rPr>
       </w:pPr>
+      <w:bookmarkStart w:id="53" w:name="_Ref216167413"/>
       <w:proofErr w:type="spellStart"/>
       <w:r>
         <w:rPr>
@@ -13733,6 +14217,7 @@
         </w:rPr>
         <w:t>Letöltve: 2025.05.02).</w:t>
       </w:r>
+      <w:bookmarkEnd w:id="53"/>
     </w:p>
     <w:p>
       <w:pPr>
@@ -13748,25 +14233,25 @@
       <w:pPr>
         <w:pStyle w:val="Fejezetcimszmozsnlkl"/>
       </w:pPr>
-      <w:bookmarkStart w:id="39" w:name="_Toc216099406"/>
+      <w:bookmarkStart w:id="54" w:name="_Toc216099406"/>
       <w:r>
         <w:lastRenderedPageBreak/>
         <w:t>Függelék</w:t>
       </w:r>
-      <w:bookmarkEnd w:id="39"/>
+      <w:bookmarkEnd w:id="54"/>
     </w:p>
     <w:p>
       <w:pPr>
         <w:pStyle w:val="Heading2"/>
       </w:pPr>
-      <w:bookmarkStart w:id="40" w:name="_Toc216099407"/>
+      <w:bookmarkStart w:id="55" w:name="_Toc216099407"/>
       <w:r>
         <w:t xml:space="preserve">5.1 Márkák </w:t>
       </w:r>
       <w:r>
         <w:t>listája</w:t>
       </w:r>
-      <w:bookmarkEnd w:id="40"/>
+      <w:bookmarkEnd w:id="55"/>
     </w:p>
     <w:p/>
     <w:p/>
@@ -13774,7 +14259,7 @@
       <w:pPr>
         <w:pStyle w:val="Heading2"/>
       </w:pPr>
-      <w:bookmarkStart w:id="41" w:name="_Toc216099408"/>
+      <w:bookmarkStart w:id="56" w:name="_Toc216099408"/>
       <w:r>
         <w:t>5.</w:t>
       </w:r>
@@ -13784,7 +14269,7 @@
       <w:r>
         <w:t xml:space="preserve"> Márka szinonima lista</w:t>
       </w:r>
-      <w:bookmarkEnd w:id="41"/>
+      <w:bookmarkEnd w:id="56"/>
     </w:p>
     <w:p>
       <w:pPr>
@@ -15835,7 +16320,7 @@
       <w:pPr>
         <w:pStyle w:val="Heading2"/>
       </w:pPr>
-      <w:bookmarkStart w:id="42" w:name="_Toc216099409"/>
+      <w:bookmarkStart w:id="57" w:name="_Toc216099409"/>
       <w:r>
         <w:lastRenderedPageBreak/>
         <w:t>5.</w:t>
@@ -15862,7 +16347,7 @@
       <w:r>
         <w:t xml:space="preserve"> idődiagramok</w:t>
       </w:r>
-      <w:bookmarkEnd w:id="42"/>
+      <w:bookmarkEnd w:id="57"/>
     </w:p>
     <w:p>
       <w:pPr>
@@ -16660,7 +17145,7 @@
       <w:pPr>
         <w:pStyle w:val="Heading2"/>
       </w:pPr>
-      <w:bookmarkStart w:id="43" w:name="_Toc216099410"/>
+      <w:bookmarkStart w:id="58" w:name="_Toc216099410"/>
       <w:r>
         <w:t>5</w:t>
       </w:r>
@@ -16670,7 +17155,7 @@
       <w:r>
         <w:t xml:space="preserve"> Korrelációs mátrixok</w:t>
       </w:r>
-      <w:bookmarkEnd w:id="43"/>
+      <w:bookmarkEnd w:id="58"/>
     </w:p>
     <w:p>
       <w:pPr>
@@ -16832,7 +17317,7 @@
       <w:pPr>
         <w:pStyle w:val="Heading2"/>
       </w:pPr>
-      <w:bookmarkStart w:id="44" w:name="_Toc216099411"/>
+      <w:bookmarkStart w:id="59" w:name="_Toc216099411"/>
       <w:r>
         <w:t>5.</w:t>
       </w:r>
@@ -16861,7 +17346,7 @@
       <w:r>
         <w:t xml:space="preserve"> + CLIP)</w:t>
       </w:r>
-      <w:bookmarkEnd w:id="44"/>
+      <w:bookmarkEnd w:id="59"/>
       <w:r>
         <w:t xml:space="preserve"> </w:t>
       </w:r>
@@ -16998,7 +17483,7 @@
       <w:pPr>
         <w:pStyle w:val="Heading2"/>
       </w:pPr>
-      <w:bookmarkStart w:id="45" w:name="_Toc216099412"/>
+      <w:bookmarkStart w:id="60" w:name="_Toc216099412"/>
       <w:r>
         <w:lastRenderedPageBreak/>
         <w:t>5.</w:t>
@@ -17009,7 +17494,7 @@
       <w:r>
         <w:t>. Diagnosztikai elemzések</w:t>
       </w:r>
-      <w:bookmarkEnd w:id="45"/>
+      <w:bookmarkEnd w:id="60"/>
       <w:r>
         <w:t xml:space="preserve"> </w:t>
       </w:r>
@@ -18075,7 +18560,7 @@
       <w:pPr>
         <w:pStyle w:val="Heading2"/>
       </w:pPr>
-      <w:bookmarkStart w:id="46" w:name="_Toc216099413"/>
+      <w:bookmarkStart w:id="61" w:name="_Toc216099413"/>
       <w:r>
         <w:lastRenderedPageBreak/>
         <w:t>5.</w:t>
@@ -18094,7 +18579,7 @@
       <w:r>
         <w:t xml:space="preserve"> tartalmazó TWFE specifikációk</w:t>
       </w:r>
-      <w:bookmarkEnd w:id="46"/>
+      <w:bookmarkEnd w:id="61"/>
     </w:p>
     <w:p>
       <w:pPr>
@@ -23748,7 +24233,7 @@
 </file>
 
 <file path=customXml/itemProps1.xml><?xml version="1.0" encoding="utf-8"?>
-<ds:datastoreItem xmlns:ds="http://schemas.openxmlformats.org/officeDocument/2006/customXml" ds:itemID="{822109D3-722B-144A-82DA-D2DC682E60FE}">
+<ds:datastoreItem xmlns:ds="http://schemas.openxmlformats.org/officeDocument/2006/customXml" ds:itemID="{3BBF10C0-7364-6C4B-8E7A-253F17A72469}">
   <ds:schemaRefs>
     <ds:schemaRef ds:uri="http://schemas.openxmlformats.org/officeDocument/2006/bibliography"/>
   </ds:schemaRefs>

--- a/szakdoga-12-09.docx
+++ b/szakdoga-12-09.docx
@@ -5053,6 +5053,11 @@
       </w:r>
     </w:p>
     <w:p>
+      <w:pPr>
+        <w:rPr>
+          <w:lang w:val="en-US"/>
+        </w:rPr>
+      </w:pPr>
       <w:r>
         <w:t>Feltételezhető, hogy az olvasó tisztában van a mesterséges neurális hálózatok általános működésével, ezért a bevezetés a konvolúciós neurális hálózatokkal (CNN-ekkel) kezdődik. A CNN-ek olyan mélytanulási architektúrák, amelyeket elsősorban képfeldolgozási feladatokra fejlesztettek ki, és különösen alkalmasak vizuális mintázatok felismerésére.</w:t>
       </w:r>
@@ -5160,74 +5165,65 @@
         <w:pStyle w:val="Caption"/>
       </w:pPr>
       <w:r>
+        <w:t xml:space="preserve">1. </w:t>
+      </w:r>
+      <w:r>
         <w:t xml:space="preserve">ábra </w:t>
       </w:r>
       <w:r>
+        <w:t>CNN rétegek növelésével járó teljesítmény romlás</w:t>
+      </w:r>
+    </w:p>
+    <w:p>
+      <w:r>
+        <w:t>Viszont ennek a naiv megközelítése magában hordozza az eltűnő gradiens problémáját, amikor is a visszaterjesztés során a gradiens értékek olyan kicsivé válnak a korai rétegekben, hogy a súlyok alig vagy egyáltalán nem frissülnek. Így, ahogy a rétegek számának növelésével jelentősen megnehezül a súlyok frissítése, ami akadályozza a hatékony tanulási folyamatot</w:t>
+      </w:r>
+      <w:r>
+        <w:t xml:space="preserve">, </w:t>
+      </w:r>
+      <w:r>
+        <w:t>ezt szemlélteti a</w:t>
+      </w:r>
+      <w:r>
+        <w:t>z 1</w:t>
+      </w:r>
+      <w:r>
+        <w:t>.</w:t>
+      </w:r>
+      <w:r>
+        <w:t xml:space="preserve"> </w:t>
+      </w:r>
+      <w:r>
+        <w:t>ábra</w:t>
+      </w:r>
+      <w:r>
         <w:fldChar w:fldCharType="begin"/>
       </w:r>
       <w:r>
-        <w:instrText xml:space="preserve"> SEQ ábra \* ARABIC </w:instrText>
+        <w:instrText xml:space="preserve"> REF _Ref216193551 \r \h </w:instrText>
       </w:r>
       <w:r>
         <w:fldChar w:fldCharType="separate"/>
       </w:r>
       <w:r>
-        <w:rPr>
-          <w:noProof/>
-        </w:rPr>
-        <w:t>1</w:t>
-      </w:r>
-      <w:r>
-        <w:rPr>
-          <w:noProof/>
-        </w:rPr>
+        <w:t>[16.]</w:t>
+      </w:r>
+      <w:r>
         <w:fldChar w:fldCharType="end"/>
       </w:r>
       <w:r>
-        <w:t xml:space="preserve"> </w:t>
-      </w:r>
-      <w:r>
-        <w:t>CNN rétegek növelésével járó teljesítmény romlás</w:t>
-      </w:r>
-    </w:p>
-    <w:p>
-      <w:r>
-        <w:t>Viszont ennek a naiv megközelítése magában hordozza az eltűnő gradiens problémáját, amikor is a visszaterjesztés során a gradiens értékek olyan kicsivé válnak a korai rétegekben, hogy a súlyok alig vagy egyáltalán nem frissülnek. Így, ahogy a rétegek számának növelésével jelentősen megnehezül a súlyok frissítése, ami akadályozza a hatékony tanulási folyamatot</w:t>
-      </w:r>
-      <w:r>
-        <w:t xml:space="preserve">, </w:t>
-      </w:r>
-      <w:r>
-        <w:t>ezt szemlélteti a</w:t>
-      </w:r>
-      <w:r>
-        <w:t xml:space="preserve">z 1-es </w:t>
-      </w:r>
-      <w:r>
-        <w:t>ábra</w:t>
-      </w:r>
-      <w:r>
-        <w:fldChar w:fldCharType="begin"/>
-      </w:r>
-      <w:r>
-        <w:instrText xml:space="preserve"> REF _Ref216193551 \r \h </w:instrText>
-      </w:r>
-      <w:r>
-        <w:fldChar w:fldCharType="separate"/>
-      </w:r>
-      <w:r>
-        <w:t>[16.]</w:t>
-      </w:r>
-      <w:r>
-        <w:fldChar w:fldCharType="end"/>
-      </w:r>
-      <w:r>
         <w:t>.</w:t>
       </w:r>
     </w:p>
     <w:p>
       <w:r>
-        <w:t>E probléma kiküszöbölésére született meg a ResNet (Residual Network) architektúra, amely maradékblokkokat (residual blocks) alkalmaz. A maradékblokkokban a konvolúciós rétegek a szokott módon végzik a jellemzőkinyerést, azonban egy direkt összeköttetés – a skip connection – biztosítja, hogy a blokk bemenete változtatás nélkül hozzáadódjon a kimenethez. Így a hálózatnak nem az eredeti leképezést, H(x)-et kell megtanulnia, hanem a jóval egyszerebben tanulható maradékfüggvényt, F(x) = H(x) – x.</w:t>
+        <w:t>E probléma kiküszöbölésére született meg a ResNet (Residual Network) architektúra, amely maradékblokkokat (residual blocks) alkalmaz. A maradékblokkokban a konvolúciós rétegek a szokott módon végzik a jellemzőkinyerést, azonban egy direkt összeköttetés – a skip connection – biztosítja, hogy a blokk bemenete változtatás nélkül hozzáadódjon a kimenethez. Így a hálózatnak nem az eredeti leképezést, H(x)-et kell megtanulnia, hanem a jóval egyszer</w:t>
+      </w:r>
+      <w:r>
+        <w:t>ű</w:t>
+      </w:r>
+      <w:r>
+        <w:t>bben tanulható maradékfüggvényt, F(x) = H(x) – x.</w:t>
       </w:r>
       <w:r>
         <w:fldChar w:fldCharType="begin"/>
@@ -5337,7 +5333,13 @@
         <w:t>. E</w:t>
       </w:r>
       <w:r>
-        <w:t>gyesíti a precizitást [</w:t>
+        <w:t xml:space="preserve">gyesíti a </w:t>
+      </w:r>
+      <w:r>
+        <w:t>precision-t</w:t>
+      </w:r>
+      <w:r>
+        <w:t xml:space="preserve"> [</w:t>
       </w:r>
       <w:r>
         <w:rPr>
@@ -5347,7 +5349,13 @@
         <w:t>eq.1</w:t>
       </w:r>
       <w:r>
-        <w:t>] és a felidézést [</w:t>
+        <w:t xml:space="preserve">] és a </w:t>
+      </w:r>
+      <w:r>
+        <w:t>recall-t</w:t>
+      </w:r>
+      <w:r>
+        <w:t xml:space="preserve"> [</w:t>
       </w:r>
       <w:r>
         <w:rPr>
@@ -5610,7 +5618,21 @@
         <w:rPr>
           <w:lang w:val="en-HU"/>
         </w:rPr>
-        <w:t>A finomhangolás (transfer learning) az alkalmazott mélytanulási módszerek egyik kulcseleme volt, mivel lehetővé tette, hogy nagy, általános képi adatbázisokon előtanított modellek vizuális reprezentációit a márkafelismerési feladatra adaptáljam. Ennek során a hálózat mélyebb rétegei — amelyek a vizuális jellemzők stabil, általános mintázatait kódolják — változatlanul maradtak, míg a felső, feladat-specifikus rétegek újratanításával a modell képessé vált a logók és márkák finom különbségeinek megtanulására. Ez a megközelítés különösen hatékonynak bizonyult egy olyan problémában, ahol a rendelkezésre álló címkézett adat korlátozottabb, ugyanakkor a vizuális variabilitás rendkívül magas.</w:t>
+        <w:t xml:space="preserve">A </w:t>
+      </w:r>
+      <w:r>
+        <w:rPr>
+          <w:i/>
+          <w:iCs/>
+          <w:lang w:val="en-HU"/>
+        </w:rPr>
+        <w:t>transfer learning</w:t>
+      </w:r>
+      <w:r>
+        <w:rPr>
+          <w:lang w:val="en-HU"/>
+        </w:rPr>
+        <w:t xml:space="preserve"> az alkalmazott mélytanulási módszerek egyik kulcseleme volt, mivel lehetővé tette, hogy nagy, általános képi adatbázisokon előtanított modellek vizuális reprezentációit a márkafelismerési feladatra adaptáljam. Ennek során a hálózat mélyebb rétegei — amelyek a vizuális jellemzők stabil, általános mintázatait kódolják — változatlanul maradtak, míg a felső, feladat-specifikus rétegek újratanításával a modell képessé vált a logók és márkák finom különbségeinek megtanulására. Ez a megközelítés különösen hatékonynak bizonyult egy olyan problémában, ahol a rendelkezésre álló címkézett adat korlátozottabb, ugyanakkor a vizuális variabilitás rendkívül magas.</w:t>
       </w:r>
     </w:p>
     <w:p>
@@ -6506,9 +6528,6 @@
         </w:rPr>
       </w:pPr>
       <w:r>
-        <w:t xml:space="preserve">ábra </w:t>
-      </w:r>
-      <w:r>
         <w:fldChar w:fldCharType="begin"/>
       </w:r>
       <w:r>
@@ -6525,6 +6544,9 @@
       </w:r>
       <w:r>
         <w:fldChar w:fldCharType="end"/>
+      </w:r>
+      <w:r>
+        <w:t>. ábra</w:t>
       </w:r>
       <w:r>
         <w:t xml:space="preserve"> Finetuned, alap Resnet F1 értékei</w:t>
@@ -7646,9 +7668,6 @@
         <w:pStyle w:val="Caption"/>
       </w:pPr>
       <w:r>
-        <w:t xml:space="preserve">ábra </w:t>
-      </w:r>
-      <w:r>
         <w:fldChar w:fldCharType="begin"/>
       </w:r>
       <w:r>
@@ -7668,6 +7687,12 @@
           <w:noProof/>
         </w:rPr>
         <w:fldChar w:fldCharType="end"/>
+      </w:r>
+      <w:r>
+        <w:rPr>
+          <w:noProof/>
+        </w:rPr>
+        <w:t>. ábra</w:t>
       </w:r>
       <w:r>
         <w:t xml:space="preserve"> Márkák cikkszám eloszlása</w:t>
@@ -7730,28 +7755,7 @@
         <w:pStyle w:val="Caption"/>
       </w:pPr>
       <w:r>
-        <w:t xml:space="preserve">ábra </w:t>
-      </w:r>
-      <w:r>
-        <w:fldChar w:fldCharType="begin"/>
-      </w:r>
-      <w:r>
-        <w:instrText xml:space="preserve"> SEQ ábra \* ARABIC </w:instrText>
-      </w:r>
-      <w:r>
-        <w:fldChar w:fldCharType="separate"/>
-      </w:r>
-      <w:r>
-        <w:rPr>
-          <w:noProof/>
-        </w:rPr>
-        <w:t>4</w:t>
-      </w:r>
-      <w:r>
-        <w:rPr>
-          <w:noProof/>
-        </w:rPr>
-        <w:fldChar w:fldCharType="end"/>
+        <w:t>4. ábra</w:t>
       </w:r>
       <w:r>
         <w:t xml:space="preserve"> Márkák mémszám eloszlása</w:t>
@@ -7855,9 +7859,6 @@
         <w:pStyle w:val="Caption"/>
       </w:pPr>
       <w:r>
-        <w:t xml:space="preserve">ábra </w:t>
-      </w:r>
-      <w:r>
         <w:fldChar w:fldCharType="begin"/>
       </w:r>
       <w:r>
@@ -7877,6 +7878,12 @@
           <w:noProof/>
         </w:rPr>
         <w:fldChar w:fldCharType="end"/>
+      </w:r>
+      <w:r>
+        <w:rPr>
+          <w:noProof/>
+        </w:rPr>
+        <w:t>. ábra</w:t>
       </w:r>
       <w:r>
         <w:t xml:space="preserve"> </w:t>
@@ -7943,9 +7950,6 @@
         </w:rPr>
       </w:pPr>
       <w:r>
-        <w:t xml:space="preserve">ábra </w:t>
-      </w:r>
-      <w:r>
         <w:fldChar w:fldCharType="begin"/>
       </w:r>
       <w:r>
@@ -7965,6 +7969,12 @@
           <w:noProof/>
         </w:rPr>
         <w:fldChar w:fldCharType="end"/>
+      </w:r>
+      <w:r>
+        <w:rPr>
+          <w:noProof/>
+        </w:rPr>
+        <w:t>. ábra</w:t>
       </w:r>
       <w:r>
         <w:t xml:space="preserve"> Netflix mém-sentiment</w:t>
@@ -8208,7 +8218,7 @@
         <w:rPr>
           <w:lang w:val="en-HU"/>
         </w:rPr>
-        <w:t>Tehaát</w:t>
+        <w:t>Tehát</w:t>
       </w:r>
       <w:r>
         <w:rPr>
@@ -8301,28 +8311,7 @@
         </w:rPr>
       </w:pPr>
       <w:r>
-        <w:t xml:space="preserve">ábra </w:t>
-      </w:r>
-      <w:r>
-        <w:fldChar w:fldCharType="begin"/>
-      </w:r>
-      <w:r>
-        <w:instrText xml:space="preserve"> SEQ ábra \* ARABIC </w:instrText>
-      </w:r>
-      <w:r>
-        <w:fldChar w:fldCharType="separate"/>
-      </w:r>
-      <w:r>
-        <w:rPr>
-          <w:noProof/>
-        </w:rPr>
-        <w:t>7</w:t>
-      </w:r>
-      <w:r>
-        <w:rPr>
-          <w:noProof/>
-        </w:rPr>
-        <w:fldChar w:fldCharType="end"/>
+        <w:t>7. ábra</w:t>
       </w:r>
       <w:r>
         <w:t xml:space="preserve"> Releváns változók korrelációs mátrixa</w:t>
@@ -8462,7 +8451,19 @@
         <w:rPr>
           <w:lang w:val="en-HU"/>
         </w:rPr>
-        <w:t>A normalizált értékekhez minden τ pontra pointwise 95%-os konfidenciaintervallum tartozik, amely az átlag és a standard hiba alapján kerül meghatározásra. Ez a megközelítés illusztratív jellegű: nem korrigál az esetleges időbeli autokorrelációra, célja a dinamikus mintázatok vizuális feltárása.</w:t>
+        <w:t xml:space="preserve">A normalizált értékekhez minden τ pontra </w:t>
+      </w:r>
+      <w:r>
+        <w:rPr>
+          <w:lang w:val="en-HU"/>
+        </w:rPr>
+        <w:t>pontonként</w:t>
+      </w:r>
+      <w:r>
+        <w:rPr>
+          <w:lang w:val="en-HU"/>
+        </w:rPr>
+        <w:t xml:space="preserve"> 95%-os konfidenciaintervallum tartozik, amely az átlag és a standard hiba alapján kerül meghatározásra. Ez a megközelítés illusztratív jellegű: nem korrigál az esetleges időbeli autokorrelációra, célja a dinamikus mintázatok vizuális feltárása.</w:t>
       </w:r>
     </w:p>
     <w:p>
@@ -8552,9 +8553,6 @@
         <w:pStyle w:val="Caption"/>
       </w:pPr>
       <w:r>
-        <w:t xml:space="preserve">ábra </w:t>
-      </w:r>
-      <w:r>
         <w:fldChar w:fldCharType="begin"/>
       </w:r>
       <w:r>
@@ -8576,7 +8574,10 @@
         <w:fldChar w:fldCharType="end"/>
       </w:r>
       <w:r>
-        <w:t xml:space="preserve"> Pozitív</w:t>
+        <w:t xml:space="preserve">. ábra </w:t>
+      </w:r>
+      <w:r>
+        <w:t>Pozitív</w:t>
       </w:r>
       <w:r>
         <w:t xml:space="preserve"> esemény</w:t>
@@ -8636,31 +8637,37 @@
         <w:pStyle w:val="Caption"/>
       </w:pPr>
       <w:r>
+        <w:fldChar w:fldCharType="begin"/>
+      </w:r>
+      <w:r>
+        <w:instrText xml:space="preserve"> SEQ ábra \* ARABIC </w:instrText>
+      </w:r>
+      <w:r>
+        <w:fldChar w:fldCharType="separate"/>
+      </w:r>
+      <w:r>
+        <w:rPr>
+          <w:noProof/>
+        </w:rPr>
+        <w:t>9</w:t>
+      </w:r>
+      <w:r>
+        <w:rPr>
+          <w:noProof/>
+        </w:rPr>
+        <w:fldChar w:fldCharType="end"/>
+      </w:r>
+      <w:r>
+        <w:rPr>
+          <w:noProof/>
+        </w:rPr>
+        <w:t>.</w:t>
+      </w:r>
+      <w:r>
+        <w:t xml:space="preserve"> </w:t>
+      </w:r>
+      <w:r>
         <w:t xml:space="preserve">ábra </w:t>
-      </w:r>
-      <w:r>
-        <w:fldChar w:fldCharType="begin"/>
-      </w:r>
-      <w:r>
-        <w:instrText xml:space="preserve"> SEQ ábra \* ARABIC </w:instrText>
-      </w:r>
-      <w:r>
-        <w:fldChar w:fldCharType="separate"/>
-      </w:r>
-      <w:r>
-        <w:rPr>
-          <w:noProof/>
-        </w:rPr>
-        <w:t>9</w:t>
-      </w:r>
-      <w:r>
-        <w:rPr>
-          <w:noProof/>
-        </w:rPr>
-        <w:fldChar w:fldCharType="end"/>
-      </w:r>
-      <w:r>
-        <w:t xml:space="preserve"> </w:t>
       </w:r>
       <w:r>
         <w:t>Negatív</w:t>
@@ -8789,39 +8796,33 @@
         </w:rPr>
       </w:pPr>
       <w:r>
+        <w:fldChar w:fldCharType="begin"/>
+      </w:r>
+      <w:r>
+        <w:instrText xml:space="preserve"> SEQ ábra \* ARABIC </w:instrText>
+      </w:r>
+      <w:r>
+        <w:fldChar w:fldCharType="separate"/>
+      </w:r>
+      <w:r>
+        <w:rPr>
+          <w:noProof/>
+        </w:rPr>
+        <w:t>10</w:t>
+      </w:r>
+      <w:r>
+        <w:rPr>
+          <w:noProof/>
+        </w:rPr>
+        <w:fldChar w:fldCharType="end"/>
+      </w:r>
+      <w:r>
+        <w:t xml:space="preserve">. </w:t>
+      </w:r>
+      <w:r>
         <w:t xml:space="preserve">ábra </w:t>
       </w:r>
       <w:r>
-        <w:fldChar w:fldCharType="begin"/>
-      </w:r>
-      <w:r>
-        <w:instrText xml:space="preserve"> SEQ ábra \* ARABIC </w:instrText>
-      </w:r>
-      <w:r>
-        <w:fldChar w:fldCharType="separate"/>
-      </w:r>
-      <w:r>
-        <w:rPr>
-          <w:noProof/>
-        </w:rPr>
-        <w:t>10</w:t>
-      </w:r>
-      <w:r>
-        <w:rPr>
-          <w:noProof/>
-        </w:rPr>
-        <w:fldChar w:fldCharType="end"/>
-      </w:r>
-      <w:r>
-        <w:t xml:space="preserve"> </w:t>
-      </w:r>
-      <w:r>
-        <w:rPr>
-          <w:b w:val="0"/>
-          <w:bCs w:val="0"/>
-          <w:sz w:val="24"/>
-          <w:szCs w:val="24"/>
-        </w:rPr>
         <w:t>Negatív hírsokk Event–Placebo különbségfüggvénye</w:t>
       </w:r>
       <w:r>
@@ -9021,9 +9022,6 @@
         <w:pStyle w:val="Caption"/>
       </w:pPr>
       <w:r>
-        <w:t xml:space="preserve">ábra </w:t>
-      </w:r>
-      <w:r>
         <w:fldChar w:fldCharType="begin"/>
       </w:r>
       <w:r>
@@ -9043,6 +9041,15 @@
           <w:noProof/>
         </w:rPr>
         <w:fldChar w:fldCharType="end"/>
+      </w:r>
+      <w:r>
+        <w:rPr>
+          <w:noProof/>
+        </w:rPr>
+        <w:t xml:space="preserve">. </w:t>
+      </w:r>
+      <w:r>
+        <w:t>ábra</w:t>
       </w:r>
     </w:p>
     <w:p>
@@ -9326,56 +9333,57 @@
         <w:spacing w:before="120"/>
         <w:ind w:right="998" w:firstLine="1440"/>
       </w:pPr>
-      <m:oMathPara>
-        <m:oMath>
-          <m:r>
-            <w:rPr>
-              <w:rFonts w:ascii="Cambria Math" w:hAnsi="Cambria Math"/>
-            </w:rPr>
-            <w:lastRenderedPageBreak/>
-            <m:t>Yb,t​=αb+δt​+k=0∑K​βk​NYT_mentionb,t-k​+k=0∑K​θk​nyt_sentimentb,t-k​+λreddit_activityb,t-1​</m:t>
-          </m:r>
-          <m:r>
-            <m:rPr>
-              <m:sty m:val="p"/>
-            </m:rPr>
-            <w:rPr>
-              <w:rFonts w:ascii="Cambria Math" w:hAnsi="Cambria Math"/>
-            </w:rPr>
-            <m:t>+</m:t>
-          </m:r>
-          <m:r>
-            <w:rPr>
-              <w:rFonts w:ascii="Cambria Math" w:hAnsi="Cambria Math"/>
-            </w:rPr>
-            <m:t>εb</m:t>
-          </m:r>
-          <m:r>
-            <m:rPr>
-              <m:sty m:val="p"/>
-            </m:rPr>
-            <w:rPr>
-              <w:rFonts w:ascii="Cambria Math" w:hAnsi="Cambria Math"/>
-            </w:rPr>
-            <m:t>,</m:t>
-          </m:r>
-          <m:r>
-            <w:rPr>
-              <w:rFonts w:ascii="Cambria Math" w:hAnsi="Cambria Math"/>
-            </w:rPr>
-            <m:t>t</m:t>
-          </m:r>
-          <m:r>
-            <m:rPr>
-              <m:sty m:val="p"/>
-            </m:rPr>
-            <w:rPr>
-              <w:rFonts w:ascii="Cambria Math" w:hAnsi="Cambria Math"/>
-            </w:rPr>
-            <m:t>​,</m:t>
-          </m:r>
-        </m:oMath>
-      </m:oMathPara>
+      <m:oMath>
+        <m:r>
+          <w:rPr>
+            <w:rFonts w:ascii="Cambria Math" w:hAnsi="Cambria Math"/>
+          </w:rPr>
+          <w:lastRenderedPageBreak/>
+          <m:t>Yb,t​=αb+δt​+k=0∑K​βk​NYT_mentionb,t-k​+k=0∑K​θk​nyt_sentimentb,t-k​+λreddit_activityb,t-1​</m:t>
+        </m:r>
+        <m:r>
+          <m:rPr>
+            <m:sty m:val="p"/>
+          </m:rPr>
+          <w:rPr>
+            <w:rFonts w:ascii="Cambria Math" w:hAnsi="Cambria Math"/>
+          </w:rPr>
+          <m:t>+</m:t>
+        </m:r>
+        <m:r>
+          <w:rPr>
+            <w:rFonts w:ascii="Cambria Math" w:hAnsi="Cambria Math"/>
+          </w:rPr>
+          <m:t>εb</m:t>
+        </m:r>
+        <m:r>
+          <m:rPr>
+            <m:sty m:val="p"/>
+          </m:rPr>
+          <w:rPr>
+            <w:rFonts w:ascii="Cambria Math" w:hAnsi="Cambria Math"/>
+          </w:rPr>
+          <m:t>,</m:t>
+        </m:r>
+        <m:r>
+          <w:rPr>
+            <w:rFonts w:ascii="Cambria Math" w:hAnsi="Cambria Math"/>
+          </w:rPr>
+          <m:t>t</m:t>
+        </m:r>
+        <m:r>
+          <m:rPr>
+            <m:sty m:val="p"/>
+          </m:rPr>
+          <w:rPr>
+            <w:rFonts w:ascii="Cambria Math" w:hAnsi="Cambria Math"/>
+          </w:rPr>
+          <m:t>​,</m:t>
+        </m:r>
+      </m:oMath>
+      <w:r>
+        <w:t xml:space="preserve"> [eq. 4]</w:t>
+      </w:r>
     </w:p>
     <w:p>
       <w:pPr>
@@ -9572,11 +9580,11 @@
         <w:t>.)</w:t>
       </w:r>
       <w:r>
-        <w:t xml:space="preserve"> A kisebb és szelektált mintán becsült modellekben a koefficiensek nagyságrendje, iránya és időbeli lefutása szinte teljesen megegyezik a mention-only variánsokéval. A hírek érzelmi tónusa nem </w:t>
+        <w:t xml:space="preserve"> A kisebb és szelektált mintán becsült modellekben a koefficiensek nagyságrendje, iránya és időbeli lefutása szinte teljesen megegyezik a mention-only variánsokéval. A hírek érzelmi tónusa nem módosítja sem a megjelenések közvetlen, sem azok elnyújtott hatását, és nem jelenik meg </w:t>
       </w:r>
       <w:r>
         <w:lastRenderedPageBreak/>
-        <w:t>módosítja sem a megjelenések közvetlen, sem azok elnyújtott hatását, és nem jelenik meg olyan többletinformáció, amely a mémreakciók intenzívebb vagy tartósabb változását jelezné. A sentiment idősoros szerkezete sem hoz létre új dinamikát: a koefficioenspályák nem mutatnak egyedi mintázatot, és a kumulatív késleltetett hatások Wald-tesztjei nem jelzik összegzett szignifikancia fennállását</w:t>
+        <w:t>olyan többletinformáció, amely a mémreakciók intenzívebb vagy tartósabb változását jelezné. A sentiment idősoros szerkezete sem hoz létre új dinamikát: a koefficioenspályák nem mutatnak egyedi mintázatot, és a kumulatív késleltetett hatások Wald-tesztjei nem jelzik összegzett szignifikancia fennállását</w:t>
       </w:r>
     </w:p>
     <w:p>
@@ -9645,11 +9653,7 @@
     <w:p>
       <w:pPr>
         <w:pStyle w:val="Caption"/>
-        <w:jc w:val="both"/>
-      </w:pPr>
-      <w:r>
-        <w:t xml:space="preserve">ábra </w:t>
-      </w:r>
+      </w:pPr>
       <w:r>
         <w:fldChar w:fldCharType="begin"/>
       </w:r>
@@ -9670,6 +9674,18 @@
           <w:noProof/>
         </w:rPr>
         <w:fldChar w:fldCharType="end"/>
+      </w:r>
+      <w:r>
+        <w:rPr>
+          <w:noProof/>
+        </w:rPr>
+        <w:t>.</w:t>
+      </w:r>
+      <w:r>
+        <w:t xml:space="preserve"> </w:t>
+      </w:r>
+      <w:r>
+        <w:t>ábra</w:t>
       </w:r>
       <w:r>
         <w:t xml:space="preserve"> </w:t>
@@ -9735,11 +9751,7 @@
     <w:p>
       <w:pPr>
         <w:pStyle w:val="Caption"/>
-        <w:jc w:val="both"/>
-      </w:pPr>
-      <w:r>
-        <w:t xml:space="preserve">ábra </w:t>
-      </w:r>
+      </w:pPr>
       <w:r>
         <w:fldChar w:fldCharType="begin"/>
       </w:r>
@@ -9760,6 +9772,18 @@
           <w:noProof/>
         </w:rPr>
         <w:fldChar w:fldCharType="end"/>
+      </w:r>
+      <w:r>
+        <w:rPr>
+          <w:noProof/>
+        </w:rPr>
+        <w:t>.</w:t>
+      </w:r>
+      <w:r>
+        <w:t xml:space="preserve"> </w:t>
+      </w:r>
+      <w:r>
+        <w:t>ábra</w:t>
       </w:r>
       <w:r>
         <w:t xml:space="preserve"> Sentimentet nélkülöző TWFE-specifikáció (log1p_meme_engagement)</w:t>
@@ -13451,7 +13475,7 @@
         <w:pStyle w:val="Caption"/>
       </w:pPr>
       <w:r>
-        <w:t xml:space="preserve">Függelék ábra </w:t>
+        <w:t xml:space="preserve">Függelék </w:t>
       </w:r>
       <w:r>
         <w:fldChar w:fldCharType="begin"/>
@@ -13473,6 +13497,18 @@
           <w:noProof/>
         </w:rPr>
         <w:fldChar w:fldCharType="end"/>
+      </w:r>
+      <w:r>
+        <w:rPr>
+          <w:noProof/>
+        </w:rPr>
+        <w:t>.</w:t>
+      </w:r>
+      <w:r>
+        <w:t xml:space="preserve"> </w:t>
+      </w:r>
+      <w:r>
+        <w:t>ábra</w:t>
       </w:r>
       <w:r>
         <w:t xml:space="preserve"> Amazon-cikk idődiagram</w:t>
@@ -13536,7 +13572,7 @@
         <w:pStyle w:val="Caption"/>
       </w:pPr>
       <w:r>
-        <w:t xml:space="preserve">Függelék ábra </w:t>
+        <w:t xml:space="preserve">Függelék </w:t>
       </w:r>
       <w:r>
         <w:fldChar w:fldCharType="begin"/>
@@ -13558,6 +13594,18 @@
           <w:noProof/>
         </w:rPr>
         <w:fldChar w:fldCharType="end"/>
+      </w:r>
+      <w:r>
+        <w:rPr>
+          <w:noProof/>
+        </w:rPr>
+        <w:t>.</w:t>
+      </w:r>
+      <w:r>
+        <w:t xml:space="preserve"> </w:t>
+      </w:r>
+      <w:r>
+        <w:t>ábra</w:t>
       </w:r>
       <w:r>
         <w:t xml:space="preserve"> Apple mém-cikk idődiagram</w:t>
@@ -13621,7 +13669,7 @@
         <w:pStyle w:val="Caption"/>
       </w:pPr>
       <w:r>
-        <w:t xml:space="preserve">Függelék ábra </w:t>
+        <w:t xml:space="preserve">Függelék </w:t>
       </w:r>
       <w:r>
         <w:fldChar w:fldCharType="begin"/>
@@ -13643,6 +13691,18 @@
           <w:noProof/>
         </w:rPr>
         <w:fldChar w:fldCharType="end"/>
+      </w:r>
+      <w:r>
+        <w:rPr>
+          <w:noProof/>
+        </w:rPr>
+        <w:t>.</w:t>
+      </w:r>
+      <w:r>
+        <w:t xml:space="preserve"> </w:t>
+      </w:r>
+      <w:r>
+        <w:t>ábra</w:t>
       </w:r>
       <w:r>
         <w:t xml:space="preserve"> Facebook mém-cikk idődiagram</w:t>
@@ -13706,7 +13766,7 @@
         <w:pStyle w:val="Caption"/>
       </w:pPr>
       <w:r>
-        <w:t xml:space="preserve">Függelék ábra </w:t>
+        <w:t xml:space="preserve">Függelék </w:t>
       </w:r>
       <w:r>
         <w:fldChar w:fldCharType="begin"/>
@@ -13728,6 +13788,18 @@
           <w:noProof/>
         </w:rPr>
         <w:fldChar w:fldCharType="end"/>
+      </w:r>
+      <w:r>
+        <w:rPr>
+          <w:noProof/>
+        </w:rPr>
+        <w:t>.</w:t>
+      </w:r>
+      <w:r>
+        <w:t xml:space="preserve"> </w:t>
+      </w:r>
+      <w:r>
+        <w:t>ábra</w:t>
       </w:r>
       <w:r>
         <w:t xml:space="preserve"> Instagram mém-cikk idődiagram</w:t>
@@ -13792,7 +13864,7 @@
         <w:pStyle w:val="Caption"/>
       </w:pPr>
       <w:r>
-        <w:t xml:space="preserve">Függelék ábra </w:t>
+        <w:t xml:space="preserve">Függelék </w:t>
       </w:r>
       <w:r>
         <w:fldChar w:fldCharType="begin"/>
@@ -13814,6 +13886,18 @@
           <w:noProof/>
         </w:rPr>
         <w:fldChar w:fldCharType="end"/>
+      </w:r>
+      <w:r>
+        <w:rPr>
+          <w:noProof/>
+        </w:rPr>
+        <w:t>.</w:t>
+      </w:r>
+      <w:r>
+        <w:t xml:space="preserve"> </w:t>
+      </w:r>
+      <w:r>
+        <w:t>ábra</w:t>
       </w:r>
       <w:r>
         <w:t xml:space="preserve"> Microsoft mém-cikk idődiagram</w:t>
@@ -13877,7 +13961,7 @@
         <w:pStyle w:val="Caption"/>
       </w:pPr>
       <w:r>
-        <w:t xml:space="preserve">Függelék ábra </w:t>
+        <w:t xml:space="preserve">Függelék </w:t>
       </w:r>
       <w:r>
         <w:fldChar w:fldCharType="begin"/>
@@ -13899,6 +13983,18 @@
           <w:noProof/>
         </w:rPr>
         <w:fldChar w:fldCharType="end"/>
+      </w:r>
+      <w:r>
+        <w:rPr>
+          <w:noProof/>
+        </w:rPr>
+        <w:t>.</w:t>
+      </w:r>
+      <w:r>
+        <w:t xml:space="preserve"> </w:t>
+      </w:r>
+      <w:r>
+        <w:t>ábra</w:t>
       </w:r>
       <w:r>
         <w:t xml:space="preserve"> Netflix mém-cikk idődiagram</w:t>
@@ -13962,7 +14058,7 @@
         <w:pStyle w:val="Caption"/>
       </w:pPr>
       <w:r>
-        <w:t xml:space="preserve">Függelék ábra </w:t>
+        <w:t xml:space="preserve">Függelék </w:t>
       </w:r>
       <w:r>
         <w:fldChar w:fldCharType="begin"/>
@@ -13984,6 +14080,18 @@
           <w:noProof/>
         </w:rPr>
         <w:fldChar w:fldCharType="end"/>
+      </w:r>
+      <w:r>
+        <w:rPr>
+          <w:noProof/>
+        </w:rPr>
+        <w:t>.</w:t>
+      </w:r>
+      <w:r>
+        <w:t xml:space="preserve"> </w:t>
+      </w:r>
+      <w:r>
+        <w:t>ábra</w:t>
       </w:r>
       <w:r>
         <w:t xml:space="preserve"> Spotify mém-cikk idődiagram</w:t>
@@ -14047,7 +14155,7 @@
         <w:pStyle w:val="Caption"/>
       </w:pPr>
       <w:r>
-        <w:t xml:space="preserve">Függelék ábra </w:t>
+        <w:t xml:space="preserve">Függelék </w:t>
       </w:r>
       <w:r>
         <w:fldChar w:fldCharType="begin"/>
@@ -14069,6 +14177,18 @@
           <w:noProof/>
         </w:rPr>
         <w:fldChar w:fldCharType="end"/>
+      </w:r>
+      <w:r>
+        <w:rPr>
+          <w:noProof/>
+        </w:rPr>
+        <w:t>.</w:t>
+      </w:r>
+      <w:r>
+        <w:t xml:space="preserve"> </w:t>
+      </w:r>
+      <w:r>
+        <w:t>ábra</w:t>
       </w:r>
       <w:r>
         <w:t xml:space="preserve"> Tesla mém-cikk idődiagram</w:t>
@@ -14133,7 +14253,7 @@
         <w:pStyle w:val="Caption"/>
       </w:pPr>
       <w:r>
-        <w:t xml:space="preserve">Függelék ábra </w:t>
+        <w:t xml:space="preserve">Függelék </w:t>
       </w:r>
       <w:r>
         <w:fldChar w:fldCharType="begin"/>
@@ -14155,6 +14275,18 @@
           <w:noProof/>
         </w:rPr>
         <w:fldChar w:fldCharType="end"/>
+      </w:r>
+      <w:r>
+        <w:rPr>
+          <w:noProof/>
+        </w:rPr>
+        <w:t>.</w:t>
+      </w:r>
+      <w:r>
+        <w:t xml:space="preserve"> </w:t>
+      </w:r>
+      <w:r>
+        <w:t>ábra</w:t>
       </w:r>
       <w:r>
         <w:t xml:space="preserve"> Youtube mém-cikk idődiagram</w:t>
@@ -14225,10 +14357,9 @@
     <w:p>
       <w:pPr>
         <w:pStyle w:val="Caption"/>
-        <w:jc w:val="both"/>
-      </w:pPr>
-      <w:r>
-        <w:t xml:space="preserve">Függelék ábra </w:t>
+      </w:pPr>
+      <w:r>
+        <w:t xml:space="preserve">Függelék </w:t>
       </w:r>
       <w:r>
         <w:fldChar w:fldCharType="begin"/>
@@ -14250,6 +14381,18 @@
           <w:noProof/>
         </w:rPr>
         <w:fldChar w:fldCharType="end"/>
+      </w:r>
+      <w:r>
+        <w:rPr>
+          <w:noProof/>
+        </w:rPr>
+        <w:t>.</w:t>
+      </w:r>
+      <w:r>
+        <w:t xml:space="preserve"> </w:t>
+      </w:r>
+      <w:r>
+        <w:t>ábra</w:t>
       </w:r>
     </w:p>
     <w:p>
@@ -14306,10 +14449,9 @@
     <w:p>
       <w:pPr>
         <w:pStyle w:val="Caption"/>
-        <w:jc w:val="both"/>
-      </w:pPr>
-      <w:r>
-        <w:t xml:space="preserve">Függelék ábra </w:t>
+      </w:pPr>
+      <w:r>
+        <w:t xml:space="preserve">Függelék </w:t>
       </w:r>
       <w:r>
         <w:fldChar w:fldCharType="begin"/>
@@ -14331,6 +14473,18 @@
           <w:noProof/>
         </w:rPr>
         <w:fldChar w:fldCharType="end"/>
+      </w:r>
+      <w:r>
+        <w:rPr>
+          <w:noProof/>
+        </w:rPr>
+        <w:t>.</w:t>
+      </w:r>
+      <w:r>
+        <w:t xml:space="preserve"> </w:t>
+      </w:r>
+      <w:r>
+        <w:t>ábra</w:t>
       </w:r>
     </w:p>
     <w:p>
@@ -14492,10 +14646,9 @@
     <w:p>
       <w:pPr>
         <w:pStyle w:val="Caption"/>
-        <w:jc w:val="both"/>
-      </w:pPr>
-      <w:r>
-        <w:t xml:space="preserve">Függelék ábra </w:t>
+      </w:pPr>
+      <w:r>
+        <w:t xml:space="preserve">Függelék </w:t>
       </w:r>
       <w:r>
         <w:fldChar w:fldCharType="begin"/>
@@ -14520,8 +14673,18 @@
       </w:r>
       <w:r>
         <w:rPr>
-          <w:b w:val="0"/>
-          <w:bCs w:val="0"/>
+          <w:noProof/>
+        </w:rPr>
+        <w:t>.</w:t>
+      </w:r>
+      <w:r>
+        <w:t xml:space="preserve"> </w:t>
+      </w:r>
+      <w:r>
+        <w:t>ábra</w:t>
+      </w:r>
+      <w:r>
+        <w:rPr>
           <w:sz w:val="24"/>
           <w:szCs w:val="24"/>
         </w:rPr>
@@ -14598,10 +14761,9 @@
     <w:p>
       <w:pPr>
         <w:pStyle w:val="Caption"/>
-        <w:jc w:val="both"/>
-      </w:pPr>
-      <w:r>
-        <w:t xml:space="preserve">Függelék ábra </w:t>
+      </w:pPr>
+      <w:r>
+        <w:t xml:space="preserve">Függelék </w:t>
       </w:r>
       <w:r>
         <w:fldChar w:fldCharType="begin"/>
@@ -14626,8 +14788,18 @@
       </w:r>
       <w:r>
         <w:rPr>
-          <w:b w:val="0"/>
-          <w:bCs w:val="0"/>
+          <w:noProof/>
+        </w:rPr>
+        <w:t>.</w:t>
+      </w:r>
+      <w:r>
+        <w:t xml:space="preserve"> </w:t>
+      </w:r>
+      <w:r>
+        <w:t>ábra</w:t>
+      </w:r>
+      <w:r>
+        <w:rPr>
           <w:sz w:val="24"/>
           <w:szCs w:val="24"/>
         </w:rPr>
@@ -14694,10 +14866,9 @@
     <w:p>
       <w:pPr>
         <w:pStyle w:val="Caption"/>
-        <w:jc w:val="both"/>
-      </w:pPr>
-      <w:r>
-        <w:t xml:space="preserve">Függelék ábra </w:t>
+      </w:pPr>
+      <w:r>
+        <w:t xml:space="preserve">Függelék </w:t>
       </w:r>
       <w:r>
         <w:fldChar w:fldCharType="begin"/>
@@ -14719,6 +14890,18 @@
           <w:noProof/>
         </w:rPr>
         <w:fldChar w:fldCharType="end"/>
+      </w:r>
+      <w:r>
+        <w:rPr>
+          <w:noProof/>
+        </w:rPr>
+        <w:t>.</w:t>
+      </w:r>
+      <w:r>
+        <w:t xml:space="preserve"> </w:t>
+      </w:r>
+      <w:r>
+        <w:t>ábra</w:t>
       </w:r>
       <w:r>
         <w:t xml:space="preserve"> Pozitív</w:t>
@@ -14819,10 +15002,9 @@
     <w:p>
       <w:pPr>
         <w:pStyle w:val="Caption"/>
-        <w:jc w:val="both"/>
-      </w:pPr>
-      <w:r>
-        <w:t xml:space="preserve">Függelék ábra </w:t>
+      </w:pPr>
+      <w:r>
+        <w:t xml:space="preserve">Függelék </w:t>
       </w:r>
       <w:r>
         <w:fldChar w:fldCharType="begin"/>
@@ -14844,6 +15026,18 @@
           <w:noProof/>
         </w:rPr>
         <w:fldChar w:fldCharType="end"/>
+      </w:r>
+      <w:r>
+        <w:rPr>
+          <w:noProof/>
+        </w:rPr>
+        <w:t>.</w:t>
+      </w:r>
+      <w:r>
+        <w:t xml:space="preserve"> </w:t>
+      </w:r>
+      <w:r>
+        <w:t>ábra</w:t>
       </w:r>
       <w:r>
         <w:t xml:space="preserve"> Pozitív események, </w:t>
@@ -14909,10 +15103,9 @@
     <w:p>
       <w:pPr>
         <w:pStyle w:val="Caption"/>
-        <w:jc w:val="both"/>
-      </w:pPr>
-      <w:r>
-        <w:t xml:space="preserve">Függelék ábra </w:t>
+      </w:pPr>
+      <w:r>
+        <w:t xml:space="preserve">Függelék </w:t>
       </w:r>
       <w:r>
         <w:fldChar w:fldCharType="begin"/>
@@ -14934,6 +15127,18 @@
           <w:noProof/>
         </w:rPr>
         <w:fldChar w:fldCharType="end"/>
+      </w:r>
+      <w:r>
+        <w:rPr>
+          <w:noProof/>
+        </w:rPr>
+        <w:t>.</w:t>
+      </w:r>
+      <w:r>
+        <w:t xml:space="preserve"> </w:t>
+      </w:r>
+      <w:r>
+        <w:t>ábra</w:t>
       </w:r>
       <w:r>
         <w:t xml:space="preserve"> Pozitív események, </w:t>
@@ -14973,8 +15178,6 @@
     <w:p>
       <w:pPr>
         <w:pStyle w:val="Caption"/>
-        <w:keepNext/>
-        <w:ind w:firstLine="720"/>
       </w:pPr>
       <w:r>
         <w:rPr>
@@ -15026,10 +15229,9 @@
     <w:p>
       <w:pPr>
         <w:pStyle w:val="Caption"/>
-        <w:jc w:val="both"/>
-      </w:pPr>
-      <w:r>
-        <w:t xml:space="preserve">Függelék ábra </w:t>
+      </w:pPr>
+      <w:r>
+        <w:t xml:space="preserve">Függelék </w:t>
       </w:r>
       <w:r>
         <w:fldChar w:fldCharType="begin"/>
@@ -15053,16 +15255,27 @@
         <w:fldChar w:fldCharType="end"/>
       </w:r>
       <w:r>
+        <w:rPr>
+          <w:noProof/>
+        </w:rPr>
+        <w:t>.</w:t>
+      </w:r>
+      <w:r>
         <w:t xml:space="preserve"> </w:t>
       </w:r>
       <w:r>
+        <w:t>ábra</w:t>
+      </w:r>
+      <w:r>
+        <w:t xml:space="preserve"> </w:t>
+      </w:r>
+      <w:r>
         <w:t>Negatív események: alternatív kimenet (log1p_meme_engagement)</w:t>
       </w:r>
     </w:p>
     <w:p>
       <w:pPr>
         <w:pStyle w:val="Caption"/>
-        <w:keepNext/>
       </w:pPr>
       <w:r>
         <w:rPr>
@@ -15115,10 +15328,9 @@
     <w:p>
       <w:pPr>
         <w:pStyle w:val="Caption"/>
-        <w:jc w:val="both"/>
-      </w:pPr>
-      <w:r>
-        <w:t xml:space="preserve">Függelék ábra </w:t>
+      </w:pPr>
+      <w:r>
+        <w:t xml:space="preserve">Függelék </w:t>
       </w:r>
       <w:r>
         <w:fldChar w:fldCharType="begin"/>
@@ -15142,9 +15354,21 @@
         <w:fldChar w:fldCharType="end"/>
       </w:r>
       <w:r>
+        <w:rPr>
+          <w:noProof/>
+        </w:rPr>
+        <w:t>.</w:t>
+      </w:r>
+      <w:r>
         <w:t xml:space="preserve"> </w:t>
       </w:r>
       <w:r>
+        <w:t>ábra</w:t>
+      </w:r>
+      <w:r>
+        <w:t xml:space="preserve"> </w:t>
+      </w:r>
+      <w:r>
         <w:t>Pozitív események: alternatív kimenet (log1p_meme_volume)</w:t>
       </w:r>
     </w:p>
@@ -15172,7 +15396,6 @@
     <w:p>
       <w:pPr>
         <w:pStyle w:val="Caption"/>
-        <w:keepNext/>
       </w:pPr>
       <w:r>
         <w:rPr>
@@ -15224,10 +15447,9 @@
     <w:p>
       <w:pPr>
         <w:pStyle w:val="Caption"/>
-        <w:jc w:val="both"/>
-      </w:pPr>
-      <w:r>
-        <w:t xml:space="preserve">Függelék ábra </w:t>
+      </w:pPr>
+      <w:r>
+        <w:t xml:space="preserve">Függelék </w:t>
       </w:r>
       <w:r>
         <w:fldChar w:fldCharType="begin"/>
@@ -15251,16 +15473,27 @@
         <w:fldChar w:fldCharType="end"/>
       </w:r>
       <w:r>
+        <w:rPr>
+          <w:noProof/>
+        </w:rPr>
+        <w:t>.</w:t>
+      </w:r>
+      <w:r>
         <w:t xml:space="preserve"> </w:t>
       </w:r>
       <w:r>
+        <w:t>ábra</w:t>
+      </w:r>
+      <w:r>
+        <w:t xml:space="preserve"> </w:t>
+      </w:r>
+      <w:r>
         <w:t>Eseménydefiníció NYT-említésszám alapján (negatív)</w:t>
       </w:r>
     </w:p>
     <w:p>
       <w:pPr>
         <w:pStyle w:val="Caption"/>
-        <w:keepNext/>
       </w:pPr>
       <w:r>
         <w:rPr>
@@ -15313,10 +15546,9 @@
     <w:p>
       <w:pPr>
         <w:pStyle w:val="Caption"/>
-        <w:jc w:val="both"/>
-      </w:pPr>
-      <w:r>
-        <w:t xml:space="preserve">Függelék ábra </w:t>
+      </w:pPr>
+      <w:r>
+        <w:t xml:space="preserve">Függelék </w:t>
       </w:r>
       <w:r>
         <w:fldChar w:fldCharType="begin"/>
@@ -15340,9 +15572,21 @@
         <w:fldChar w:fldCharType="end"/>
       </w:r>
       <w:r>
+        <w:rPr>
+          <w:noProof/>
+        </w:rPr>
+        <w:t>.</w:t>
+      </w:r>
+      <w:r>
         <w:t xml:space="preserve"> </w:t>
       </w:r>
       <w:r>
+        <w:t>ábra</w:t>
+      </w:r>
+      <w:r>
+        <w:t xml:space="preserve"> </w:t>
+      </w:r>
+      <w:r>
         <w:t>Eseménydefiníció NYT-említésszám alapján (pozitív)</w:t>
       </w:r>
     </w:p>
@@ -15368,7 +15612,6 @@
     <w:p>
       <w:pPr>
         <w:pStyle w:val="Caption"/>
-        <w:keepNext/>
       </w:pPr>
       <w:r>
         <w:rPr>
@@ -15420,10 +15663,9 @@
     <w:p>
       <w:pPr>
         <w:pStyle w:val="Caption"/>
-        <w:jc w:val="both"/>
-      </w:pPr>
-      <w:r>
-        <w:t xml:space="preserve">Függelék ábra </w:t>
+      </w:pPr>
+      <w:r>
+        <w:t xml:space="preserve">Függelék </w:t>
       </w:r>
       <w:r>
         <w:fldChar w:fldCharType="begin"/>
@@ -15445,6 +15687,18 @@
           <w:noProof/>
         </w:rPr>
         <w:fldChar w:fldCharType="end"/>
+      </w:r>
+      <w:r>
+        <w:rPr>
+          <w:noProof/>
+        </w:rPr>
+        <w:t>.</w:t>
+      </w:r>
+      <w:r>
+        <w:t xml:space="preserve"> </w:t>
+      </w:r>
+      <w:r>
+        <w:t>ábra</w:t>
       </w:r>
       <w:r>
         <w:t xml:space="preserve"> </w:t>
@@ -15539,10 +15793,9 @@
     <w:p>
       <w:pPr>
         <w:pStyle w:val="Caption"/>
-        <w:jc w:val="both"/>
-      </w:pPr>
-      <w:r>
-        <w:t xml:space="preserve">Függelék ábra </w:t>
+      </w:pPr>
+      <w:r>
+        <w:t xml:space="preserve">Függelék </w:t>
       </w:r>
       <w:r>
         <w:fldChar w:fldCharType="begin"/>
@@ -15564,6 +15817,18 @@
           <w:noProof/>
         </w:rPr>
         <w:fldChar w:fldCharType="end"/>
+      </w:r>
+      <w:r>
+        <w:rPr>
+          <w:noProof/>
+        </w:rPr>
+        <w:t>.</w:t>
+      </w:r>
+      <w:r>
+        <w:t xml:space="preserve"> </w:t>
+      </w:r>
+      <w:r>
+        <w:t>ábra</w:t>
       </w:r>
       <w:r>
         <w:t xml:space="preserve"> Sentimentet is tartalmazó TWFE-specifikáció (log1p_meme_engagement) </w:t>
@@ -15625,10 +15890,9 @@
     <w:p>
       <w:pPr>
         <w:pStyle w:val="Caption"/>
-        <w:jc w:val="both"/>
-      </w:pPr>
-      <w:r>
-        <w:t xml:space="preserve">Függelék ábra </w:t>
+      </w:pPr>
+      <w:r>
+        <w:t xml:space="preserve">Függelék </w:t>
       </w:r>
       <w:r>
         <w:fldChar w:fldCharType="begin"/>
@@ -15650,6 +15914,18 @@
           <w:noProof/>
         </w:rPr>
         <w:fldChar w:fldCharType="end"/>
+      </w:r>
+      <w:r>
+        <w:rPr>
+          <w:noProof/>
+        </w:rPr>
+        <w:t>.</w:t>
+      </w:r>
+      <w:r>
+        <w:t xml:space="preserve"> </w:t>
+      </w:r>
+      <w:r>
+        <w:t>ábra</w:t>
       </w:r>
       <w:r>
         <w:t xml:space="preserve"> </w:t>
@@ -20252,7 +20528,7 @@
     <w:autoRedefine/>
     <w:uiPriority w:val="35"/>
     <w:qFormat/>
-    <w:rsid w:val="00230DEE"/>
+    <w:rsid w:val="004502AD"/>
     <w:pPr>
       <w:spacing w:before="120" w:after="240"/>
       <w:ind w:firstLine="0"/>
@@ -21115,7 +21391,7 @@
 </file>
 
 <file path=customXml/itemProps1.xml><?xml version="1.0" encoding="utf-8"?>
-<ds:datastoreItem xmlns:ds="http://schemas.openxmlformats.org/officeDocument/2006/customXml" ds:itemID="{C5458D56-8291-EB42-B207-34FE1A583CB4}">
+<ds:datastoreItem xmlns:ds="http://schemas.openxmlformats.org/officeDocument/2006/customXml" ds:itemID="{190FF0B8-5DC9-B445-8121-2894DB8C8D24}">
   <ds:schemaRefs>
     <ds:schemaRef ds:uri="http://schemas.openxmlformats.org/officeDocument/2006/bibliography"/>
   </ds:schemaRefs>

--- a/szakdoga-12-09.docx
+++ b/szakdoga-12-09.docx
@@ -864,63 +864,108 @@
           <w14:ligatures w14:val="standardContextual"/>
         </w:rPr>
       </w:pPr>
-      <w:hyperlink w:anchor="_Toc216283003" w:history="1">
-        <w:r>
-          <w:rPr>
-            <w:rStyle w:val="Hyperlink"/>
-            <w:noProof/>
-          </w:rPr>
-          <w:t>Abstract</w:t>
-        </w:r>
-        <w:r>
-          <w:rPr>
-            <w:noProof/>
-            <w:webHidden/>
-          </w:rPr>
-          <w:tab/>
-        </w:r>
-        <w:r>
-          <w:rPr>
-            <w:noProof/>
-            <w:webHidden/>
-          </w:rPr>
-          <w:fldChar w:fldCharType="begin"/>
-        </w:r>
-        <w:r>
-          <w:rPr>
-            <w:noProof/>
-            <w:webHidden/>
-          </w:rPr>
-          <w:instrText xml:space="preserve"> PAGEREF _Toc216283003 \h </w:instrText>
-        </w:r>
-        <w:r>
-          <w:rPr>
-            <w:noProof/>
-            <w:webHidden/>
-          </w:rPr>
-        </w:r>
-        <w:r>
-          <w:rPr>
-            <w:noProof/>
-            <w:webHidden/>
-          </w:rPr>
-          <w:fldChar w:fldCharType="separate"/>
-        </w:r>
-        <w:r>
-          <w:rPr>
-            <w:noProof/>
-            <w:webHidden/>
-          </w:rPr>
-          <w:t>8</w:t>
-        </w:r>
-        <w:r>
-          <w:rPr>
-            <w:noProof/>
-            <w:webHidden/>
-          </w:rPr>
-          <w:fldChar w:fldCharType="end"/>
-        </w:r>
-      </w:hyperlink>
+      <w:r>
+        <w:rPr>
+          <w:rStyle w:val="Hyperlink"/>
+          <w:noProof/>
+        </w:rPr>
+        <w:fldChar w:fldCharType="begin"/>
+      </w:r>
+      <w:r>
+        <w:rPr>
+          <w:rStyle w:val="Hyperlink"/>
+          <w:noProof/>
+        </w:rPr>
+        <w:instrText xml:space="preserve"> </w:instrText>
+      </w:r>
+      <w:r>
+        <w:rPr>
+          <w:noProof/>
+        </w:rPr>
+        <w:instrText>HYPERLINK \l "_Toc216283003"</w:instrText>
+      </w:r>
+      <w:r>
+        <w:rPr>
+          <w:rStyle w:val="Hyperlink"/>
+          <w:noProof/>
+        </w:rPr>
+        <w:instrText xml:space="preserve"> </w:instrText>
+      </w:r>
+      <w:r>
+        <w:rPr>
+          <w:rStyle w:val="Hyperlink"/>
+          <w:noProof/>
+        </w:rPr>
+      </w:r>
+      <w:r>
+        <w:rPr>
+          <w:rStyle w:val="Hyperlink"/>
+          <w:noProof/>
+        </w:rPr>
+        <w:fldChar w:fldCharType="separate"/>
+      </w:r>
+      <w:r>
+        <w:rPr>
+          <w:rStyle w:val="Hyperlink"/>
+          <w:noProof/>
+        </w:rPr>
+        <w:t>Abstract</w:t>
+      </w:r>
+      <w:r>
+        <w:rPr>
+          <w:noProof/>
+          <w:webHidden/>
+        </w:rPr>
+        <w:tab/>
+      </w:r>
+      <w:r>
+        <w:rPr>
+          <w:noProof/>
+          <w:webHidden/>
+        </w:rPr>
+        <w:fldChar w:fldCharType="begin"/>
+      </w:r>
+      <w:r>
+        <w:rPr>
+          <w:noProof/>
+          <w:webHidden/>
+        </w:rPr>
+        <w:instrText xml:space="preserve"> PAGEREF _Toc216283003 \h </w:instrText>
+      </w:r>
+      <w:r>
+        <w:rPr>
+          <w:noProof/>
+          <w:webHidden/>
+        </w:rPr>
+      </w:r>
+      <w:r>
+        <w:rPr>
+          <w:noProof/>
+          <w:webHidden/>
+        </w:rPr>
+        <w:fldChar w:fldCharType="separate"/>
+      </w:r>
+      <w:r>
+        <w:rPr>
+          <w:noProof/>
+          <w:webHidden/>
+        </w:rPr>
+        <w:t>8</w:t>
+      </w:r>
+      <w:r>
+        <w:rPr>
+          <w:noProof/>
+          <w:webHidden/>
+        </w:rPr>
+        <w:fldChar w:fldCharType="end"/>
+      </w:r>
+      <w:r>
+        <w:rPr>
+          <w:rStyle w:val="Hyperlink"/>
+          <w:noProof/>
+        </w:rPr>
+        <w:fldChar w:fldCharType="end"/>
+      </w:r>
     </w:p>
     <w:p>
       <w:pPr>
@@ -4164,114 +4209,108 @@
       <w:bookmarkEnd w:id="0"/>
     </w:p>
     <w:p>
-      <w:r>
-        <w:t>A mémek a digitális kommunikáció és a márkák online megjelenésének meghatározó elemei. A dolgozat célja, hogy bemutassa, miként jelennek meg a vezető nemzetközi márkák a közösségi médiában terjedő mémekben, és hogyan azonosíthatók ezek a mintázatok mesterséges intelligencia segítségével.</w:t>
-      </w:r>
-    </w:p>
-    <w:p>
-      <w:r>
-        <w:t xml:space="preserve">A hallgató feladata egy AI-alapú képfeldolgozó és szövegfelismerő (OCR) elemző rendszer fejlesztése, amely képes a mémek vizuális és szöveges elemeinek automatikus felismerésére és kategorizálására. A rendszer több komponensből épül fel: </w:t>
-      </w:r>
-      <w:proofErr w:type="gramStart"/>
-      <w:r>
-        <w:t>multi-</w:t>
-      </w:r>
-      <w:proofErr w:type="spellStart"/>
-      <w:r>
-        <w:t>label</w:t>
-      </w:r>
-      <w:proofErr w:type="spellEnd"/>
-      <w:proofErr w:type="gramEnd"/>
-      <w:r>
-        <w:t xml:space="preserve"> képosztályozó modell, OCR modul, valamint egy elemző </w:t>
-      </w:r>
-      <w:proofErr w:type="spellStart"/>
-      <w:r>
-        <w:t>pipeline</w:t>
-      </w:r>
-      <w:proofErr w:type="spellEnd"/>
-      <w:r>
-        <w:t>, amely integrálja az adatfeldolgozási lépéseket.</w:t>
-      </w:r>
-    </w:p>
-    <w:p>
-      <w:r>
-        <w:t xml:space="preserve">Az adathalmaz web </w:t>
-      </w:r>
-      <w:proofErr w:type="spellStart"/>
-      <w:r>
-        <w:t>scraping</w:t>
-      </w:r>
-      <w:proofErr w:type="spellEnd"/>
-      <w:r>
-        <w:t xml:space="preserve"> és nyílt adatforrások felhasználásával épül fel. A kutatás során a hallgató elvégzi a modellek betanítását, tesztelését és optimalizálását, majd marketing-szempontú trendanalízist készít. A cél a márkák mémekben való megjelenésének kategorizálása és a vizuális trendek feltárása.</w:t>
-      </w:r>
-    </w:p>
-    <w:p>
-      <w:r>
-        <w:t xml:space="preserve">* Tekintse át a képfeldolgozás, </w:t>
-      </w:r>
-      <w:proofErr w:type="gramStart"/>
-      <w:r>
-        <w:t>multi-</w:t>
-      </w:r>
-      <w:proofErr w:type="spellStart"/>
-      <w:r>
-        <w:t>label</w:t>
-      </w:r>
-      <w:proofErr w:type="spellEnd"/>
-      <w:proofErr w:type="gramEnd"/>
-      <w:r>
-        <w:t xml:space="preserve"> osztályozás és OCR technológiák szakirodalmát, valamint a mémek kommunikációs és marketing vonatkozásait.</w:t>
-      </w:r>
-    </w:p>
-    <w:p>
-      <w:r>
-        <w:t xml:space="preserve">* Tervezze meg és valósítsa meg az adatgyűjtési és előfeldolgozási folyamatot (pl. web </w:t>
-      </w:r>
-      <w:proofErr w:type="spellStart"/>
-      <w:r>
-        <w:t>scraping</w:t>
-      </w:r>
-      <w:proofErr w:type="spellEnd"/>
-      <w:r>
-        <w:t>, adattisztítás, címkézés).</w:t>
-      </w:r>
-    </w:p>
-    <w:p>
-      <w:r>
-        <w:t xml:space="preserve">* Készítse el és integrálja a </w:t>
-      </w:r>
-      <w:proofErr w:type="gramStart"/>
-      <w:r>
-        <w:t>multi-</w:t>
-      </w:r>
-      <w:proofErr w:type="spellStart"/>
-      <w:r>
-        <w:t>label</w:t>
-      </w:r>
-      <w:proofErr w:type="spellEnd"/>
-      <w:proofErr w:type="gramEnd"/>
-      <w:r>
-        <w:t xml:space="preserve"> képosztályozó és OCR modelleket egy egységes elemző </w:t>
-      </w:r>
-      <w:proofErr w:type="spellStart"/>
-      <w:r>
-        <w:t>pipeline-ba</w:t>
-      </w:r>
-      <w:proofErr w:type="spellEnd"/>
-      <w:r>
-        <w:t>.</w:t>
-      </w:r>
-    </w:p>
-    <w:p>
-      <w:r>
-        <w:t>* Elemezze és értékelje a modellek teljesítményét különböző kiválasztott metrikák alapján.</w:t>
-      </w:r>
-    </w:p>
-    <w:p>
-      <w:r>
-        <w:t>* Elemezze a kinyert adatokat marketing- és kommunikációs szempontból, és mutassa be a márkák mémekben való megjelenésének jellegzetes trendjeit.</w:t>
+      <w:pPr>
+        <w:rPr>
+          <w:lang w:val="en-HU"/>
+        </w:rPr>
+      </w:pPr>
+      <w:r>
+        <w:rPr>
+          <w:lang w:val="en-HU"/>
+        </w:rPr>
+        <w:t>A dolgozat célja annak vizsgálata, hogy a vezető globális márkák milyen módon jelennek meg az online mémkultúrában, és ezek a mintázatok milyen kapcsolatban állnak a hagyományos médiában megjelenő márkahírekkel. Ennek érdekében egy összetett, multimodális</w:t>
+      </w:r>
+      <w:r>
+        <w:rPr>
+          <w:lang w:val="en-HU"/>
+        </w:rPr>
+        <w:t xml:space="preserve"> (</w:t>
+      </w:r>
+      <w:r>
+        <w:t>képi és szöveges)</w:t>
+      </w:r>
+      <w:r>
+        <w:rPr>
+          <w:lang w:val="en-HU"/>
+        </w:rPr>
+        <w:t xml:space="preserve"> adatbázist hoztam létre, amely scrapinggel gyűjtött mémképekből, logófelismerő és karakterfelismerő modellek által detektált márkamegjelenésekből, valamint a </w:t>
+      </w:r>
+      <w:r>
+        <w:rPr>
+          <w:i/>
+          <w:iCs/>
+          <w:lang w:val="en-HU"/>
+        </w:rPr>
+        <w:t>New York Times</w:t>
+      </w:r>
+      <w:r>
+        <w:rPr>
+          <w:lang w:val="en-HU"/>
+        </w:rPr>
+        <w:t xml:space="preserve"> cikkadataiból épül fel. A dolgozat részletesen bemutatja az adatgyűjtés és -tisztítás folyamatát, a márkanevekhez tartozó szinonimák kialakítását, a gépi látás alapú osztályozómodellek fejlesztését, valamint a különböző előfeldolgozási és keresztvalidációs technikákat.</w:t>
+      </w:r>
+    </w:p>
+    <w:p>
+      <w:pPr>
+        <w:rPr>
+          <w:lang w:val="en-HU"/>
+        </w:rPr>
+      </w:pPr>
+      <w:r>
+        <w:rPr>
+          <w:lang w:val="en-HU"/>
+        </w:rPr>
+        <w:t>Az összeállított adatkészlet lehetővé tette a mémvolumen, az elérés és az érzelmi mintázatok összevetését a médiamegjelenések intenzitásával és hírsentimentjével. A dolgozat több empirikus módszert</w:t>
+      </w:r>
+      <w:r>
+        <w:rPr>
+          <w:lang w:val="en-HU"/>
+        </w:rPr>
+        <w:t xml:space="preserve"> (</w:t>
+      </w:r>
+      <w:r>
+        <w:rPr>
+          <w:lang w:val="en-HU"/>
+        </w:rPr>
+        <w:t>leíró statisztikákat, kereszt-korrelációt, Granger-okozatisági vizsgálatot, panel regressziós modelleket, valamint eseményvizsgálatot</w:t>
+      </w:r>
+      <w:r>
+        <w:rPr>
+          <w:lang w:val="en-HU"/>
+        </w:rPr>
+        <w:t xml:space="preserve">) </w:t>
+      </w:r>
+      <w:r>
+        <w:rPr>
+          <w:lang w:val="en-HU"/>
+        </w:rPr>
+        <w:t>alkalmaz annak feltárására, hogy a hagyományos médiában megjelenő információk miként kapcsolódnak a mémek terjedéséhez.</w:t>
+      </w:r>
+    </w:p>
+    <w:p>
+      <w:pPr>
+        <w:rPr>
+          <w:lang w:val="en-HU"/>
+        </w:rPr>
+      </w:pPr>
+      <w:r>
+        <w:rPr>
+          <w:lang w:val="en-HU"/>
+        </w:rPr>
+        <w:t>Az eredmények alapján a médiakitettség és a hírsentiment általában nem gyakorol tartós vagy stabil hatást a mémek mennyiségére vagy érzelmi szerkezetére: a becsült hatások többsége statisztikailag bizonytalan vagy csekély erősségű. Ugyanakkor az eseményvizsgálatok azt mutatják, hogy a rendkívül negatív hírekhez rövid távú, lokálisan megjelenő mémaktivitás-növekedés kapcsolódhat, míg a pozitív hírek hatása mérsékeltebb. A Granger-eredmények szerint a hírek jellemzően nem előzik meg a mémdinamikát, ugyanakkor a megnövekedett mémvolumen kis mértékben javítja a következő heti médiamegjelenések előrejelzését.</w:t>
+      </w:r>
+    </w:p>
+    <w:p>
+      <w:pPr>
+        <w:rPr>
+          <w:lang w:val="en-HU"/>
+        </w:rPr>
+      </w:pPr>
+      <w:r>
+        <w:rPr>
+          <w:lang w:val="en-HU"/>
+        </w:rPr>
+        <w:t>A kutatás összességében arra utal, hogy a mémkultúra működése nagyrészt autonóm a hagyományos médiához képest, és a márkák online reprezentációját inkább a digitális közösségi dinamika, mintsem a hírszövegek ritmusa határozza meg.</w:t>
       </w:r>
     </w:p>
     <w:p>
@@ -4288,1337 +4327,117 @@
       <w:proofErr w:type="spellEnd"/>
     </w:p>
     <w:p>
-      <w:proofErr w:type="spellStart"/>
-      <w:r>
-        <w:t>Memes</w:t>
-      </w:r>
-      <w:proofErr w:type="spellEnd"/>
-      <w:r>
-        <w:t xml:space="preserve"> </w:t>
-      </w:r>
-      <w:proofErr w:type="spellStart"/>
-      <w:r>
-        <w:t>are</w:t>
-      </w:r>
-      <w:proofErr w:type="spellEnd"/>
-      <w:r>
-        <w:t xml:space="preserve"> </w:t>
-      </w:r>
-      <w:proofErr w:type="spellStart"/>
-      <w:r>
-        <w:t>defining</w:t>
-      </w:r>
-      <w:proofErr w:type="spellEnd"/>
-      <w:r>
-        <w:t xml:space="preserve"> </w:t>
-      </w:r>
-      <w:proofErr w:type="spellStart"/>
-      <w:r>
-        <w:t>elements</w:t>
-      </w:r>
-      <w:proofErr w:type="spellEnd"/>
-      <w:r>
-        <w:t xml:space="preserve"> of </w:t>
-      </w:r>
-      <w:proofErr w:type="spellStart"/>
-      <w:r>
-        <w:t>digital</w:t>
-      </w:r>
-      <w:proofErr w:type="spellEnd"/>
-      <w:r>
-        <w:t xml:space="preserve"> </w:t>
-      </w:r>
-      <w:proofErr w:type="spellStart"/>
-      <w:r>
-        <w:t>communication</w:t>
-      </w:r>
-      <w:proofErr w:type="spellEnd"/>
-      <w:r>
-        <w:t xml:space="preserve"> and </w:t>
-      </w:r>
-      <w:proofErr w:type="spellStart"/>
-      <w:r>
-        <w:t>the</w:t>
-      </w:r>
-      <w:proofErr w:type="spellEnd"/>
-      <w:r>
-        <w:t xml:space="preserve"> online </w:t>
-      </w:r>
-      <w:proofErr w:type="spellStart"/>
-      <w:r>
-        <w:t>presence</w:t>
-      </w:r>
-      <w:proofErr w:type="spellEnd"/>
-      <w:r>
-        <w:t xml:space="preserve"> of </w:t>
-      </w:r>
-      <w:proofErr w:type="spellStart"/>
-      <w:r>
-        <w:t>brands</w:t>
-      </w:r>
-      <w:proofErr w:type="spellEnd"/>
-      <w:r>
-        <w:t xml:space="preserve">. The </w:t>
-      </w:r>
-      <w:proofErr w:type="spellStart"/>
-      <w:r>
-        <w:t>aim</w:t>
-      </w:r>
-      <w:proofErr w:type="spellEnd"/>
-      <w:r>
-        <w:t xml:space="preserve"> of </w:t>
-      </w:r>
-      <w:proofErr w:type="spellStart"/>
-      <w:r>
-        <w:t>this</w:t>
-      </w:r>
-      <w:proofErr w:type="spellEnd"/>
-      <w:r>
-        <w:t xml:space="preserve"> </w:t>
-      </w:r>
-      <w:proofErr w:type="spellStart"/>
-      <w:r>
-        <w:t>thesis</w:t>
-      </w:r>
-      <w:proofErr w:type="spellEnd"/>
-      <w:r>
-        <w:t xml:space="preserve"> is </w:t>
-      </w:r>
-      <w:proofErr w:type="spellStart"/>
-      <w:r>
-        <w:t>to</w:t>
-      </w:r>
-      <w:proofErr w:type="spellEnd"/>
-      <w:r>
-        <w:t xml:space="preserve"> </w:t>
-      </w:r>
-      <w:proofErr w:type="spellStart"/>
-      <w:r>
-        <w:t>demonstrate</w:t>
-      </w:r>
-      <w:proofErr w:type="spellEnd"/>
-      <w:r>
-        <w:t xml:space="preserve"> </w:t>
-      </w:r>
-      <w:proofErr w:type="spellStart"/>
-      <w:r>
-        <w:t>how</w:t>
-      </w:r>
-      <w:proofErr w:type="spellEnd"/>
-      <w:r>
-        <w:t xml:space="preserve"> </w:t>
-      </w:r>
-      <w:proofErr w:type="spellStart"/>
-      <w:r>
-        <w:t>leading</w:t>
-      </w:r>
-      <w:proofErr w:type="spellEnd"/>
-      <w:r>
-        <w:t xml:space="preserve"> </w:t>
-      </w:r>
-      <w:proofErr w:type="spellStart"/>
-      <w:r>
-        <w:t>international</w:t>
-      </w:r>
-      <w:proofErr w:type="spellEnd"/>
-      <w:r>
-        <w:t xml:space="preserve"> </w:t>
-      </w:r>
-      <w:proofErr w:type="spellStart"/>
-      <w:r>
-        <w:t>brands</w:t>
-      </w:r>
-      <w:proofErr w:type="spellEnd"/>
-      <w:r>
-        <w:t xml:space="preserve"> </w:t>
-      </w:r>
-      <w:proofErr w:type="spellStart"/>
-      <w:r>
-        <w:t>appear</w:t>
-      </w:r>
-      <w:proofErr w:type="spellEnd"/>
-      <w:r>
-        <w:t xml:space="preserve"> in </w:t>
-      </w:r>
-      <w:proofErr w:type="spellStart"/>
-      <w:r>
-        <w:t>memes</w:t>
-      </w:r>
-      <w:proofErr w:type="spellEnd"/>
-      <w:r>
-        <w:t xml:space="preserve"> </w:t>
-      </w:r>
-      <w:proofErr w:type="spellStart"/>
-      <w:r>
-        <w:t>circulating</w:t>
-      </w:r>
-      <w:proofErr w:type="spellEnd"/>
-      <w:r>
-        <w:t xml:space="preserve"> </w:t>
-      </w:r>
-      <w:proofErr w:type="spellStart"/>
-      <w:r>
-        <w:t>on</w:t>
-      </w:r>
-      <w:proofErr w:type="spellEnd"/>
-      <w:r>
-        <w:t xml:space="preserve"> </w:t>
-      </w:r>
-      <w:proofErr w:type="spellStart"/>
-      <w:r>
-        <w:t>social</w:t>
-      </w:r>
-      <w:proofErr w:type="spellEnd"/>
-      <w:r>
-        <w:t xml:space="preserve"> </w:t>
-      </w:r>
-      <w:proofErr w:type="spellStart"/>
-      <w:r>
-        <w:t>media</w:t>
-      </w:r>
-      <w:proofErr w:type="spellEnd"/>
-      <w:r>
-        <w:t xml:space="preserve">, and </w:t>
-      </w:r>
-      <w:proofErr w:type="spellStart"/>
-      <w:r>
-        <w:t>how</w:t>
-      </w:r>
-      <w:proofErr w:type="spellEnd"/>
-      <w:r>
-        <w:t xml:space="preserve"> </w:t>
-      </w:r>
-      <w:proofErr w:type="spellStart"/>
-      <w:r>
-        <w:t>these</w:t>
-      </w:r>
-      <w:proofErr w:type="spellEnd"/>
-      <w:r>
-        <w:t xml:space="preserve"> </w:t>
-      </w:r>
-      <w:proofErr w:type="spellStart"/>
-      <w:r>
-        <w:t>patterns</w:t>
-      </w:r>
-      <w:proofErr w:type="spellEnd"/>
-      <w:r>
-        <w:t xml:space="preserve"> </w:t>
-      </w:r>
-      <w:proofErr w:type="spellStart"/>
-      <w:r>
-        <w:t>can</w:t>
-      </w:r>
-      <w:proofErr w:type="spellEnd"/>
-      <w:r>
-        <w:t xml:space="preserve"> be </w:t>
-      </w:r>
-      <w:proofErr w:type="spellStart"/>
-      <w:r>
-        <w:t>identified</w:t>
-      </w:r>
-      <w:proofErr w:type="spellEnd"/>
-      <w:r>
-        <w:t xml:space="preserve"> </w:t>
-      </w:r>
-      <w:proofErr w:type="spellStart"/>
-      <w:r>
-        <w:t>using</w:t>
-      </w:r>
-      <w:proofErr w:type="spellEnd"/>
-      <w:r>
-        <w:t xml:space="preserve"> </w:t>
-      </w:r>
-      <w:proofErr w:type="spellStart"/>
-      <w:r>
-        <w:t>artificial</w:t>
-      </w:r>
-      <w:proofErr w:type="spellEnd"/>
-      <w:r>
-        <w:t xml:space="preserve"> </w:t>
-      </w:r>
-      <w:proofErr w:type="spellStart"/>
-      <w:r>
-        <w:t>intelligence</w:t>
-      </w:r>
-      <w:proofErr w:type="spellEnd"/>
-      <w:r>
-        <w:t>.</w:t>
-      </w:r>
-    </w:p>
-    <w:p>
-      <w:r>
-        <w:t xml:space="preserve">The </w:t>
-      </w:r>
-      <w:proofErr w:type="spellStart"/>
-      <w:r>
-        <w:t>student’s</w:t>
-      </w:r>
-      <w:proofErr w:type="spellEnd"/>
-      <w:r>
-        <w:t xml:space="preserve"> </w:t>
-      </w:r>
-      <w:proofErr w:type="spellStart"/>
-      <w:r>
-        <w:t>task</w:t>
-      </w:r>
-      <w:proofErr w:type="spellEnd"/>
-      <w:r>
-        <w:t xml:space="preserve"> is </w:t>
-      </w:r>
-      <w:proofErr w:type="spellStart"/>
-      <w:r>
-        <w:t>to</w:t>
-      </w:r>
-      <w:proofErr w:type="spellEnd"/>
-      <w:r>
-        <w:t xml:space="preserve"> </w:t>
-      </w:r>
-      <w:proofErr w:type="spellStart"/>
-      <w:r>
-        <w:t>develop</w:t>
-      </w:r>
-      <w:proofErr w:type="spellEnd"/>
-      <w:r>
-        <w:t xml:space="preserve"> an AI-</w:t>
-      </w:r>
-      <w:proofErr w:type="spellStart"/>
-      <w:r>
-        <w:t>based</w:t>
-      </w:r>
-      <w:proofErr w:type="spellEnd"/>
-      <w:r>
-        <w:t xml:space="preserve"> image </w:t>
-      </w:r>
-      <w:proofErr w:type="spellStart"/>
-      <w:r>
-        <w:t>processing</w:t>
-      </w:r>
-      <w:proofErr w:type="spellEnd"/>
-      <w:r>
-        <w:t xml:space="preserve"> and </w:t>
-      </w:r>
-      <w:proofErr w:type="spellStart"/>
-      <w:r>
-        <w:t>optical</w:t>
-      </w:r>
-      <w:proofErr w:type="spellEnd"/>
-      <w:r>
-        <w:t xml:space="preserve"> </w:t>
-      </w:r>
-      <w:proofErr w:type="spellStart"/>
-      <w:r>
-        <w:t>character</w:t>
-      </w:r>
-      <w:proofErr w:type="spellEnd"/>
-      <w:r>
-        <w:t xml:space="preserve"> </w:t>
-      </w:r>
-      <w:proofErr w:type="spellStart"/>
-      <w:r>
-        <w:t>recognition</w:t>
-      </w:r>
-      <w:proofErr w:type="spellEnd"/>
-      <w:r>
-        <w:t xml:space="preserve"> (OCR) </w:t>
-      </w:r>
-      <w:proofErr w:type="spellStart"/>
-      <w:r>
-        <w:t>analysis</w:t>
-      </w:r>
-      <w:proofErr w:type="spellEnd"/>
-      <w:r>
-        <w:t xml:space="preserve"> </w:t>
-      </w:r>
-      <w:proofErr w:type="spellStart"/>
-      <w:r>
-        <w:t>system</w:t>
-      </w:r>
-      <w:proofErr w:type="spellEnd"/>
-      <w:r>
-        <w:t xml:space="preserve"> </w:t>
-      </w:r>
-      <w:proofErr w:type="spellStart"/>
-      <w:r>
-        <w:t>capable</w:t>
-      </w:r>
-      <w:proofErr w:type="spellEnd"/>
-      <w:r>
-        <w:t xml:space="preserve"> of </w:t>
-      </w:r>
-      <w:proofErr w:type="spellStart"/>
-      <w:r>
-        <w:t>automatically</w:t>
-      </w:r>
-      <w:proofErr w:type="spellEnd"/>
-      <w:r>
-        <w:t xml:space="preserve"> </w:t>
-      </w:r>
-      <w:proofErr w:type="spellStart"/>
-      <w:r>
-        <w:t>detecting</w:t>
-      </w:r>
-      <w:proofErr w:type="spellEnd"/>
-      <w:r>
-        <w:t xml:space="preserve"> and </w:t>
-      </w:r>
-      <w:proofErr w:type="spellStart"/>
-      <w:r>
-        <w:t>categorizing</w:t>
-      </w:r>
-      <w:proofErr w:type="spellEnd"/>
-      <w:r>
-        <w:t xml:space="preserve"> </w:t>
-      </w:r>
-      <w:proofErr w:type="spellStart"/>
-      <w:r>
-        <w:t>the</w:t>
-      </w:r>
-      <w:proofErr w:type="spellEnd"/>
-      <w:r>
-        <w:t xml:space="preserve"> </w:t>
-      </w:r>
-      <w:proofErr w:type="spellStart"/>
-      <w:r>
-        <w:t>visual</w:t>
-      </w:r>
-      <w:proofErr w:type="spellEnd"/>
-      <w:r>
-        <w:t xml:space="preserve"> and </w:t>
-      </w:r>
-      <w:proofErr w:type="spellStart"/>
-      <w:r>
-        <w:t>textual</w:t>
-      </w:r>
-      <w:proofErr w:type="spellEnd"/>
-      <w:r>
-        <w:t xml:space="preserve"> </w:t>
-      </w:r>
-      <w:proofErr w:type="spellStart"/>
-      <w:r>
-        <w:t>elements</w:t>
-      </w:r>
-      <w:proofErr w:type="spellEnd"/>
-      <w:r>
-        <w:t xml:space="preserve"> of </w:t>
-      </w:r>
-      <w:proofErr w:type="spellStart"/>
-      <w:r>
-        <w:t>memes</w:t>
-      </w:r>
-      <w:proofErr w:type="spellEnd"/>
-      <w:r>
-        <w:t xml:space="preserve">. The </w:t>
-      </w:r>
-      <w:proofErr w:type="spellStart"/>
-      <w:r>
-        <w:t>system</w:t>
-      </w:r>
-      <w:proofErr w:type="spellEnd"/>
-      <w:r>
-        <w:t xml:space="preserve"> </w:t>
-      </w:r>
-      <w:proofErr w:type="spellStart"/>
-      <w:r>
-        <w:t>consists</w:t>
-      </w:r>
-      <w:proofErr w:type="spellEnd"/>
-      <w:r>
-        <w:t xml:space="preserve"> of </w:t>
-      </w:r>
-      <w:proofErr w:type="spellStart"/>
-      <w:r>
-        <w:t>several</w:t>
-      </w:r>
-      <w:proofErr w:type="spellEnd"/>
-      <w:r>
-        <w:t xml:space="preserve"> </w:t>
-      </w:r>
-      <w:proofErr w:type="spellStart"/>
-      <w:r>
-        <w:t>components</w:t>
-      </w:r>
-      <w:proofErr w:type="spellEnd"/>
-      <w:r>
-        <w:t xml:space="preserve">: a </w:t>
-      </w:r>
-      <w:proofErr w:type="gramStart"/>
-      <w:r>
-        <w:t>multi-</w:t>
-      </w:r>
-      <w:proofErr w:type="spellStart"/>
-      <w:r>
-        <w:t>label</w:t>
-      </w:r>
-      <w:proofErr w:type="spellEnd"/>
-      <w:proofErr w:type="gramEnd"/>
-      <w:r>
-        <w:t xml:space="preserve"> image </w:t>
-      </w:r>
-      <w:proofErr w:type="spellStart"/>
-      <w:r>
-        <w:t>classification</w:t>
-      </w:r>
-      <w:proofErr w:type="spellEnd"/>
-      <w:r>
-        <w:t xml:space="preserve"> </w:t>
-      </w:r>
-      <w:proofErr w:type="spellStart"/>
-      <w:r>
-        <w:t>model</w:t>
-      </w:r>
-      <w:proofErr w:type="spellEnd"/>
-      <w:r>
-        <w:t xml:space="preserve">, an OCR </w:t>
-      </w:r>
-      <w:proofErr w:type="spellStart"/>
-      <w:r>
-        <w:t>module</w:t>
-      </w:r>
-      <w:proofErr w:type="spellEnd"/>
-      <w:r>
-        <w:t xml:space="preserve">, and an </w:t>
-      </w:r>
-      <w:proofErr w:type="spellStart"/>
-      <w:r>
-        <w:t>analytical</w:t>
-      </w:r>
-      <w:proofErr w:type="spellEnd"/>
-      <w:r>
-        <w:t xml:space="preserve"> </w:t>
-      </w:r>
-      <w:proofErr w:type="spellStart"/>
-      <w:r>
-        <w:t>pipeline</w:t>
-      </w:r>
-      <w:proofErr w:type="spellEnd"/>
-      <w:r>
-        <w:t xml:space="preserve"> </w:t>
-      </w:r>
-      <w:proofErr w:type="spellStart"/>
-      <w:r>
-        <w:t>that</w:t>
-      </w:r>
-      <w:proofErr w:type="spellEnd"/>
-      <w:r>
-        <w:t xml:space="preserve"> </w:t>
-      </w:r>
-      <w:proofErr w:type="spellStart"/>
-      <w:r>
-        <w:t>integrates</w:t>
-      </w:r>
-      <w:proofErr w:type="spellEnd"/>
-      <w:r>
-        <w:t xml:space="preserve"> </w:t>
-      </w:r>
-      <w:proofErr w:type="spellStart"/>
-      <w:r>
-        <w:t>the</w:t>
-      </w:r>
-      <w:proofErr w:type="spellEnd"/>
-      <w:r>
-        <w:t xml:space="preserve"> </w:t>
-      </w:r>
-      <w:proofErr w:type="spellStart"/>
-      <w:r>
-        <w:t>data</w:t>
-      </w:r>
-      <w:proofErr w:type="spellEnd"/>
-      <w:r>
-        <w:t xml:space="preserve"> </w:t>
-      </w:r>
-      <w:proofErr w:type="spellStart"/>
-      <w:r>
-        <w:t>processing</w:t>
-      </w:r>
-      <w:proofErr w:type="spellEnd"/>
-      <w:r>
-        <w:t xml:space="preserve"> </w:t>
-      </w:r>
-      <w:proofErr w:type="spellStart"/>
-      <w:r>
-        <w:t>steps</w:t>
-      </w:r>
-      <w:proofErr w:type="spellEnd"/>
-      <w:r>
-        <w:t>.</w:t>
-      </w:r>
-    </w:p>
-    <w:p>
-      <w:r>
-        <w:t xml:space="preserve">The </w:t>
-      </w:r>
-      <w:proofErr w:type="spellStart"/>
-      <w:r>
-        <w:t>dataset</w:t>
-      </w:r>
-      <w:proofErr w:type="spellEnd"/>
-      <w:r>
-        <w:t xml:space="preserve"> is </w:t>
-      </w:r>
-      <w:proofErr w:type="spellStart"/>
-      <w:r>
-        <w:t>constructed</w:t>
-      </w:r>
-      <w:proofErr w:type="spellEnd"/>
-      <w:r>
-        <w:t xml:space="preserve"> </w:t>
-      </w:r>
-      <w:proofErr w:type="spellStart"/>
-      <w:r>
-        <w:t>using</w:t>
-      </w:r>
-      <w:proofErr w:type="spellEnd"/>
-      <w:r>
-        <w:t xml:space="preserve"> web </w:t>
-      </w:r>
-      <w:proofErr w:type="spellStart"/>
-      <w:r>
-        <w:t>scraping</w:t>
-      </w:r>
-      <w:proofErr w:type="spellEnd"/>
-      <w:r>
-        <w:t xml:space="preserve"> and </w:t>
-      </w:r>
-      <w:proofErr w:type="spellStart"/>
-      <w:r>
-        <w:t>open</w:t>
-      </w:r>
-      <w:proofErr w:type="spellEnd"/>
-      <w:r>
-        <w:t xml:space="preserve"> </w:t>
-      </w:r>
-      <w:proofErr w:type="spellStart"/>
-      <w:r>
-        <w:t>data</w:t>
-      </w:r>
-      <w:proofErr w:type="spellEnd"/>
-      <w:r>
-        <w:t xml:space="preserve"> </w:t>
-      </w:r>
-      <w:proofErr w:type="spellStart"/>
-      <w:r>
-        <w:t>sources</w:t>
-      </w:r>
-      <w:proofErr w:type="spellEnd"/>
-      <w:r>
-        <w:t xml:space="preserve">. During </w:t>
-      </w:r>
-      <w:proofErr w:type="spellStart"/>
-      <w:r>
-        <w:t>the</w:t>
-      </w:r>
-      <w:proofErr w:type="spellEnd"/>
-      <w:r>
-        <w:t xml:space="preserve"> </w:t>
-      </w:r>
-      <w:proofErr w:type="spellStart"/>
-      <w:r>
-        <w:t>research</w:t>
-      </w:r>
-      <w:proofErr w:type="spellEnd"/>
-      <w:r>
-        <w:t xml:space="preserve">, </w:t>
-      </w:r>
-      <w:proofErr w:type="spellStart"/>
-      <w:r>
-        <w:t>the</w:t>
-      </w:r>
-      <w:proofErr w:type="spellEnd"/>
-      <w:r>
-        <w:t xml:space="preserve"> </w:t>
-      </w:r>
-      <w:proofErr w:type="spellStart"/>
-      <w:r>
-        <w:t>student</w:t>
-      </w:r>
-      <w:proofErr w:type="spellEnd"/>
-      <w:r>
-        <w:t xml:space="preserve"> </w:t>
-      </w:r>
-      <w:proofErr w:type="spellStart"/>
-      <w:r>
-        <w:t>will</w:t>
-      </w:r>
-      <w:proofErr w:type="spellEnd"/>
-      <w:r>
-        <w:t xml:space="preserve"> </w:t>
-      </w:r>
-      <w:proofErr w:type="spellStart"/>
-      <w:r>
-        <w:t>train</w:t>
-      </w:r>
-      <w:proofErr w:type="spellEnd"/>
-      <w:r>
-        <w:t xml:space="preserve">, test, and </w:t>
-      </w:r>
-      <w:proofErr w:type="spellStart"/>
-      <w:r>
-        <w:t>optimize</w:t>
-      </w:r>
-      <w:proofErr w:type="spellEnd"/>
-      <w:r>
-        <w:t xml:space="preserve"> </w:t>
-      </w:r>
-      <w:proofErr w:type="spellStart"/>
-      <w:r>
-        <w:t>the</w:t>
-      </w:r>
-      <w:proofErr w:type="spellEnd"/>
-      <w:r>
-        <w:t xml:space="preserve"> </w:t>
-      </w:r>
-      <w:proofErr w:type="spellStart"/>
-      <w:r>
-        <w:t>models</w:t>
-      </w:r>
-      <w:proofErr w:type="spellEnd"/>
-      <w:r>
-        <w:t xml:space="preserve">, and </w:t>
-      </w:r>
-      <w:proofErr w:type="spellStart"/>
-      <w:r>
-        <w:t>then</w:t>
-      </w:r>
-      <w:proofErr w:type="spellEnd"/>
-      <w:r>
-        <w:t xml:space="preserve"> </w:t>
-      </w:r>
-      <w:proofErr w:type="spellStart"/>
-      <w:r>
-        <w:t>perform</w:t>
-      </w:r>
-      <w:proofErr w:type="spellEnd"/>
-      <w:r>
-        <w:t xml:space="preserve"> a marketing-</w:t>
-      </w:r>
-      <w:proofErr w:type="spellStart"/>
-      <w:r>
-        <w:t>oriented</w:t>
-      </w:r>
-      <w:proofErr w:type="spellEnd"/>
-      <w:r>
-        <w:t xml:space="preserve"> trend </w:t>
-      </w:r>
-      <w:proofErr w:type="spellStart"/>
-      <w:r>
-        <w:t>analysis</w:t>
-      </w:r>
-      <w:proofErr w:type="spellEnd"/>
-      <w:r>
-        <w:t xml:space="preserve">. The </w:t>
-      </w:r>
-      <w:proofErr w:type="spellStart"/>
-      <w:r>
-        <w:t>goal</w:t>
-      </w:r>
-      <w:proofErr w:type="spellEnd"/>
-      <w:r>
-        <w:t xml:space="preserve"> is </w:t>
-      </w:r>
-      <w:proofErr w:type="spellStart"/>
-      <w:r>
-        <w:t>to</w:t>
-      </w:r>
-      <w:proofErr w:type="spellEnd"/>
-      <w:r>
-        <w:t xml:space="preserve"> </w:t>
-      </w:r>
-      <w:proofErr w:type="spellStart"/>
-      <w:r>
-        <w:t>categorize</w:t>
-      </w:r>
-      <w:proofErr w:type="spellEnd"/>
-      <w:r>
-        <w:t xml:space="preserve"> </w:t>
-      </w:r>
-      <w:proofErr w:type="spellStart"/>
-      <w:r>
-        <w:t>how</w:t>
-      </w:r>
-      <w:proofErr w:type="spellEnd"/>
-      <w:r>
-        <w:t xml:space="preserve"> </w:t>
-      </w:r>
-      <w:proofErr w:type="spellStart"/>
-      <w:r>
-        <w:t>brands</w:t>
-      </w:r>
-      <w:proofErr w:type="spellEnd"/>
-      <w:r>
-        <w:t xml:space="preserve"> </w:t>
-      </w:r>
-      <w:proofErr w:type="spellStart"/>
-      <w:r>
-        <w:t>appear</w:t>
-      </w:r>
-      <w:proofErr w:type="spellEnd"/>
-      <w:r>
-        <w:t xml:space="preserve"> in </w:t>
-      </w:r>
-      <w:proofErr w:type="spellStart"/>
-      <w:r>
-        <w:t>memes</w:t>
-      </w:r>
-      <w:proofErr w:type="spellEnd"/>
-      <w:r>
-        <w:t xml:space="preserve"> and </w:t>
-      </w:r>
-      <w:proofErr w:type="spellStart"/>
-      <w:r>
-        <w:t>to</w:t>
-      </w:r>
-      <w:proofErr w:type="spellEnd"/>
-      <w:r>
-        <w:t xml:space="preserve"> </w:t>
-      </w:r>
-      <w:proofErr w:type="spellStart"/>
-      <w:r>
-        <w:t>uncover</w:t>
-      </w:r>
-      <w:proofErr w:type="spellEnd"/>
-      <w:r>
-        <w:t xml:space="preserve"> </w:t>
-      </w:r>
-      <w:proofErr w:type="spellStart"/>
-      <w:r>
-        <w:t>visual</w:t>
-      </w:r>
-      <w:proofErr w:type="spellEnd"/>
-      <w:r>
-        <w:t xml:space="preserve"> trends.</w:t>
-      </w:r>
-    </w:p>
-    <w:p>
-      <w:pPr>
-        <w:numPr>
-          <w:ilvl w:val="0"/>
-          <w:numId w:val="23"/>
-        </w:numPr>
-      </w:pPr>
-      <w:proofErr w:type="spellStart"/>
-      <w:r>
-        <w:t>Review</w:t>
-      </w:r>
-      <w:proofErr w:type="spellEnd"/>
-      <w:r>
-        <w:t xml:space="preserve"> </w:t>
-      </w:r>
-      <w:proofErr w:type="spellStart"/>
-      <w:r>
-        <w:t>the</w:t>
-      </w:r>
-      <w:proofErr w:type="spellEnd"/>
-      <w:r>
-        <w:t xml:space="preserve"> </w:t>
-      </w:r>
-      <w:proofErr w:type="spellStart"/>
-      <w:r>
-        <w:t>literature</w:t>
-      </w:r>
-      <w:proofErr w:type="spellEnd"/>
-      <w:r>
-        <w:t xml:space="preserve"> </w:t>
-      </w:r>
-      <w:proofErr w:type="spellStart"/>
-      <w:r>
-        <w:t>on</w:t>
-      </w:r>
-      <w:proofErr w:type="spellEnd"/>
-      <w:r>
-        <w:t xml:space="preserve"> image </w:t>
-      </w:r>
-      <w:proofErr w:type="spellStart"/>
-      <w:r>
-        <w:t>processing</w:t>
-      </w:r>
-      <w:proofErr w:type="spellEnd"/>
-      <w:r>
-        <w:t xml:space="preserve">, </w:t>
-      </w:r>
-      <w:proofErr w:type="gramStart"/>
-      <w:r>
-        <w:t>multi-</w:t>
-      </w:r>
-      <w:proofErr w:type="spellStart"/>
-      <w:r>
-        <w:t>label</w:t>
-      </w:r>
-      <w:proofErr w:type="spellEnd"/>
-      <w:proofErr w:type="gramEnd"/>
-      <w:r>
-        <w:t xml:space="preserve"> </w:t>
-      </w:r>
-      <w:proofErr w:type="spellStart"/>
-      <w:r>
-        <w:t>classification</w:t>
-      </w:r>
-      <w:proofErr w:type="spellEnd"/>
-      <w:r>
-        <w:t xml:space="preserve">, and OCR </w:t>
-      </w:r>
-      <w:proofErr w:type="spellStart"/>
-      <w:r>
-        <w:t>technologies</w:t>
-      </w:r>
-      <w:proofErr w:type="spellEnd"/>
-      <w:r>
-        <w:t xml:space="preserve">, </w:t>
-      </w:r>
-      <w:proofErr w:type="spellStart"/>
-      <w:r>
-        <w:t>as</w:t>
-      </w:r>
-      <w:proofErr w:type="spellEnd"/>
-      <w:r>
-        <w:t xml:space="preserve"> </w:t>
-      </w:r>
-      <w:proofErr w:type="spellStart"/>
-      <w:r>
-        <w:t>well</w:t>
-      </w:r>
-      <w:proofErr w:type="spellEnd"/>
-      <w:r>
-        <w:t xml:space="preserve"> </w:t>
-      </w:r>
-      <w:proofErr w:type="spellStart"/>
-      <w:r>
-        <w:t>as</w:t>
-      </w:r>
-      <w:proofErr w:type="spellEnd"/>
-      <w:r>
-        <w:t xml:space="preserve"> </w:t>
-      </w:r>
-      <w:proofErr w:type="spellStart"/>
-      <w:r>
-        <w:t>the</w:t>
-      </w:r>
-      <w:proofErr w:type="spellEnd"/>
-      <w:r>
-        <w:t xml:space="preserve"> </w:t>
-      </w:r>
-      <w:proofErr w:type="spellStart"/>
-      <w:r>
-        <w:t>communication</w:t>
-      </w:r>
-      <w:proofErr w:type="spellEnd"/>
-      <w:r>
-        <w:t xml:space="preserve"> and marketing </w:t>
-      </w:r>
-      <w:proofErr w:type="spellStart"/>
-      <w:r>
-        <w:t>aspects</w:t>
-      </w:r>
-      <w:proofErr w:type="spellEnd"/>
-      <w:r>
-        <w:t xml:space="preserve"> of </w:t>
-      </w:r>
-      <w:proofErr w:type="spellStart"/>
-      <w:r>
-        <w:t>memes</w:t>
-      </w:r>
-      <w:proofErr w:type="spellEnd"/>
-      <w:r>
-        <w:t>.</w:t>
-      </w:r>
-    </w:p>
-    <w:p>
-      <w:pPr>
-        <w:numPr>
-          <w:ilvl w:val="0"/>
-          <w:numId w:val="23"/>
-        </w:numPr>
-      </w:pPr>
-      <w:r>
-        <w:t xml:space="preserve">Design and </w:t>
-      </w:r>
-      <w:proofErr w:type="spellStart"/>
-      <w:r>
-        <w:t>implement</w:t>
-      </w:r>
-      <w:proofErr w:type="spellEnd"/>
-      <w:r>
-        <w:t xml:space="preserve"> </w:t>
-      </w:r>
-      <w:proofErr w:type="spellStart"/>
-      <w:r>
-        <w:t>the</w:t>
-      </w:r>
-      <w:proofErr w:type="spellEnd"/>
-      <w:r>
-        <w:t xml:space="preserve"> </w:t>
-      </w:r>
-      <w:proofErr w:type="spellStart"/>
-      <w:r>
-        <w:t>data</w:t>
-      </w:r>
-      <w:proofErr w:type="spellEnd"/>
-      <w:r>
-        <w:t xml:space="preserve"> </w:t>
-      </w:r>
-      <w:proofErr w:type="spellStart"/>
-      <w:r>
-        <w:t>collection</w:t>
-      </w:r>
-      <w:proofErr w:type="spellEnd"/>
-      <w:r>
-        <w:t xml:space="preserve"> and </w:t>
-      </w:r>
-      <w:proofErr w:type="spellStart"/>
-      <w:r>
-        <w:t>preprocessing</w:t>
-      </w:r>
-      <w:proofErr w:type="spellEnd"/>
-      <w:r>
-        <w:t xml:space="preserve"> </w:t>
-      </w:r>
-      <w:proofErr w:type="spellStart"/>
-      <w:r>
-        <w:t>workflow</w:t>
-      </w:r>
-      <w:proofErr w:type="spellEnd"/>
-      <w:r>
+      <w:pPr>
+        <w:rPr>
+          <w:lang w:val="en-HU"/>
+        </w:rPr>
+      </w:pPr>
+      <w:r>
+        <w:rPr>
+          <w:lang w:val="en-HU"/>
+        </w:rPr>
+        <w:t>This thesis investigates how leading global brands appear within online meme culture, and how these patterns relate to brand-related coverage in traditional media. To this end, I constructed a complex multimodal dataset</w:t>
+      </w:r>
+      <w:r>
+        <w:rPr>
+          <w:lang w:val="en-HU"/>
+        </w:rPr>
+        <w:t xml:space="preserve"> (image and text)</w:t>
+      </w:r>
+      <w:r>
+        <w:rPr>
+          <w:lang w:val="en-HU"/>
+        </w:rPr>
+        <w:t xml:space="preserve"> consisting of scraped meme images, brand occurrences detected by logo-recognition and optical character recognition models, as well as </w:t>
+      </w:r>
+      <w:r>
+        <w:rPr>
+          <w:i/>
+          <w:iCs/>
+          <w:lang w:val="en-HU"/>
+        </w:rPr>
+        <w:t>New York Times</w:t>
+      </w:r>
+      <w:r>
+        <w:rPr>
+          <w:lang w:val="en-HU"/>
+        </w:rPr>
+        <w:t xml:space="preserve"> article data. The thesis details the processes of data acquisition and cleaning, the development of brand-name synonym sets, the construction of computer vision–based classification models, and the preprocessing and cross-validation techniques applied throughout.</w:t>
+      </w:r>
+    </w:p>
+    <w:p>
+      <w:pPr>
+        <w:rPr>
+          <w:lang w:val="en-HU"/>
+        </w:rPr>
+      </w:pPr>
+      <w:r>
+        <w:rPr>
+          <w:lang w:val="en-HU"/>
+        </w:rPr>
+        <w:t>The resulting dataset enables a comparative analysis of meme volume, reach, and emotional patterns against media intensity and news sentiment. Using multiple empirical methods</w:t>
+      </w:r>
+      <w:r>
+        <w:rPr>
+          <w:lang w:val="en-HU"/>
+        </w:rPr>
         <w:t xml:space="preserve"> (</w:t>
       </w:r>
-      <w:proofErr w:type="spellStart"/>
-      <w:r>
-        <w:t>e.g</w:t>
-      </w:r>
-      <w:proofErr w:type="spellEnd"/>
-      <w:r>
-        <w:t xml:space="preserve">., web </w:t>
-      </w:r>
-      <w:proofErr w:type="spellStart"/>
-      <w:r>
-        <w:t>scraping</w:t>
-      </w:r>
-      <w:proofErr w:type="spellEnd"/>
-      <w:r>
-        <w:t xml:space="preserve">, </w:t>
-      </w:r>
-      <w:proofErr w:type="spellStart"/>
-      <w:r>
-        <w:t>data</w:t>
-      </w:r>
-      <w:proofErr w:type="spellEnd"/>
-      <w:r>
-        <w:t xml:space="preserve"> </w:t>
-      </w:r>
-      <w:proofErr w:type="spellStart"/>
-      <w:r>
-        <w:t>cleaning</w:t>
-      </w:r>
-      <w:proofErr w:type="spellEnd"/>
-      <w:r>
-        <w:t xml:space="preserve">, </w:t>
-      </w:r>
-      <w:proofErr w:type="spellStart"/>
-      <w:r>
-        <w:t>labeling</w:t>
-      </w:r>
-      <w:proofErr w:type="spellEnd"/>
-      <w:r>
-        <w:t>).</w:t>
-      </w:r>
-    </w:p>
-    <w:p>
-      <w:pPr>
-        <w:numPr>
-          <w:ilvl w:val="0"/>
-          <w:numId w:val="23"/>
-        </w:numPr>
-      </w:pPr>
-      <w:proofErr w:type="spellStart"/>
-      <w:r>
-        <w:t>Develop</w:t>
-      </w:r>
-      <w:proofErr w:type="spellEnd"/>
-      <w:r>
-        <w:t xml:space="preserve"> and </w:t>
-      </w:r>
-      <w:proofErr w:type="spellStart"/>
-      <w:r>
-        <w:t>integrate</w:t>
-      </w:r>
-      <w:proofErr w:type="spellEnd"/>
-      <w:r>
-        <w:t xml:space="preserve"> </w:t>
-      </w:r>
-      <w:proofErr w:type="spellStart"/>
-      <w:r>
-        <w:t>the</w:t>
-      </w:r>
-      <w:proofErr w:type="spellEnd"/>
-      <w:r>
-        <w:t xml:space="preserve"> </w:t>
-      </w:r>
-      <w:proofErr w:type="gramStart"/>
-      <w:r>
-        <w:t>multi-</w:t>
-      </w:r>
-      <w:proofErr w:type="spellStart"/>
-      <w:r>
-        <w:t>label</w:t>
-      </w:r>
-      <w:proofErr w:type="spellEnd"/>
-      <w:proofErr w:type="gramEnd"/>
-      <w:r>
-        <w:t xml:space="preserve"> image </w:t>
-      </w:r>
-      <w:proofErr w:type="spellStart"/>
-      <w:r>
-        <w:t>classification</w:t>
-      </w:r>
-      <w:proofErr w:type="spellEnd"/>
-      <w:r>
-        <w:t xml:space="preserve"> and OCR </w:t>
-      </w:r>
-      <w:proofErr w:type="spellStart"/>
-      <w:r>
-        <w:t>models</w:t>
-      </w:r>
-      <w:proofErr w:type="spellEnd"/>
-      <w:r>
-        <w:t xml:space="preserve"> </w:t>
-      </w:r>
-      <w:proofErr w:type="spellStart"/>
-      <w:r>
-        <w:t>into</w:t>
-      </w:r>
-      <w:proofErr w:type="spellEnd"/>
-      <w:r>
-        <w:t xml:space="preserve"> </w:t>
-      </w:r>
-      <w:proofErr w:type="gramStart"/>
-      <w:r>
-        <w:t>a</w:t>
-      </w:r>
-      <w:proofErr w:type="gramEnd"/>
-      <w:r>
-        <w:t xml:space="preserve"> </w:t>
-      </w:r>
-      <w:proofErr w:type="spellStart"/>
-      <w:r>
-        <w:t>unified</w:t>
-      </w:r>
-      <w:proofErr w:type="spellEnd"/>
-      <w:r>
-        <w:t xml:space="preserve"> </w:t>
-      </w:r>
-      <w:proofErr w:type="spellStart"/>
-      <w:r>
-        <w:t>analytical</w:t>
-      </w:r>
-      <w:proofErr w:type="spellEnd"/>
-      <w:r>
-        <w:t xml:space="preserve"> </w:t>
-      </w:r>
-      <w:proofErr w:type="spellStart"/>
-      <w:r>
-        <w:t>pipeline</w:t>
-      </w:r>
-      <w:proofErr w:type="spellEnd"/>
-      <w:r>
-        <w:t>.</w:t>
-      </w:r>
-    </w:p>
-    <w:p>
-      <w:pPr>
-        <w:numPr>
-          <w:ilvl w:val="0"/>
-          <w:numId w:val="23"/>
-        </w:numPr>
-      </w:pPr>
-      <w:proofErr w:type="spellStart"/>
-      <w:r>
-        <w:t>Analyze</w:t>
-      </w:r>
-      <w:proofErr w:type="spellEnd"/>
-      <w:r>
-        <w:t xml:space="preserve"> and </w:t>
-      </w:r>
-      <w:proofErr w:type="spellStart"/>
-      <w:r>
-        <w:t>evaluate</w:t>
-      </w:r>
-      <w:proofErr w:type="spellEnd"/>
-      <w:r>
-        <w:t xml:space="preserve"> </w:t>
-      </w:r>
-      <w:proofErr w:type="spellStart"/>
-      <w:r>
-        <w:t>the</w:t>
-      </w:r>
-      <w:proofErr w:type="spellEnd"/>
-      <w:r>
-        <w:t xml:space="preserve"> performance of </w:t>
-      </w:r>
-      <w:proofErr w:type="spellStart"/>
-      <w:r>
-        <w:t>the</w:t>
-      </w:r>
-      <w:proofErr w:type="spellEnd"/>
-      <w:r>
-        <w:t xml:space="preserve"> </w:t>
-      </w:r>
-      <w:proofErr w:type="spellStart"/>
-      <w:r>
-        <w:t>models</w:t>
-      </w:r>
-      <w:proofErr w:type="spellEnd"/>
-      <w:r>
-        <w:t xml:space="preserve"> </w:t>
-      </w:r>
-      <w:proofErr w:type="spellStart"/>
-      <w:r>
-        <w:t>based</w:t>
-      </w:r>
-      <w:proofErr w:type="spellEnd"/>
-      <w:r>
-        <w:t xml:space="preserve"> </w:t>
-      </w:r>
-      <w:proofErr w:type="spellStart"/>
-      <w:r>
-        <w:t>on</w:t>
-      </w:r>
-      <w:proofErr w:type="spellEnd"/>
-      <w:r>
-        <w:t xml:space="preserve"> </w:t>
-      </w:r>
-      <w:proofErr w:type="spellStart"/>
-      <w:r>
-        <w:t>selected</w:t>
-      </w:r>
-      <w:proofErr w:type="spellEnd"/>
-      <w:r>
-        <w:t xml:space="preserve"> </w:t>
-      </w:r>
-      <w:proofErr w:type="spellStart"/>
-      <w:r>
-        <w:t>metrics</w:t>
-      </w:r>
-      <w:proofErr w:type="spellEnd"/>
-      <w:r>
-        <w:t>.</w:t>
-      </w:r>
-    </w:p>
-    <w:p>
-      <w:pPr>
-        <w:numPr>
-          <w:ilvl w:val="0"/>
-          <w:numId w:val="23"/>
-        </w:numPr>
-      </w:pPr>
-      <w:proofErr w:type="spellStart"/>
-      <w:r>
-        <w:t>Analyze</w:t>
-      </w:r>
-      <w:proofErr w:type="spellEnd"/>
-      <w:r>
-        <w:t xml:space="preserve"> </w:t>
-      </w:r>
-      <w:proofErr w:type="spellStart"/>
-      <w:r>
-        <w:t>the</w:t>
-      </w:r>
-      <w:proofErr w:type="spellEnd"/>
-      <w:r>
-        <w:t xml:space="preserve"> </w:t>
-      </w:r>
-      <w:proofErr w:type="spellStart"/>
-      <w:r>
-        <w:t>extracted</w:t>
-      </w:r>
-      <w:proofErr w:type="spellEnd"/>
-      <w:r>
-        <w:t xml:space="preserve"> </w:t>
-      </w:r>
-      <w:proofErr w:type="spellStart"/>
-      <w:r>
-        <w:t>data</w:t>
-      </w:r>
-      <w:proofErr w:type="spellEnd"/>
-      <w:r>
-        <w:t xml:space="preserve"> </w:t>
-      </w:r>
-      <w:proofErr w:type="spellStart"/>
-      <w:r>
-        <w:t>from</w:t>
-      </w:r>
-      <w:proofErr w:type="spellEnd"/>
-      <w:r>
-        <w:t xml:space="preserve"> marketing and </w:t>
-      </w:r>
-      <w:proofErr w:type="spellStart"/>
-      <w:r>
-        <w:t>communication</w:t>
-      </w:r>
-      <w:proofErr w:type="spellEnd"/>
-      <w:r>
-        <w:t xml:space="preserve"> </w:t>
-      </w:r>
-      <w:proofErr w:type="spellStart"/>
-      <w:r>
-        <w:t>perspectives</w:t>
-      </w:r>
-      <w:proofErr w:type="spellEnd"/>
-      <w:r>
-        <w:t xml:space="preserve">, and </w:t>
-      </w:r>
-      <w:proofErr w:type="spellStart"/>
-      <w:r>
-        <w:t>present</w:t>
-      </w:r>
-      <w:proofErr w:type="spellEnd"/>
-      <w:r>
-        <w:t xml:space="preserve"> </w:t>
-      </w:r>
-      <w:proofErr w:type="spellStart"/>
-      <w:r>
-        <w:t>the</w:t>
-      </w:r>
-      <w:proofErr w:type="spellEnd"/>
-      <w:r>
-        <w:t xml:space="preserve"> </w:t>
-      </w:r>
-      <w:proofErr w:type="spellStart"/>
-      <w:r>
-        <w:t>characteristic</w:t>
-      </w:r>
-      <w:proofErr w:type="spellEnd"/>
-      <w:r>
-        <w:t xml:space="preserve"> </w:t>
-      </w:r>
-      <w:proofErr w:type="spellStart"/>
-      <w:r>
-        <w:t>trends</w:t>
-      </w:r>
-      <w:proofErr w:type="spellEnd"/>
-      <w:r>
-        <w:t xml:space="preserve"> of </w:t>
-      </w:r>
-      <w:proofErr w:type="spellStart"/>
-      <w:r>
-        <w:t>brand</w:t>
-      </w:r>
-      <w:proofErr w:type="spellEnd"/>
-      <w:r>
-        <w:t xml:space="preserve"> </w:t>
-      </w:r>
-      <w:proofErr w:type="spellStart"/>
-      <w:r>
-        <w:t>appearances</w:t>
-      </w:r>
-      <w:proofErr w:type="spellEnd"/>
-      <w:r>
-        <w:t xml:space="preserve"> in </w:t>
-      </w:r>
-      <w:proofErr w:type="spellStart"/>
-      <w:r>
-        <w:t>memes</w:t>
-      </w:r>
-      <w:proofErr w:type="spellEnd"/>
-      <w:r>
-        <w:t>.</w:t>
+      <w:r>
+        <w:rPr>
+          <w:lang w:val="en-HU"/>
+        </w:rPr>
+        <w:t>including descriptive statistics, cross-correlation, Granger causality tests, two-way fixed effects panel regression models</w:t>
+      </w:r>
+      <w:r>
+        <w:rPr>
+          <w:lang w:val="en-HU"/>
+        </w:rPr>
+        <w:t>,</w:t>
+      </w:r>
+      <w:r>
+        <w:rPr>
+          <w:lang w:val="en-HU"/>
+        </w:rPr>
+        <w:t xml:space="preserve"> and event-study designs</w:t>
+      </w:r>
+      <w:r>
+        <w:rPr>
+          <w:lang w:val="en-HU"/>
+        </w:rPr>
+        <w:t xml:space="preserve">) </w:t>
+      </w:r>
+      <w:r>
+        <w:rPr>
+          <w:lang w:val="en-HU"/>
+        </w:rPr>
+        <w:t>the study examines whether and how traditional media signals relate to subsequent dynamics in meme activity.</w:t>
+      </w:r>
+    </w:p>
+    <w:p>
+      <w:pPr>
+        <w:rPr>
+          <w:lang w:val="en-HU"/>
+        </w:rPr>
+      </w:pPr>
+      <w:r>
+        <w:rPr>
+          <w:lang w:val="en-HU"/>
+        </w:rPr>
+        <w:t>The findings indicate that media exposure and news sentiment generally exert no persistent or robust influence on meme volume or emotional structure: estimated effects are typically weak and statistically uncertain. However, event-study results show that periods of unusually negative news coverage are associated with short-lived spikes in meme activity, whereas positive news has much more limited effects. Granger tests suggest that news coverage does not systematically precede meme dynamics, although increased meme volume provides a slight improvement in predicting the following week’s media mentions.</w:t>
+      </w:r>
+    </w:p>
+    <w:p>
+      <w:pPr>
+        <w:rPr>
+          <w:lang w:val="en-HU"/>
+        </w:rPr>
+      </w:pPr>
+      <w:r>
+        <w:rPr>
+          <w:lang w:val="en-HU"/>
+        </w:rPr>
+        <w:t>Overall, the study suggests that meme culture operates largely independently of traditional media. The online representation of brands appears to be driven primarily by digital community dynamics rather than the rhythm or emotional tone of news coverage.</w:t>
       </w:r>
     </w:p>
     <w:p>
@@ -13045,23 +11864,7 @@
       <w:r>
         <w:t>Összességében a kutatás arra mutat rá, hogy a márkák mémekben való megjelenése a vizsgált időszakban nem követi a hagyományos médiamegjelenések logikáját, és a mémkultúra önálló kommunikációs viselkedést mutat, amely eltér a hírszövegek ritmusától és érzelmi mintázatától.</w:t>
       </w:r>
-    </w:p>
-    <w:p>
-      <w:pPr>
-        <w:spacing w:after="0" w:line="240" w:lineRule="auto"/>
-        <w:ind w:firstLine="0"/>
-        <w:jc w:val="left"/>
-      </w:pPr>
-      <w:r>
-        <w:br w:type="page"/>
-      </w:r>
-    </w:p>
-    <w:p>
-      <w:pPr>
-        <w:ind w:firstLine="0"/>
-      </w:pPr>
-      <w:r>
-        <w:lastRenderedPageBreak/>
+      <w:r>
         <w:fldChar w:fldCharType="begin"/>
       </w:r>
       <w:r>
@@ -13092,59 +11895,113 @@
     </w:p>
     <w:p>
       <w:pPr>
-        <w:pStyle w:val="Heading3"/>
-        <w:numPr>
-          <w:ilvl w:val="0"/>
-          <w:numId w:val="0"/>
-        </w:numPr>
-        <w:ind w:left="2880"/>
-      </w:pPr>
-      <w:bookmarkStart w:id="35" w:name="_Toc332797402"/>
-      <w:bookmarkStart w:id="36" w:name="_Toc216283036"/>
-      <w:r>
-        <w:t>Irodalomjegyzék</w:t>
-      </w:r>
-      <w:bookmarkEnd w:id="35"/>
-      <w:bookmarkEnd w:id="36"/>
-    </w:p>
-    <w:p>
-      <w:r>
-        <w:t xml:space="preserve">Az Irodalomjegyzékben szereplő hivatkozásokat </w:t>
-      </w:r>
-      <w:r>
-        <w:rPr>
-          <w:rStyle w:val="Strong"/>
-        </w:rPr>
-        <w:t xml:space="preserve">Irodalomjegyzék </w:t>
-      </w:r>
-      <w:r>
-        <w:rPr>
-          <w:rStyle w:val="Strong"/>
-        </w:rPr>
-        <w:t>sor</w:t>
-      </w:r>
-      <w:r>
-        <w:t xml:space="preserve"> stílussal formázzuk, a címüket pedig </w:t>
-      </w:r>
-      <w:r>
-        <w:rPr>
-          <w:rStyle w:val="Strong"/>
-        </w:rPr>
-        <w:t xml:space="preserve">Irodalomjegyzék forrás </w:t>
-      </w:r>
-      <w:r>
-        <w:t>stílussal emeljük ki.</w:t>
-      </w:r>
-    </w:p>
-    <w:p>
-      <w:pPr>
         <w:pStyle w:val="Fejezetcimszmozsnlkl"/>
       </w:pPr>
-      <w:bookmarkStart w:id="37" w:name="_Toc216283037"/>
+      <w:bookmarkStart w:id="35" w:name="_Toc216283037"/>
       <w:r>
         <w:lastRenderedPageBreak/>
         <w:t>Irodalomjegyzék</w:t>
       </w:r>
+      <w:bookmarkEnd w:id="35"/>
+    </w:p>
+    <w:p>
+      <w:pPr>
+        <w:pStyle w:val="Irodalomjegyzksor"/>
+        <w:rPr>
+          <w:rStyle w:val="Irodalomjegyzkforrs"/>
+        </w:rPr>
+      </w:pPr>
+      <w:bookmarkStart w:id="36" w:name="_Ref216163923"/>
+      <w:r>
+        <w:rPr>
+          <w:rStyle w:val="Irodalomjegyzkforrs"/>
+        </w:rPr>
+        <w:t xml:space="preserve">Richard Dawkins, </w:t>
+      </w:r>
+      <w:r>
+        <w:t>Az önző gén</w:t>
+      </w:r>
+      <w:r>
+        <w:rPr>
+          <w:rStyle w:val="Irodalomjegyzkforrs"/>
+        </w:rPr>
+        <w:t>, Gondolat Kiadó, 1986, ISBN: 9632816455</w:t>
+      </w:r>
+      <w:bookmarkEnd w:id="36"/>
+    </w:p>
+    <w:p>
+      <w:pPr>
+        <w:pStyle w:val="Irodalomjegyzksor"/>
+        <w:rPr>
+          <w:rStyle w:val="Irodalomjegyzkforrs"/>
+          <w:lang w:val="en-HU"/>
+        </w:rPr>
+      </w:pPr>
+      <w:bookmarkStart w:id="37" w:name="_Ref216192475"/>
+      <w:r>
+        <w:rPr>
+          <w:rStyle w:val="Irodalomjegyzkforrs"/>
+          <w:lang w:val="en-HU"/>
+        </w:rPr>
+        <w:t xml:space="preserve">Shifman, L. (2013). </w:t>
+      </w:r>
+      <w:r>
+        <w:t>Memes in a Digital World: Reconciling with a Conceptual Troublemaker</w:t>
+      </w:r>
+      <w:r>
+        <w:rPr>
+          <w:rStyle w:val="Irodalomjegyzkforrs"/>
+          <w:lang w:val="en-HU"/>
+        </w:rPr>
+        <w:t>. Journal of Computer-Mediated</w:t>
+      </w:r>
+      <w:r>
+        <w:rPr>
+          <w:rStyle w:val="Irodalomjegyzkforrs"/>
+        </w:rPr>
+        <w:t xml:space="preserve"> </w:t>
+      </w:r>
+      <w:r>
+        <w:rPr>
+          <w:rStyle w:val="Irodalomjegyzkforrs"/>
+          <w:lang w:val="en-HU"/>
+        </w:rPr>
+        <w:t>Communication, 18(3), 362–377.</w:t>
+      </w:r>
+      <w:r>
+        <w:rPr>
+          <w:rStyle w:val="Irodalomjegyzkforrs"/>
+        </w:rPr>
+        <w:t xml:space="preserve"> </w:t>
+      </w:r>
+      <w:r>
+        <w:rPr>
+          <w:rStyle w:val="Irodalomjegyzkforrs"/>
+          <w:lang w:val="en-HU"/>
+        </w:rPr>
+        <w:t xml:space="preserve">Elérhető: </w:t>
+      </w:r>
+      <w:hyperlink r:id="rId23" w:tgtFrame="_new" w:history="1">
+        <w:r>
+          <w:rPr>
+            <w:rStyle w:val="Irodalomjegyzkforrs"/>
+          </w:rPr>
+          <w:t>https://academic.oup.com/jcmc/article/18/3/362/4067545</w:t>
+        </w:r>
+      </w:hyperlink>
+      <w:r>
+        <w:rPr>
+          <w:rStyle w:val="Irodalomjegyzkforrs"/>
+        </w:rPr>
+        <w:t xml:space="preserve"> </w:t>
+      </w:r>
+      <w:r>
+        <w:rPr>
+          <w:rStyle w:val="Irodalomjegyzkforrs"/>
+          <w:lang w:val="en-HU"/>
+        </w:rPr>
+        <w:t>(Letöltve: 2025.05.02).</w:t>
+      </w:r>
       <w:bookmarkEnd w:id="37"/>
     </w:p>
     <w:p>
@@ -13152,23 +12009,26 @@
         <w:pStyle w:val="Irodalomjegyzksor"/>
         <w:rPr>
           <w:rStyle w:val="Irodalomjegyzkforrs"/>
-        </w:rPr>
-      </w:pPr>
-      <w:bookmarkStart w:id="38" w:name="_Ref216163923"/>
+          <w:lang w:val="en-HU"/>
+        </w:rPr>
+      </w:pPr>
+      <w:bookmarkStart w:id="38" w:name="_Ref216192514"/>
       <w:r>
         <w:rPr>
           <w:rStyle w:val="Irodalomjegyzkforrs"/>
-        </w:rPr>
-        <w:t xml:space="preserve">Richard Dawkins, </w:t>
-      </w:r>
-      <w:r>
-        <w:t>Az önző gén</w:t>
+          <w:lang w:val="en-HU"/>
+        </w:rPr>
+        <w:t xml:space="preserve">Milner, R. M. (2016). </w:t>
+      </w:r>
+      <w:r>
+        <w:t>The World Made Meme: Public Conversations and Participatory Media</w:t>
       </w:r>
       <w:r>
         <w:rPr>
           <w:rStyle w:val="Irodalomjegyzkforrs"/>
-        </w:rPr>
-        <w:t>, Gondolat Kiadó, 1986, ISBN: 9632816455</w:t>
+          <w:lang w:val="en-HU"/>
+        </w:rPr>
+        <w:t>. MIT Press.</w:t>
       </w:r>
       <w:bookmarkEnd w:id="38"/>
     </w:p>
@@ -13177,26 +12037,25 @@
         <w:pStyle w:val="Irodalomjegyzksor"/>
         <w:rPr>
           <w:rStyle w:val="Irodalomjegyzkforrs"/>
-          <w:lang w:val="en-HU"/>
-        </w:rPr>
-      </w:pPr>
-      <w:bookmarkStart w:id="39" w:name="_Ref216192475"/>
+        </w:rPr>
+      </w:pPr>
+      <w:bookmarkStart w:id="39" w:name="_Ref216192525"/>
       <w:r>
         <w:rPr>
           <w:rStyle w:val="Irodalomjegyzkforrs"/>
           <w:lang w:val="en-HU"/>
         </w:rPr>
-        <w:t xml:space="preserve">Shifman, L. (2013). </w:t>
-      </w:r>
-      <w:r>
-        <w:t>Memes in a Digital World: Reconciling with a Conceptual Troublemaker</w:t>
+        <w:t xml:space="preserve">Highfield, T. and Leaver, T. (2016). </w:t>
+      </w:r>
+      <w:r>
+        <w:t>Instagrammatics and Digital Methods: Studying Visual Social Media and Brand Representations</w:t>
       </w:r>
       <w:r>
         <w:rPr>
           <w:rStyle w:val="Irodalomjegyzkforrs"/>
           <w:lang w:val="en-HU"/>
         </w:rPr>
-        <w:t>. Journal of Computer-Mediated</w:t>
+        <w:t>.</w:t>
       </w:r>
       <w:r>
         <w:rPr>
@@ -13209,43 +12068,161 @@
           <w:rStyle w:val="Irodalomjegyzkforrs"/>
           <w:lang w:val="en-HU"/>
         </w:rPr>
-        <w:t>Communication, 18(3), 362–377.</w:t>
-      </w:r>
-      <w:r>
+        <w:t>Communication Research and Practice, 2(1), 47–62.</w:t>
+      </w:r>
+      <w:bookmarkEnd w:id="39"/>
+    </w:p>
+    <w:p>
+      <w:pPr>
+        <w:pStyle w:val="Irodalomjegyzksor"/>
         <w:rPr>
           <w:rStyle w:val="Irodalomjegyzkforrs"/>
+          <w:lang w:val="en-HU"/>
+        </w:rPr>
+      </w:pPr>
+      <w:bookmarkStart w:id="40" w:name="_Ref216192887"/>
+      <w:r>
+        <w:t xml:space="preserve">HSDSLab </w:t>
+      </w:r>
+      <w:r>
+        <w:rPr>
+          <w:rStyle w:val="Irodalomjegyzkforrs"/>
+          <w:lang w:val="en-HU"/>
+        </w:rPr>
+        <w:t xml:space="preserve">– </w:t>
+      </w:r>
+      <w:r>
+        <w:rPr>
+          <w:rStyle w:val="Irodalomjegyzkforrs"/>
+        </w:rPr>
+        <w:t>Human &amp;</w:t>
+      </w:r>
+      <w:r>
+        <w:rPr>
+          <w:rStyle w:val="Irodalomjegyzkforrs"/>
+          <w:lang w:val="en-HU"/>
         </w:rPr>
         <w:t xml:space="preserve"> </w:t>
       </w:r>
       <w:r>
         <w:rPr>
           <w:rStyle w:val="Irodalomjegyzkforrs"/>
-          <w:lang w:val="en-HU"/>
-        </w:rPr>
-        <w:t xml:space="preserve">Elérhető: </w:t>
-      </w:r>
-      <w:hyperlink r:id="rId23" w:tgtFrame="_new" w:history="1">
+        </w:rPr>
+        <w:t>Social</w:t>
+      </w:r>
+      <w:r>
+        <w:rPr>
+          <w:rStyle w:val="Irodalomjegyzkforrs"/>
+          <w:lang w:val="en-HU"/>
+        </w:rPr>
+        <w:t xml:space="preserve"> </w:t>
+      </w:r>
+      <w:r>
+        <w:rPr>
+          <w:rStyle w:val="Irodalomjegyzkforrs"/>
+        </w:rPr>
+        <w:t>Data</w:t>
+      </w:r>
+      <w:r>
+        <w:rPr>
+          <w:rStyle w:val="Irodalomjegyzkforrs"/>
+          <w:lang w:val="en-HU"/>
+        </w:rPr>
+        <w:t xml:space="preserve"> </w:t>
+      </w:r>
+      <w:r>
+        <w:rPr>
+          <w:rStyle w:val="Irodalomjegyzkforrs"/>
+        </w:rPr>
+        <w:t>Science</w:t>
+      </w:r>
+      <w:r>
+        <w:rPr>
+          <w:rStyle w:val="Irodalomjegyzkforrs"/>
+          <w:lang w:val="en-HU"/>
+        </w:rPr>
+        <w:t xml:space="preserve"> Laboratory (2025).</w:t>
+      </w:r>
+      <w:r>
+        <w:rPr>
+          <w:rStyle w:val="Irodalomjegyzkforrs"/>
+        </w:rPr>
+        <w:t xml:space="preserve"> </w:t>
+      </w:r>
+      <w:r>
+        <w:rPr>
+          <w:rStyle w:val="Irodalomjegyzkforrs"/>
+          <w:lang w:val="en-HU"/>
+        </w:rPr>
+        <w:t>Elérhető: https://hsdslab.math.bme.hu/en/ (Letöltve: 2025.05.02).https://hsdslab.math.bme.hu/en/</w:t>
+      </w:r>
+      <w:bookmarkEnd w:id="40"/>
+    </w:p>
+    <w:p>
+      <w:pPr>
+        <w:pStyle w:val="Irodalomjegyzksor"/>
+        <w:rPr>
+          <w:rStyle w:val="Irodalomjegyzkforrs"/>
+          <w:lang w:val="en-HU"/>
+        </w:rPr>
+      </w:pPr>
+      <w:bookmarkStart w:id="41" w:name="_Ref216166996"/>
+      <w:r>
+        <w:rPr>
+          <w:rStyle w:val="Irodalomjegyzkforrs"/>
+        </w:rPr>
+        <w:t>Murgás, X. et al. (2024</w:t>
+      </w:r>
+      <w:r>
+        <w:t>). Decoding Memes: A Comparative Study of Machine Learning Models for Template Identification</w:t>
+      </w:r>
+      <w:r>
+        <w:rPr>
+          <w:rStyle w:val="Irodalomjegyzkforrs"/>
+        </w:rPr>
+        <w:t xml:space="preserve">. Elérhető: </w:t>
+      </w:r>
+      <w:hyperlink r:id="rId24" w:tgtFrame="_new" w:history="1">
         <w:r>
           <w:rPr>
             <w:rStyle w:val="Irodalomjegyzkforrs"/>
           </w:rPr>
-          <w:t>https://academic.oup.com/jcmc/article/18/3/362/4067545</w:t>
+          <w:t>https://arxiv.org/abs/2408.08126</w:t>
         </w:r>
       </w:hyperlink>
       <w:r>
         <w:rPr>
           <w:rStyle w:val="Irodalomjegyzkforrs"/>
         </w:rPr>
-        <w:t xml:space="preserve"> </w:t>
-      </w:r>
-      <w:r>
+        <w:t xml:space="preserve"> (Letöltve: 2025.05.02).</w:t>
+      </w:r>
+      <w:bookmarkEnd w:id="41"/>
+    </w:p>
+    <w:p>
+      <w:pPr>
+        <w:pStyle w:val="Irodalomjegyzksor"/>
         <w:rPr>
           <w:rStyle w:val="Irodalomjegyzkforrs"/>
           <w:lang w:val="en-HU"/>
         </w:rPr>
-        <w:t>(Letöltve: 2025.05.02).</w:t>
-      </w:r>
-      <w:bookmarkEnd w:id="39"/>
+      </w:pPr>
+      <w:bookmarkStart w:id="42" w:name="_Ref216193231"/>
+      <w:r>
+        <w:rPr>
+          <w:rStyle w:val="Irodalomjegyzkforrs"/>
+        </w:rPr>
+        <w:t>Teng, S., Lo, S.-K. and Lee, Y.-L. (2021</w:t>
+      </w:r>
+      <w:r>
+        <w:t>). Meme Marketing: Investigating the Effects of Meme Content on Consumer Brand Attitude</w:t>
+      </w:r>
+      <w:r>
+        <w:rPr>
+          <w:rStyle w:val="Irodalomjegyzkforrs"/>
+        </w:rPr>
+        <w:t>. Journal of Product &amp; Brand Management, 30(7), 1041–1052.</w:t>
+      </w:r>
+      <w:bookmarkEnd w:id="42"/>
     </w:p>
     <w:p>
       <w:pPr>
@@ -13255,401 +12232,181 @@
           <w:lang w:val="en-HU"/>
         </w:rPr>
       </w:pPr>
-      <w:bookmarkStart w:id="40" w:name="_Ref216192514"/>
+      <w:bookmarkStart w:id="43" w:name="_Ref216193242"/>
       <w:r>
         <w:rPr>
           <w:rStyle w:val="Irodalomjegyzkforrs"/>
           <w:lang w:val="en-HU"/>
         </w:rPr>
-        <w:t xml:space="preserve">Milner, R. M. (2016). </w:t>
-      </w:r>
-      <w:r>
-        <w:t>The World Made Meme: Public Conversations and Participatory Media</w:t>
+        <w:t xml:space="preserve">Malodia, S. (2022). </w:t>
+      </w:r>
+      <w:r>
+        <w:t>Why Do Internet Memes Go Viral? Understanding the Role of Iconicity and Linguistic Cues in Meme Engagement.</w:t>
       </w:r>
       <w:r>
         <w:rPr>
           <w:rStyle w:val="Irodalomjegyzkforrs"/>
           <w:lang w:val="en-HU"/>
         </w:rPr>
-        <w:t>. MIT Press.</w:t>
-      </w:r>
-      <w:bookmarkEnd w:id="40"/>
+        <w:t xml:space="preserve"> Journal of Marketing Communications, 28(6), 681–698.</w:t>
+      </w:r>
+      <w:bookmarkEnd w:id="43"/>
     </w:p>
     <w:p>
       <w:pPr>
         <w:pStyle w:val="Irodalomjegyzksor"/>
         <w:rPr>
           <w:rStyle w:val="Irodalomjegyzkforrs"/>
-        </w:rPr>
-      </w:pPr>
-      <w:bookmarkStart w:id="41" w:name="_Ref216192525"/>
+          <w:lang w:val="en-HU"/>
+        </w:rPr>
+      </w:pPr>
+      <w:bookmarkStart w:id="44" w:name="_Ref216193266"/>
       <w:r>
         <w:rPr>
           <w:rStyle w:val="Irodalomjegyzkforrs"/>
           <w:lang w:val="en-HU"/>
         </w:rPr>
-        <w:t xml:space="preserve">Highfield, T. and Leaver, T. (2016). </w:t>
-      </w:r>
-      <w:r>
-        <w:t>Instagrammatics and Digital Methods: Studying Visual Social Media and Brand Representations</w:t>
+        <w:t xml:space="preserve">Brubaker, J.R., Ananny, M. and Crawford, K. (2018). </w:t>
+      </w:r>
+      <w:r>
+        <w:t>Corporate Memetics: How Brands Use Internet Memes for Public Engagemen</w:t>
       </w:r>
       <w:r>
         <w:rPr>
           <w:rStyle w:val="Irodalomjegyzkforrs"/>
           <w:lang w:val="en-HU"/>
         </w:rPr>
-        <w:t>.</w:t>
-      </w:r>
-      <w:r>
+        <w:t>t. Social Media + Society, 4(3), 1–12.</w:t>
+      </w:r>
+      <w:bookmarkEnd w:id="44"/>
+    </w:p>
+    <w:p>
+      <w:pPr>
+        <w:pStyle w:val="Irodalomjegyzksor"/>
         <w:rPr>
           <w:rStyle w:val="Irodalomjegyzkforrs"/>
-        </w:rPr>
-        <w:t xml:space="preserve"> </w:t>
-      </w:r>
+          <w:lang w:val="en-HU"/>
+        </w:rPr>
+      </w:pPr>
+      <w:bookmarkStart w:id="45" w:name="_Ref216193277"/>
       <w:r>
         <w:rPr>
           <w:rStyle w:val="Irodalomjegyzkforrs"/>
           <w:lang w:val="en-HU"/>
         </w:rPr>
-        <w:t>Communication Research and Practice, 2(1), 47–62.</w:t>
-      </w:r>
-      <w:bookmarkEnd w:id="41"/>
+        <w:t>Sharma, H. (201</w:t>
+      </w:r>
+      <w:r>
+        <w:rPr>
+          <w:rStyle w:val="Irodalomjegyzkforrs"/>
+        </w:rPr>
+        <w:t>8).</w:t>
+      </w:r>
+      <w:r>
+        <w:t xml:space="preserve"> Memes as Tools of Interactive Digital Communication: A Study of Corporate–User Dialogue. International Journal of Digital Culture and Electronic Communicatio</w:t>
+      </w:r>
+      <w:r>
+        <w:rPr>
+          <w:rStyle w:val="Irodalomjegyzkforrs"/>
+          <w:lang w:val="en-HU"/>
+        </w:rPr>
+        <w:t>n, 6(2), 97–115.</w:t>
+      </w:r>
+      <w:bookmarkEnd w:id="45"/>
     </w:p>
     <w:p>
       <w:pPr>
         <w:pStyle w:val="Irodalomjegyzksor"/>
         <w:rPr>
           <w:rStyle w:val="Irodalomjegyzkforrs"/>
-          <w:lang w:val="en-HU"/>
-        </w:rPr>
-      </w:pPr>
-      <w:bookmarkStart w:id="42" w:name="_Ref216192887"/>
-      <w:r>
-        <w:t xml:space="preserve">HSDSLab </w:t>
-      </w:r>
+          <w:lang w:val="en-HU" w:eastAsia="en-GB"/>
+        </w:rPr>
+      </w:pPr>
+      <w:bookmarkStart w:id="46" w:name="_Ref216193302"/>
       <w:r>
         <w:rPr>
           <w:rStyle w:val="Irodalomjegyzkforrs"/>
-          <w:lang w:val="en-HU"/>
-        </w:rPr>
-        <w:t xml:space="preserve">– </w:t>
+          <w:lang w:val="en-HU" w:eastAsia="en-GB"/>
+        </w:rPr>
+        <w:t xml:space="preserve">Chuah, S.H.-W., Kamarulzaman, N.H. and Zulkiffli, W.F.W. (2020). </w:t>
+      </w:r>
+      <w:r>
+        <w:t>Understanding Online Meme Participation and Adaptation Among Young Consumer</w:t>
       </w:r>
       <w:r>
         <w:rPr>
           <w:rStyle w:val="Irodalomjegyzkforrs"/>
-        </w:rPr>
-        <w:t>Human &amp;</w:t>
-      </w:r>
-      <w:r>
+          <w:lang w:val="en-HU" w:eastAsia="en-GB"/>
+        </w:rPr>
+        <w:t>s. Young Consumers, 21(4), 463–479.</w:t>
+      </w:r>
+      <w:bookmarkEnd w:id="46"/>
+    </w:p>
+    <w:p>
+      <w:pPr>
+        <w:pStyle w:val="Irodalomjegyzksor"/>
         <w:rPr>
           <w:rStyle w:val="Irodalomjegyzkforrs"/>
-          <w:lang w:val="en-HU"/>
-        </w:rPr>
-        <w:t xml:space="preserve"> </w:t>
-      </w:r>
+          <w:lang w:val="en-HU" w:eastAsia="en-GB"/>
+        </w:rPr>
+      </w:pPr>
+      <w:bookmarkStart w:id="47" w:name="_Ref216193346"/>
       <w:r>
         <w:rPr>
           <w:rStyle w:val="Irodalomjegyzkforrs"/>
-        </w:rPr>
-        <w:t>Social</w:t>
+          <w:lang w:val="en-HU" w:eastAsia="en-GB"/>
+        </w:rPr>
+        <w:t xml:space="preserve">González, M. (2023). </w:t>
+      </w:r>
+      <w:r>
+        <w:t>Drivers of Meme Virality: Content, Media, and Brand Recall</w:t>
       </w:r>
       <w:r>
         <w:rPr>
           <w:rStyle w:val="Irodalomjegyzkforrs"/>
-          <w:lang w:val="en-HU"/>
-        </w:rPr>
-        <w:t xml:space="preserve"> </w:t>
-      </w:r>
-      <w:r>
+          <w:lang w:val="en-HU" w:eastAsia="en-GB"/>
+        </w:rPr>
+        <w:t>. New Media &amp; Society, 25(8), 2156–2178.</w:t>
+      </w:r>
+      <w:bookmarkEnd w:id="47"/>
+    </w:p>
+    <w:p>
+      <w:pPr>
+        <w:pStyle w:val="Irodalomjegyzksor"/>
         <w:rPr>
           <w:rStyle w:val="Irodalomjegyzkforrs"/>
-        </w:rPr>
-        <w:t>Data</w:t>
-      </w:r>
+          <w:lang w:val="en-HU" w:eastAsia="en-GB"/>
+        </w:rPr>
+      </w:pPr>
+      <w:bookmarkStart w:id="48" w:name="_Ref216193360"/>
       <w:r>
         <w:rPr>
           <w:rStyle w:val="Irodalomjegyzkforrs"/>
-          <w:lang w:val="en-HU"/>
-        </w:rPr>
-        <w:t xml:space="preserve"> </w:t>
+          <w:lang w:val="en-HU" w:eastAsia="en-GB"/>
+        </w:rPr>
+        <w:t xml:space="preserve">Meer, N. (2022). </w:t>
+      </w:r>
+      <w:r>
+        <w:t>Emotional Polarity in Internet Memes: Patterns of Positive and Negative Attitudes in Digital Culture</w:t>
       </w:r>
       <w:r>
         <w:rPr>
           <w:rStyle w:val="Irodalomjegyzkforrs"/>
-        </w:rPr>
-        <w:t>Science</w:t>
-      </w:r>
-      <w:r>
+          <w:lang w:val="en-HU" w:eastAsia="en-GB"/>
+        </w:rPr>
+        <w:t>. Information, Communication &amp; Society, 25(12), 1714–1732.</w:t>
+      </w:r>
+      <w:bookmarkEnd w:id="48"/>
+    </w:p>
+    <w:p>
+      <w:pPr>
+        <w:pStyle w:val="Irodalomjegyzksor"/>
         <w:rPr>
           <w:rStyle w:val="Irodalomjegyzkforrs"/>
           <w:lang w:val="en-HU"/>
         </w:rPr>
-        <w:t xml:space="preserve"> Laboratory (2025).</w:t>
-      </w:r>
-      <w:r>
-        <w:rPr>
-          <w:rStyle w:val="Irodalomjegyzkforrs"/>
-        </w:rPr>
-        <w:t xml:space="preserve"> </w:t>
-      </w:r>
-      <w:r>
-        <w:rPr>
-          <w:rStyle w:val="Irodalomjegyzkforrs"/>
-          <w:lang w:val="en-HU"/>
-        </w:rPr>
-        <w:t>Elérhető: https://hsdslab.math.bme.hu/en/ (Letöltve: 2025.05.02).https://hsdslab.math.bme.hu/en/</w:t>
-      </w:r>
-      <w:bookmarkEnd w:id="42"/>
-    </w:p>
-    <w:p>
-      <w:pPr>
-        <w:pStyle w:val="Irodalomjegyzksor"/>
-        <w:rPr>
-          <w:rStyle w:val="Irodalomjegyzkforrs"/>
-          <w:lang w:val="en-HU"/>
-        </w:rPr>
-      </w:pPr>
-      <w:bookmarkStart w:id="43" w:name="_Ref216166996"/>
-      <w:r>
-        <w:rPr>
-          <w:rStyle w:val="Irodalomjegyzkforrs"/>
-        </w:rPr>
-        <w:t>Murgás, X. et al. (2024</w:t>
-      </w:r>
-      <w:r>
-        <w:t>). Decoding Memes: A Comparative Study of Machine Learning Models for Template Identification</w:t>
-      </w:r>
-      <w:r>
-        <w:rPr>
-          <w:rStyle w:val="Irodalomjegyzkforrs"/>
-        </w:rPr>
-        <w:t xml:space="preserve">. Elérhető: </w:t>
-      </w:r>
-      <w:hyperlink r:id="rId24" w:tgtFrame="_new" w:history="1">
-        <w:r>
-          <w:rPr>
-            <w:rStyle w:val="Irodalomjegyzkforrs"/>
-          </w:rPr>
-          <w:t>https://arxiv.org/abs/2408.08126</w:t>
-        </w:r>
-      </w:hyperlink>
-      <w:r>
-        <w:rPr>
-          <w:rStyle w:val="Irodalomjegyzkforrs"/>
-        </w:rPr>
-        <w:t xml:space="preserve"> (Letöltve: 2025.05.02).</w:t>
-      </w:r>
-      <w:bookmarkEnd w:id="43"/>
-    </w:p>
-    <w:p>
-      <w:pPr>
-        <w:pStyle w:val="Irodalomjegyzksor"/>
-        <w:rPr>
-          <w:rStyle w:val="Irodalomjegyzkforrs"/>
-          <w:lang w:val="en-HU"/>
-        </w:rPr>
-      </w:pPr>
-      <w:bookmarkStart w:id="44" w:name="_Ref216193231"/>
-      <w:r>
-        <w:rPr>
-          <w:rStyle w:val="Irodalomjegyzkforrs"/>
-        </w:rPr>
-        <w:t>Teng, S., Lo, S.-K. and Lee, Y.-L. (2021</w:t>
-      </w:r>
-      <w:r>
-        <w:t>). Meme Marketing: Investigating the Effects of Meme Content on Consumer Brand Attitude</w:t>
-      </w:r>
-      <w:r>
-        <w:rPr>
-          <w:rStyle w:val="Irodalomjegyzkforrs"/>
-        </w:rPr>
-        <w:t>. Journal of Product &amp; Brand Management, 30(7), 1041–1052.</w:t>
-      </w:r>
-      <w:bookmarkEnd w:id="44"/>
-    </w:p>
-    <w:p>
-      <w:pPr>
-        <w:pStyle w:val="Irodalomjegyzksor"/>
-        <w:rPr>
-          <w:rStyle w:val="Irodalomjegyzkforrs"/>
-          <w:lang w:val="en-HU"/>
-        </w:rPr>
-      </w:pPr>
-      <w:bookmarkStart w:id="45" w:name="_Ref216193242"/>
-      <w:r>
-        <w:rPr>
-          <w:rStyle w:val="Irodalomjegyzkforrs"/>
-          <w:lang w:val="en-HU"/>
-        </w:rPr>
-        <w:t xml:space="preserve">Malodia, S. (2022). </w:t>
-      </w:r>
-      <w:r>
-        <w:t>Why Do Internet Memes Go Viral? Understanding the Role of Iconicity and Linguistic Cues in Meme Engagement.</w:t>
-      </w:r>
-      <w:r>
-        <w:rPr>
-          <w:rStyle w:val="Irodalomjegyzkforrs"/>
-          <w:lang w:val="en-HU"/>
-        </w:rPr>
-        <w:t xml:space="preserve"> Journal of Marketing Communications, 28(6), 681–698.</w:t>
-      </w:r>
-      <w:bookmarkEnd w:id="45"/>
-    </w:p>
-    <w:p>
-      <w:pPr>
-        <w:pStyle w:val="Irodalomjegyzksor"/>
-        <w:rPr>
-          <w:rStyle w:val="Irodalomjegyzkforrs"/>
-          <w:lang w:val="en-HU"/>
-        </w:rPr>
-      </w:pPr>
-      <w:bookmarkStart w:id="46" w:name="_Ref216193266"/>
-      <w:r>
-        <w:rPr>
-          <w:rStyle w:val="Irodalomjegyzkforrs"/>
-          <w:lang w:val="en-HU"/>
-        </w:rPr>
-        <w:t xml:space="preserve">Brubaker, J.R., Ananny, M. and Crawford, K. (2018). </w:t>
-      </w:r>
-      <w:r>
-        <w:t>Corporate Memetics: How Brands Use Internet Memes for Public Engagemen</w:t>
-      </w:r>
-      <w:r>
-        <w:rPr>
-          <w:rStyle w:val="Irodalomjegyzkforrs"/>
-          <w:lang w:val="en-HU"/>
-        </w:rPr>
-        <w:t>t. Social Media + Society, 4(3), 1–12.</w:t>
-      </w:r>
-      <w:bookmarkEnd w:id="46"/>
-    </w:p>
-    <w:p>
-      <w:pPr>
-        <w:pStyle w:val="Irodalomjegyzksor"/>
-        <w:rPr>
-          <w:rStyle w:val="Irodalomjegyzkforrs"/>
-          <w:lang w:val="en-HU"/>
-        </w:rPr>
-      </w:pPr>
-      <w:bookmarkStart w:id="47" w:name="_Ref216193277"/>
-      <w:r>
-        <w:rPr>
-          <w:rStyle w:val="Irodalomjegyzkforrs"/>
-          <w:lang w:val="en-HU"/>
-        </w:rPr>
-        <w:t>Sharma, H. (201</w:t>
-      </w:r>
-      <w:r>
-        <w:rPr>
-          <w:rStyle w:val="Irodalomjegyzkforrs"/>
-        </w:rPr>
-        <w:t>8).</w:t>
-      </w:r>
-      <w:r>
-        <w:t xml:space="preserve"> Memes as Tools of Interactive Digital Communication: A Study of Corporate–User Dialogue. International Journal of Digital Culture and Electronic Communicatio</w:t>
-      </w:r>
-      <w:r>
-        <w:rPr>
-          <w:rStyle w:val="Irodalomjegyzkforrs"/>
-          <w:lang w:val="en-HU"/>
-        </w:rPr>
-        <w:t>n, 6(2), 97–115.</w:t>
-      </w:r>
-      <w:bookmarkEnd w:id="47"/>
-    </w:p>
-    <w:p>
-      <w:pPr>
-        <w:pStyle w:val="Irodalomjegyzksor"/>
-        <w:rPr>
-          <w:rStyle w:val="Irodalomjegyzkforrs"/>
-          <w:lang w:val="en-HU" w:eastAsia="en-GB"/>
-        </w:rPr>
-      </w:pPr>
-      <w:bookmarkStart w:id="48" w:name="_Ref216193302"/>
-      <w:r>
-        <w:rPr>
-          <w:rStyle w:val="Irodalomjegyzkforrs"/>
-          <w:lang w:val="en-HU" w:eastAsia="en-GB"/>
-        </w:rPr>
-        <w:t xml:space="preserve">Chuah, S.H.-W., Kamarulzaman, N.H. and Zulkiffli, W.F.W. (2020). </w:t>
-      </w:r>
-      <w:r>
-        <w:t>Understanding Online Meme Participation and Adaptation Among Young Consumer</w:t>
-      </w:r>
-      <w:r>
-        <w:rPr>
-          <w:rStyle w:val="Irodalomjegyzkforrs"/>
-          <w:lang w:val="en-HU" w:eastAsia="en-GB"/>
-        </w:rPr>
-        <w:t>s. Young Consumers, 21(4), 463–479.</w:t>
-      </w:r>
-      <w:bookmarkEnd w:id="48"/>
-    </w:p>
-    <w:p>
-      <w:pPr>
-        <w:pStyle w:val="Irodalomjegyzksor"/>
-        <w:rPr>
-          <w:rStyle w:val="Irodalomjegyzkforrs"/>
-          <w:lang w:val="en-HU" w:eastAsia="en-GB"/>
-        </w:rPr>
-      </w:pPr>
-      <w:bookmarkStart w:id="49" w:name="_Ref216193346"/>
-      <w:r>
-        <w:rPr>
-          <w:rStyle w:val="Irodalomjegyzkforrs"/>
-          <w:lang w:val="en-HU" w:eastAsia="en-GB"/>
-        </w:rPr>
-        <w:t xml:space="preserve">González, M. (2023). </w:t>
-      </w:r>
-      <w:r>
-        <w:t>Drivers of Meme Virality: Content, Media, and Brand Recall</w:t>
-      </w:r>
-      <w:r>
-        <w:rPr>
-          <w:rStyle w:val="Irodalomjegyzkforrs"/>
-          <w:lang w:val="en-HU" w:eastAsia="en-GB"/>
-        </w:rPr>
-        <w:t>. New Media &amp; Society, 25(8), 2156–2178.</w:t>
-      </w:r>
-      <w:bookmarkEnd w:id="49"/>
-    </w:p>
-    <w:p>
-      <w:pPr>
-        <w:pStyle w:val="Irodalomjegyzksor"/>
-        <w:rPr>
-          <w:rStyle w:val="Irodalomjegyzkforrs"/>
-          <w:lang w:val="en-HU" w:eastAsia="en-GB"/>
-        </w:rPr>
-      </w:pPr>
-      <w:bookmarkStart w:id="50" w:name="_Ref216193360"/>
-      <w:r>
-        <w:rPr>
-          <w:rStyle w:val="Irodalomjegyzkforrs"/>
-          <w:lang w:val="en-HU" w:eastAsia="en-GB"/>
-        </w:rPr>
-        <w:t xml:space="preserve">Meer, N. (2022). </w:t>
-      </w:r>
-      <w:r>
-        <w:t>Emotional Polarity in Internet Memes: Patterns of Positive and Negative Attitudes in Digital Culture</w:t>
-      </w:r>
-      <w:r>
-        <w:rPr>
-          <w:rStyle w:val="Irodalomjegyzkforrs"/>
-          <w:lang w:val="en-HU" w:eastAsia="en-GB"/>
-        </w:rPr>
-        <w:t>. Information, Communication &amp; Society, 25(12), 1714–1732.</w:t>
-      </w:r>
-      <w:bookmarkEnd w:id="50"/>
-    </w:p>
-    <w:p>
-      <w:pPr>
-        <w:pStyle w:val="Irodalomjegyzksor"/>
-        <w:rPr>
-          <w:rStyle w:val="Irodalomjegyzkforrs"/>
-          <w:lang w:val="en-HU"/>
-        </w:rPr>
-      </w:pPr>
-      <w:bookmarkStart w:id="51" w:name="_Ref216167022"/>
+      </w:pPr>
+      <w:bookmarkStart w:id="49" w:name="_Ref216167022"/>
       <w:r>
         <w:rPr>
           <w:rStyle w:val="Irodalomjegyzkforrs"/>
@@ -13668,7 +12425,7 @@
         </w:rPr>
         <w:t>. ISBN 199957950X.</w:t>
       </w:r>
-      <w:bookmarkEnd w:id="51"/>
+      <w:bookmarkEnd w:id="49"/>
     </w:p>
     <w:p>
       <w:pPr>
@@ -13677,7 +12434,7 @@
           <w:rStyle w:val="Irodalomjegyzkforrs"/>
         </w:rPr>
       </w:pPr>
-      <w:bookmarkStart w:id="52" w:name="_Ref216167095"/>
+      <w:bookmarkStart w:id="50" w:name="_Ref216167095"/>
       <w:r>
         <w:rPr>
           <w:rStyle w:val="Irodalomjegyzkforrs"/>
@@ -13727,7 +12484,7 @@
         </w:rPr>
         <w:t>.</w:t>
       </w:r>
-      <w:bookmarkEnd w:id="52"/>
+      <w:bookmarkEnd w:id="50"/>
     </w:p>
     <w:p>
       <w:pPr>
@@ -13736,7 +12493,7 @@
           <w:rStyle w:val="Irodalomjegyzkforrs"/>
         </w:rPr>
       </w:pPr>
-      <w:bookmarkStart w:id="53" w:name="_Ref216193551"/>
+      <w:bookmarkStart w:id="51" w:name="_Ref216193551"/>
       <w:r>
         <w:rPr>
           <w:rStyle w:val="Irodalomjegyzkforrs"/>
@@ -13754,7 +12511,7 @@
         </w:rPr>
         <w:t>. Scientific Reports. 14. 10.1038/s41598-024-62756-y.</w:t>
       </w:r>
-      <w:bookmarkEnd w:id="53"/>
+      <w:bookmarkEnd w:id="51"/>
     </w:p>
     <w:p>
       <w:pPr>
@@ -13764,7 +12521,7 @@
           <w:lang w:val="en-HU"/>
         </w:rPr>
       </w:pPr>
-      <w:bookmarkStart w:id="54" w:name="_Ref216167122"/>
+      <w:bookmarkStart w:id="52" w:name="_Ref216167122"/>
       <w:r>
         <w:rPr>
           <w:rStyle w:val="Irodalomjegyzkforrs"/>
@@ -13803,7 +12560,98 @@
         </w:rPr>
         <w:t>(Letöltve: 2025.05.02).</w:t>
       </w:r>
+      <w:bookmarkEnd w:id="52"/>
+    </w:p>
+    <w:p>
+      <w:pPr>
+        <w:pStyle w:val="Irodalomjegyzksor"/>
+        <w:rPr>
+          <w:rStyle w:val="Irodalomjegyzkforrs"/>
+          <w:lang w:val="en-HU"/>
+        </w:rPr>
+      </w:pPr>
+      <w:bookmarkStart w:id="53" w:name="_Ref216167158"/>
+      <w:r>
+        <w:rPr>
+          <w:rStyle w:val="Irodalomjegyzkforrs"/>
+        </w:rPr>
+        <w:t xml:space="preserve">KeyLabs (2024). </w:t>
+      </w:r>
+      <w:r>
+        <w:t>Hyperparameter Tuning: Grid Search, Random Search, and Bayesian Optimization</w:t>
+      </w:r>
+      <w:r>
+        <w:rPr>
+          <w:rStyle w:val="Irodalomjegyzkforrs"/>
+        </w:rPr>
+        <w:t xml:space="preserve">. </w:t>
+      </w:r>
+      <w:r>
+        <w:rPr>
+          <w:rStyle w:val="Irodalomjegyzkforrs"/>
+        </w:rPr>
+        <w:t xml:space="preserve">Elérhető: </w:t>
+      </w:r>
+      <w:r>
+        <w:rPr>
+          <w:rStyle w:val="Irodalomjegyzkforrs"/>
+          <w:lang w:val="en-HU"/>
+        </w:rPr>
+        <w:t>https://keylabs.ai/blog/hyperparameter-tuning-grid-search-random-search-and-bayesian-optimization</w:t>
+      </w:r>
+      <w:r>
+        <w:rPr>
+          <w:rStyle w:val="Irodalomjegyzkforrs"/>
+        </w:rPr>
+        <w:t>(Letöltve: 2025.05.02).</w:t>
+      </w:r>
+      <w:bookmarkEnd w:id="53"/>
+    </w:p>
+    <w:p>
+      <w:pPr>
+        <w:pStyle w:val="Irodalomjegyzksor"/>
+        <w:rPr>
+          <w:rStyle w:val="Irodalomjegyzkforrs"/>
+        </w:rPr>
+      </w:pPr>
+      <w:bookmarkStart w:id="54" w:name="_Ref216167173"/>
+      <w:r>
+        <w:rPr>
+          <w:rStyle w:val="Irodalomjegyzkforrs"/>
+        </w:rPr>
+        <w:t>PyTorch (2025</w:t>
+      </w:r>
+      <w:r>
+        <w:t>). The Open Language of AI</w:t>
+      </w:r>
+      <w:r>
+        <w:rPr>
+          <w:rStyle w:val="Irodalomjegyzkforrs"/>
+        </w:rPr>
+        <w:t xml:space="preserve">. Elérhető: </w:t>
+      </w:r>
+      <w:hyperlink r:id="rId27" w:tgtFrame="_new" w:history="1">
+        <w:r>
+          <w:rPr>
+            <w:rStyle w:val="Irodalomjegyzkforrs"/>
+          </w:rPr>
+          <w:t>https://pytorch.org/</w:t>
+        </w:r>
+      </w:hyperlink>
+      <w:r>
+        <w:rPr>
+          <w:rStyle w:val="Irodalomjegyzkforrs"/>
+        </w:rPr>
+        <w:t xml:space="preserve"> (Letöltve: 2025.05.02).</w:t>
+      </w:r>
       <w:bookmarkEnd w:id="54"/>
+      <w:r>
+        <w:rPr>
+          <w:rStyle w:val="Irodalomjegyzkforrs"/>
+          <w:lang w:val="en-HU"/>
+        </w:rPr>
+        <w:t xml:space="preserve"> </w:t>
+      </w:r>
     </w:p>
     <w:p>
       <w:pPr>
@@ -13813,98 +12661,7 @@
           <w:lang w:val="en-HU"/>
         </w:rPr>
       </w:pPr>
-      <w:bookmarkStart w:id="55" w:name="_Ref216167158"/>
-      <w:r>
-        <w:rPr>
-          <w:rStyle w:val="Irodalomjegyzkforrs"/>
-        </w:rPr>
-        <w:t xml:space="preserve">KeyLabs (2024). </w:t>
-      </w:r>
-      <w:r>
-        <w:t>Hyperparameter Tuning: Grid Search, Random Search, and Bayesian Optimization</w:t>
-      </w:r>
-      <w:r>
-        <w:rPr>
-          <w:rStyle w:val="Irodalomjegyzkforrs"/>
-        </w:rPr>
-        <w:t xml:space="preserve">. </w:t>
-      </w:r>
-      <w:r>
-        <w:rPr>
-          <w:rStyle w:val="Irodalomjegyzkforrs"/>
-        </w:rPr>
-        <w:t xml:space="preserve">Elérhető: </w:t>
-      </w:r>
-      <w:r>
-        <w:rPr>
-          <w:rStyle w:val="Irodalomjegyzkforrs"/>
-          <w:lang w:val="en-HU"/>
-        </w:rPr>
-        <w:t>https://keylabs.ai/blog/hyperparameter-tuning-grid-search-random-search-and-bayesian-optimization</w:t>
-      </w:r>
-      <w:r>
-        <w:rPr>
-          <w:rStyle w:val="Irodalomjegyzkforrs"/>
-        </w:rPr>
-        <w:t>(Letöltve: 2025.05.02).</w:t>
-      </w:r>
-      <w:bookmarkEnd w:id="55"/>
-    </w:p>
-    <w:p>
-      <w:pPr>
-        <w:pStyle w:val="Irodalomjegyzksor"/>
-        <w:rPr>
-          <w:rStyle w:val="Irodalomjegyzkforrs"/>
-        </w:rPr>
-      </w:pPr>
-      <w:bookmarkStart w:id="56" w:name="_Ref216167173"/>
-      <w:r>
-        <w:rPr>
-          <w:rStyle w:val="Irodalomjegyzkforrs"/>
-        </w:rPr>
-        <w:t>PyTorch (2025</w:t>
-      </w:r>
-      <w:r>
-        <w:t>). The Open Language of AI</w:t>
-      </w:r>
-      <w:r>
-        <w:rPr>
-          <w:rStyle w:val="Irodalomjegyzkforrs"/>
-        </w:rPr>
-        <w:t xml:space="preserve">. Elérhető: </w:t>
-      </w:r>
-      <w:hyperlink r:id="rId27" w:tgtFrame="_new" w:history="1">
-        <w:r>
-          <w:rPr>
-            <w:rStyle w:val="Irodalomjegyzkforrs"/>
-          </w:rPr>
-          <w:t>https://pytorch.org/</w:t>
-        </w:r>
-      </w:hyperlink>
-      <w:r>
-        <w:rPr>
-          <w:rStyle w:val="Irodalomjegyzkforrs"/>
-        </w:rPr>
-        <w:t xml:space="preserve"> (Letöltve: 2025.05.02).</w:t>
-      </w:r>
-      <w:bookmarkEnd w:id="56"/>
-      <w:r>
-        <w:rPr>
-          <w:rStyle w:val="Irodalomjegyzkforrs"/>
-          <w:lang w:val="en-HU"/>
-        </w:rPr>
-        <w:t xml:space="preserve"> </w:t>
-      </w:r>
-    </w:p>
-    <w:p>
-      <w:pPr>
-        <w:pStyle w:val="Irodalomjegyzksor"/>
-        <w:rPr>
-          <w:rStyle w:val="Irodalomjegyzkforrs"/>
-          <w:lang w:val="en-HU"/>
-        </w:rPr>
-      </w:pPr>
-      <w:bookmarkStart w:id="57" w:name="_Ref216167190"/>
+      <w:bookmarkStart w:id="55" w:name="_Ref216167190"/>
       <w:r>
         <w:t>PyTorch Lightning</w:t>
       </w:r>
@@ -13948,7 +12705,7 @@
         </w:rPr>
         <w:t>(Letöltve: 2025.05.02).</w:t>
       </w:r>
-      <w:bookmarkEnd w:id="57"/>
+      <w:bookmarkEnd w:id="55"/>
     </w:p>
     <w:p>
       <w:pPr>
@@ -13958,7 +12715,7 @@
           <w:lang w:val="en-HU"/>
         </w:rPr>
       </w:pPr>
-      <w:bookmarkStart w:id="58" w:name="_Ref216167206"/>
+      <w:bookmarkStart w:id="56" w:name="_Ref216167206"/>
       <w:r>
         <w:t>Best Global Brands</w:t>
       </w:r>
@@ -14010,7 +12767,7 @@
         </w:rPr>
         <w:t>(Letöltve: 2025.05.02).</w:t>
       </w:r>
-      <w:bookmarkEnd w:id="58"/>
+      <w:bookmarkEnd w:id="56"/>
     </w:p>
     <w:p>
       <w:pPr>
@@ -14020,7 +12777,7 @@
           <w:lang w:val="en-HU"/>
         </w:rPr>
       </w:pPr>
-      <w:bookmarkStart w:id="59" w:name="_Ref216167244"/>
+      <w:bookmarkStart w:id="57" w:name="_Ref216167244"/>
       <w:r>
         <w:t>Beautiful Soup</w:t>
       </w:r>
@@ -14065,7 +12822,7 @@
         </w:rPr>
         <w:t>(Letöltve: 2025.05.02).</w:t>
       </w:r>
-      <w:bookmarkEnd w:id="59"/>
+      <w:bookmarkEnd w:id="57"/>
     </w:p>
     <w:p>
       <w:pPr>
@@ -14075,7 +12832,7 @@
           <w:lang w:val="en-HU"/>
         </w:rPr>
       </w:pPr>
-      <w:bookmarkStart w:id="60" w:name="_Ref216167246"/>
+      <w:bookmarkStart w:id="58" w:name="_Ref216167246"/>
       <w:r>
         <w:t>Selenium</w:t>
       </w:r>
@@ -14126,7 +12883,7 @@
         </w:rPr>
         <w:t>(Letöltve: 2025.05.02).</w:t>
       </w:r>
-      <w:bookmarkEnd w:id="60"/>
+      <w:bookmarkEnd w:id="58"/>
     </w:p>
     <w:p>
       <w:pPr>
@@ -14136,7 +12893,7 @@
           <w:lang w:val="en-HU"/>
         </w:rPr>
       </w:pPr>
-      <w:bookmarkStart w:id="61" w:name="_Ref216167309"/>
+      <w:bookmarkStart w:id="59" w:name="_Ref216167309"/>
       <w:r>
         <w:rPr>
           <w:rStyle w:val="Irodalomjegyzkforrs"/>
@@ -14186,7 +12943,7 @@
         </w:rPr>
         <w:t>Letöltve: 2025.05.02).</w:t>
       </w:r>
-      <w:bookmarkEnd w:id="61"/>
+      <w:bookmarkEnd w:id="59"/>
     </w:p>
     <w:p>
       <w:pPr>
@@ -14195,7 +12952,7 @@
           <w:rStyle w:val="Irodalomjegyzkforrs"/>
         </w:rPr>
       </w:pPr>
-      <w:bookmarkStart w:id="62" w:name="_Ref216167313"/>
+      <w:bookmarkStart w:id="60" w:name="_Ref216167313"/>
       <w:r>
         <w:rPr>
           <w:rStyle w:val="Irodalomjegyzkforrs"/>
@@ -14251,7 +13008,7 @@
         </w:rPr>
         <w:t>Letöltve: 2025.05.02).</w:t>
       </w:r>
-      <w:bookmarkEnd w:id="62"/>
+      <w:bookmarkEnd w:id="60"/>
     </w:p>
     <w:p>
       <w:pPr>
@@ -14260,7 +13017,7 @@
           <w:rStyle w:val="Irodalomjegyzkforrs"/>
         </w:rPr>
       </w:pPr>
-      <w:bookmarkStart w:id="63" w:name="_Ref216167367"/>
+      <w:bookmarkStart w:id="61" w:name="_Ref216167367"/>
       <w:r>
         <w:rPr>
           <w:rStyle w:val="Irodalomjegyzkforrs"/>
@@ -14319,7 +13076,7 @@
         </w:rPr>
         <w:t>(Letöltve: 2025.05.02).</w:t>
       </w:r>
-      <w:bookmarkEnd w:id="63"/>
+      <w:bookmarkEnd w:id="61"/>
     </w:p>
     <w:p>
       <w:pPr>
@@ -14329,7 +13086,7 @@
           <w:lang w:val="en-HU"/>
         </w:rPr>
       </w:pPr>
-      <w:bookmarkStart w:id="64" w:name="_Ref216167393"/>
+      <w:bookmarkStart w:id="62" w:name="_Ref216167393"/>
       <w:r>
         <w:t>SE-ResNet model</w:t>
       </w:r>
@@ -14387,7 +13144,7 @@
         </w:rPr>
         <w:t>Letöltve: 2025.05.02).</w:t>
       </w:r>
-      <w:bookmarkEnd w:id="64"/>
+      <w:bookmarkEnd w:id="62"/>
     </w:p>
     <w:p>
       <w:pPr>
@@ -14397,7 +13154,7 @@
           <w:lang w:val="en-HU"/>
         </w:rPr>
       </w:pPr>
-      <w:bookmarkStart w:id="65" w:name="_Ref216167413"/>
+      <w:bookmarkStart w:id="63" w:name="_Ref216167413"/>
       <w:r>
         <w:rPr>
           <w:rStyle w:val="Irodalomjegyzkforrs"/>
@@ -14440,7 +13197,7 @@
         </w:rPr>
         <w:t>Letöltve: 2025.05.02).</w:t>
       </w:r>
-      <w:bookmarkEnd w:id="65"/>
+      <w:bookmarkEnd w:id="63"/>
     </w:p>
     <w:p>
       <w:pPr>
@@ -14456,25 +13213,25 @@
       <w:pPr>
         <w:pStyle w:val="Fejezetcimszmozsnlkl"/>
       </w:pPr>
-      <w:bookmarkStart w:id="66" w:name="_Toc216283038"/>
+      <w:bookmarkStart w:id="64" w:name="_Toc216283038"/>
       <w:r>
         <w:lastRenderedPageBreak/>
         <w:t>Függelék</w:t>
       </w:r>
-      <w:bookmarkEnd w:id="66"/>
+      <w:bookmarkEnd w:id="64"/>
     </w:p>
     <w:p>
       <w:pPr>
         <w:pStyle w:val="Heading2"/>
       </w:pPr>
-      <w:bookmarkStart w:id="67" w:name="_Toc216283039"/>
+      <w:bookmarkStart w:id="65" w:name="_Toc216283039"/>
       <w:r>
         <w:t xml:space="preserve">5.1 Márkák </w:t>
       </w:r>
       <w:r>
         <w:t>listája</w:t>
       </w:r>
-      <w:bookmarkEnd w:id="67"/>
+      <w:bookmarkEnd w:id="65"/>
     </w:p>
     <w:p/>
     <w:p/>
@@ -14482,7 +13239,7 @@
       <w:pPr>
         <w:pStyle w:val="Heading2"/>
       </w:pPr>
-      <w:bookmarkStart w:id="68" w:name="_Toc216283040"/>
+      <w:bookmarkStart w:id="66" w:name="_Toc216283040"/>
       <w:r>
         <w:t>5.</w:t>
       </w:r>
@@ -14492,7 +13249,7 @@
       <w:r>
         <w:t xml:space="preserve"> Márka szinonima lista</w:t>
       </w:r>
-      <w:bookmarkEnd w:id="68"/>
+      <w:bookmarkEnd w:id="66"/>
     </w:p>
     <w:p>
       <w:pPr>
@@ -16543,7 +15300,7 @@
       <w:pPr>
         <w:pStyle w:val="Heading2"/>
       </w:pPr>
-      <w:bookmarkStart w:id="69" w:name="_Toc216283041"/>
+      <w:bookmarkStart w:id="67" w:name="_Toc216283041"/>
       <w:r>
         <w:lastRenderedPageBreak/>
         <w:t>5.</w:t>
@@ -16570,7 +15327,7 @@
       <w:r>
         <w:t xml:space="preserve"> idődiagramok</w:t>
       </w:r>
-      <w:bookmarkEnd w:id="69"/>
+      <w:bookmarkEnd w:id="67"/>
     </w:p>
     <w:p>
       <w:pPr>
@@ -17476,7 +16233,7 @@
       <w:pPr>
         <w:pStyle w:val="Heading2"/>
       </w:pPr>
-      <w:bookmarkStart w:id="70" w:name="_Toc216283042"/>
+      <w:bookmarkStart w:id="68" w:name="_Toc216283042"/>
       <w:r>
         <w:t>5</w:t>
       </w:r>
@@ -17486,7 +16243,7 @@
       <w:r>
         <w:t xml:space="preserve"> Korrelációs mátrixok</w:t>
       </w:r>
-      <w:bookmarkEnd w:id="70"/>
+      <w:bookmarkEnd w:id="68"/>
     </w:p>
     <w:p>
       <w:pPr>
@@ -17670,7 +16427,7 @@
       <w:pPr>
         <w:pStyle w:val="Heading2"/>
       </w:pPr>
-      <w:bookmarkStart w:id="71" w:name="_Toc216283043"/>
+      <w:bookmarkStart w:id="69" w:name="_Toc216283043"/>
       <w:r>
         <w:t>5.</w:t>
       </w:r>
@@ -17699,7 +16456,7 @@
       <w:r>
         <w:t xml:space="preserve"> + CLIP)</w:t>
       </w:r>
-      <w:bookmarkEnd w:id="71"/>
+      <w:bookmarkEnd w:id="69"/>
       <w:r>
         <w:t xml:space="preserve"> </w:t>
       </w:r>
@@ -17836,7 +16593,7 @@
       <w:pPr>
         <w:pStyle w:val="Heading2"/>
       </w:pPr>
-      <w:bookmarkStart w:id="72" w:name="_Toc216283044"/>
+      <w:bookmarkStart w:id="70" w:name="_Toc216283044"/>
       <w:r>
         <w:lastRenderedPageBreak/>
         <w:t>5.</w:t>
@@ -17847,7 +16604,7 @@
       <w:r>
         <w:t>. Diagnosztikai elemzések</w:t>
       </w:r>
-      <w:bookmarkEnd w:id="72"/>
+      <w:bookmarkEnd w:id="70"/>
       <w:r>
         <w:t xml:space="preserve"> </w:t>
       </w:r>
@@ -19013,7 +17770,7 @@
       <w:pPr>
         <w:pStyle w:val="Heading2"/>
       </w:pPr>
-      <w:bookmarkStart w:id="73" w:name="_Toc216283045"/>
+      <w:bookmarkStart w:id="71" w:name="_Toc216283045"/>
       <w:r>
         <w:lastRenderedPageBreak/>
         <w:t>5.</w:t>
@@ -19032,7 +17789,7 @@
       <w:r>
         <w:t xml:space="preserve"> tartalmazó TWFE specifikációk</w:t>
       </w:r>
-      <w:bookmarkEnd w:id="73"/>
+      <w:bookmarkEnd w:id="71"/>
     </w:p>
     <w:p>
       <w:pPr>
@@ -23349,7 +22106,7 @@
   <w:style w:type="paragraph" w:default="1" w:styleId="Normal">
     <w:name w:val="Normal"/>
     <w:qFormat/>
-    <w:rsid w:val="009A32B9"/>
+    <w:rsid w:val="00A75FE7"/>
     <w:pPr>
       <w:spacing w:after="120" w:line="360" w:lineRule="auto"/>
       <w:ind w:firstLine="720"/>
@@ -24708,7 +23465,7 @@
 </file>
 
 <file path=customXml/itemProps1.xml><?xml version="1.0" encoding="utf-8"?>
-<ds:datastoreItem xmlns:ds="http://schemas.openxmlformats.org/officeDocument/2006/customXml" ds:itemID="{3BDD063D-837B-9A47-A5D4-E66E8DC2DF96}">
+<ds:datastoreItem xmlns:ds="http://schemas.openxmlformats.org/officeDocument/2006/customXml" ds:itemID="{0C6242FF-E7FE-4744-8CE2-A6B8799BD1A0}">
   <ds:schemaRefs>
     <ds:schemaRef ds:uri="http://schemas.openxmlformats.org/officeDocument/2006/bibliography"/>
   </ds:schemaRefs>

--- a/szakdoga-12-09.docx
+++ b/szakdoga-12-09.docx
@@ -8872,6 +8872,78 @@
     </w:p>
     <w:p>
       <w:r>
+        <w:rPr>
+          <w:lang w:val="en-HU"/>
+        </w:rPr>
+        <w:t xml:space="preserve">Az idődiagramok célja annak feltárása, hogy a márkákkal kapcsolatos médiamegjelenések, illetve a cikkekből származó hírsentiment időben mennyiben mozognak együtt a mémaktivitással. </w:t>
+      </w:r>
+      <w:r>
+        <w:t>Ennek megfelelően a vizsgálat az alábbi hipotézisekre fókuszál</w:t>
+      </w:r>
+      <w:r>
+        <w:t>.</w:t>
+      </w:r>
+    </w:p>
+    <w:p>
+      <w:pPr>
+        <w:pStyle w:val="ListParagraph"/>
+        <w:numPr>
+          <w:ilvl w:val="0"/>
+          <w:numId w:val="41"/>
+        </w:numPr>
+        <w:rPr>
+          <w:lang w:val="en-US"/>
+        </w:rPr>
+      </w:pPr>
+      <w:r>
+        <w:t>(</w:t>
+      </w:r>
+      <w:r>
+        <w:t>H</w:t>
+      </w:r>
+      <w:r>
+        <w:t>1) a médiamegjelenések és a mémvolumen együtt változik</w:t>
+      </w:r>
+      <w:r>
+        <w:rPr>
+          <w:lang w:val="en-US"/>
+        </w:rPr>
+        <w:t>;</w:t>
+      </w:r>
+    </w:p>
+    <w:p>
+      <w:pPr>
+        <w:pStyle w:val="ListParagraph"/>
+        <w:numPr>
+          <w:ilvl w:val="0"/>
+          <w:numId w:val="41"/>
+        </w:numPr>
+      </w:pPr>
+      <w:r>
+        <w:t>(</w:t>
+      </w:r>
+      <w:r>
+        <w:t>H</w:t>
+      </w:r>
+      <w:r>
+        <w:t xml:space="preserve">2) a </w:t>
+      </w:r>
+      <w:r>
+        <w:t xml:space="preserve">mémeknél hirtelenebb változások </w:t>
+      </w:r>
+      <w:r>
+        <w:t>vannak,</w:t>
+      </w:r>
+      <w:r>
+        <w:t xml:space="preserve"> mint a cikkeknél</w:t>
+      </w:r>
+      <w:r>
+        <w:t xml:space="preserve">  </w:t>
+      </w:r>
+    </w:p>
+    <w:p>
+      <w:r>
+        <w:lastRenderedPageBreak/>
         <w:t xml:space="preserve">A 6–7. ábrák a heti </w:t>
       </w:r>
       <w:proofErr w:type="spellStart"/>
@@ -8931,7 +9003,6 @@
     </w:p>
     <w:p>
       <w:r>
-        <w:lastRenderedPageBreak/>
         <w:t xml:space="preserve"> </w:t>
       </w:r>
       <w:r>
@@ -9145,24 +9216,6 @@
       </w:r>
     </w:p>
     <w:p>
-      <w:pPr>
-        <w:rPr>
-          <w:lang w:val="en-HU"/>
-        </w:rPr>
-      </w:pPr>
-      <w:r>
-        <w:rPr>
-          <w:lang w:val="en-HU"/>
-        </w:rPr>
-        <w:t>Az idődiagramok célja annak feltárása, hogy a márkákkal kapcsolatos médiamegjelenések (NYT cikkek száma), illetve a cikkekből származó hírsentiment időben mennyiben mozognak együtt a mémaktivitással. A vizsgált tíz legnagyobb médiamegjelenésű márka esetében azonban nem figyelhető meg következetes vagy tartós együttmozgás a két idősor között.</w:t>
-      </w:r>
-    </w:p>
-    <w:p>
-      <w:pPr>
-        <w:rPr>
-          <w:lang w:val="en-HU"/>
-        </w:rPr>
-      </w:pPr>
       <w:r>
         <w:rPr>
           <w:lang w:val="en-HU"/>
@@ -9181,7 +9234,43 @@
         <w:rPr>
           <w:lang w:val="en-HU"/>
         </w:rPr>
-        <w:t xml:space="preserve"> a két domén között. A memeszám jellemzően </w:t>
+        <w:t xml:space="preserve"> a két domén között</w:t>
+      </w:r>
+      <w:r>
+        <w:rPr>
+          <w:lang w:val="en-HU"/>
+        </w:rPr>
+        <w:t>, a</w:t>
+      </w:r>
+      <w:r>
+        <w:t xml:space="preserve">mi a korábbi hipotézisek közül az </w:t>
+      </w:r>
+      <w:r>
+        <w:rPr>
+          <w:rStyle w:val="Emphasis"/>
+          <w:i w:val="0"/>
+          <w:iCs w:val="0"/>
+        </w:rPr>
+        <w:t>együtt mozgásra</w:t>
+      </w:r>
+      <w:r>
+        <w:t xml:space="preserve"> (H1) vonatkozót nem támasztja alá.</w:t>
+      </w:r>
+      <w:r>
+        <w:t xml:space="preserve"> </w:t>
+      </w:r>
+    </w:p>
+    <w:p>
+      <w:pPr>
+        <w:rPr>
+          <w:lang w:val="en-HU"/>
+        </w:rPr>
+      </w:pPr>
+      <w:r>
+        <w:rPr>
+          <w:lang w:val="en-HU"/>
+        </w:rPr>
+        <w:t xml:space="preserve">A memeszám jellemzően </w:t>
       </w:r>
       <w:r>
         <w:rPr>
@@ -9195,15 +9284,21 @@
         <w:rPr>
           <w:lang w:val="en-HU"/>
         </w:rPr>
-        <w:t>, amelyet hirtelen kiugrások és hosszabb csendes időszakok váltakozása jellemez. Ez a mintázat arra utal, hogy a mémtermelés inkább virális közösségi eseményekhez, semmint a hírciklus intenzitásához igazodik.</w:t>
-      </w:r>
-    </w:p>
-    <w:p>
-      <w:pPr>
-        <w:rPr>
-          <w:lang w:val="en-HU"/>
-        </w:rPr>
-      </w:pPr>
+        <w:t xml:space="preserve">, amelyet hirtelen kiugrások és hosszabb csendes időszakok váltakozása jellemez. Ez a mintázat arra utal, hogy a mémtermelés inkább virális közösségi eseményekhez, semmint a hírciklus intenzitásához </w:t>
+      </w:r>
+      <w:r>
+        <w:rPr>
+          <w:lang w:val="en-HU"/>
+        </w:rPr>
+        <w:lastRenderedPageBreak/>
+        <w:t>igazodik.</w:t>
+      </w:r>
+      <w:r>
+        <w:rPr>
+          <w:lang w:val="en-HU"/>
+        </w:rPr>
+        <w:t xml:space="preserve"> </w:t>
+      </w:r>
       <w:r>
         <w:rPr>
           <w:lang w:val="en-HU"/>
@@ -9222,14 +9317,38 @@
         <w:rPr>
           <w:lang w:val="en-HU"/>
         </w:rPr>
-        <w:t xml:space="preserve"> idősorokat eredményez, amelyek vállalati vagy gazdasági ciklusokat tükröznek. A hírsentiment szintén alacsony volatilitású, szűk tartományban változik; a sentiment rövid távú </w:t>
-      </w:r>
-      <w:r>
-        <w:rPr>
-          <w:lang w:val="en-HU"/>
-        </w:rPr>
-        <w:lastRenderedPageBreak/>
-        <w:t xml:space="preserve">elmozdulásai nem követik a mémaktivitás hirtelen kilengéseit.Bár helyenként előfordul lokális együttmozgás (pl. Amazon 2024 őszén), ezek nem ismétlődnek szisztematikusan, ezért </w:t>
+        <w:t xml:space="preserve"> idősorokat eredményez, amelyek vállalati vagy gazdasági ciklusokat tükröznek</w:t>
+      </w:r>
+      <w:r>
+        <w:rPr>
+          <w:lang w:val="en-HU"/>
+        </w:rPr>
+        <w:t>. Ezek alátámasztják H2-t.</w:t>
+      </w:r>
+    </w:p>
+    <w:p>
+      <w:pPr>
+        <w:rPr>
+          <w:lang w:val="en-HU"/>
+        </w:rPr>
+      </w:pPr>
+      <w:r>
+        <w:rPr>
+          <w:lang w:val="en-HU"/>
+        </w:rPr>
+        <w:t>A hírsentiment szintén alacsony volatilitású, szűk tartományban változik; a sentiment rövid távú elmozdulásai nem követik a mémaktivitás hirtelen kilengéseit.</w:t>
+      </w:r>
+      <w:r>
+        <w:rPr>
+          <w:lang w:val="en-HU"/>
+        </w:rPr>
+        <w:t xml:space="preserve"> </w:t>
+      </w:r>
+      <w:r>
+        <w:rPr>
+          <w:lang w:val="en-HU"/>
+        </w:rPr>
+        <w:t xml:space="preserve">Bár helyenként előfordul lokális együttmozgás (pl. Amazon 2024 őszén), ezek nem ismétlődnek szisztematikusan, ezért </w:t>
       </w:r>
       <w:r>
         <w:rPr>
@@ -9286,65 +9405,156 @@
         <w:rPr>
           <w:lang w:val="en-HU"/>
         </w:rPr>
-        <w:t>A korrelációs szerkezetet három nézetben vizsgáltam: a híralapú változók között, a mémaktivitási változók között, valamint a két domén közötti keresztkapcsolatok mentén. A főszövegben a kereszt-domén mátrix látható (7. ábra), mivel ez tartalmazza a kutatási kérdés szempontjából legfontosabb együttmozgásokat; a másik két mátrix a Függelékben található (5.</w:t>
-      </w:r>
-      <w:r>
-        <w:rPr>
-          <w:lang w:val="en-HU"/>
-        </w:rPr>
-        <w:t>4</w:t>
-      </w:r>
-      <w:r>
-        <w:rPr>
-          <w:lang w:val="en-HU"/>
-        </w:rPr>
-        <w:t>).</w:t>
-      </w:r>
-    </w:p>
-    <w:p>
-      <w:pPr>
-        <w:rPr>
-          <w:lang w:val="en-HU"/>
-        </w:rPr>
-      </w:pPr>
-      <w:r>
-        <w:rPr>
-          <w:lang w:val="en-HU"/>
-        </w:rPr>
-        <w:t xml:space="preserve">A kereszt-domén korrelációs mátrix egyértelműen azt mutatja, hogy a híralapú változók (NYT_mention, sentiment_score, mean_pos, mean_neg) és a mémaktivitási mutatók (num_memes, num_memes_z, log_meme_volume) között </w:t>
-      </w:r>
+        <w:t>A korrelációs mátrixok elemzésének célja, hogy számszerűen is megvizsgáljuk, mutatkozik-e bármilyen lineáris kapcsolat a híralapú változók és a mémaktivitási mutatók között. Ennek megfelelően az alábbi hipotézisekre fókuszál a vizsgálat:</w:t>
+      </w:r>
+    </w:p>
+    <w:p>
+      <w:pPr>
+        <w:pStyle w:val="ListParagraph"/>
+        <w:numPr>
+          <w:ilvl w:val="0"/>
+          <w:numId w:val="44"/>
+        </w:numPr>
+        <w:rPr>
+          <w:lang w:val="en-HU" w:eastAsia="en-GB"/>
+        </w:rPr>
+      </w:pPr>
       <w:r>
         <w:rPr>
           <w:b/>
           <w:bCs/>
-          <w:lang w:val="en-HU"/>
-        </w:rPr>
-        <w:t>nincs érdemi lineáris kapcsolat</w:t>
-      </w:r>
-      <w:r>
-        <w:rPr>
-          <w:lang w:val="en-HU"/>
-        </w:rPr>
-        <w:t>. A célváltozónak tekinthető standardizált memeszám (num_memes_z) egyik híralapú változóval sem mutat szignifikáns korrelációt; a korrelációs együtthatók abszolút értéke minden esetben 0.1 alatt marad.</w:t>
-      </w:r>
-    </w:p>
-    <w:p>
-      <w:pPr>
-        <w:rPr>
-          <w:lang w:val="en-HU"/>
-        </w:rPr>
-      </w:pPr>
-      <w:r>
-        <w:rPr>
-          <w:lang w:val="en-HU"/>
-        </w:rPr>
-        <w:t>A mean_meme_sentiment változó mindhárom nézetben közel zéró korrelációt mutatott minden más tényezővel. Mivel ez statisztikailag nem informatív, a későbbi oksági elemzésekből elhagyásra került (részletes indoklás: Függelék 5.</w:t>
-      </w:r>
-      <w:r>
-        <w:rPr>
-          <w:lang w:val="en-HU"/>
-        </w:rPr>
-        <w:t>5</w:t>
+          <w:lang w:val="en-HU" w:eastAsia="en-GB"/>
+        </w:rPr>
+        <w:t>(</w:t>
+      </w:r>
+      <w:r>
+        <w:rPr>
+          <w:lang w:val="en-HU" w:eastAsia="en-GB"/>
+        </w:rPr>
+        <w:t>H</w:t>
+      </w:r>
+      <w:r>
+        <w:rPr>
+          <w:lang w:val="en-HU" w:eastAsia="en-GB"/>
+        </w:rPr>
+        <w:t>3</w:t>
+      </w:r>
+      <w:r>
+        <w:rPr>
+          <w:lang w:val="en-HU" w:eastAsia="en-GB"/>
+        </w:rPr>
+        <w:t>) A híralapú mutatók és a mémvolumen között kimutatható pozitív vagy negatív lineáris kapcsolat.</w:t>
+      </w:r>
+    </w:p>
+    <w:p>
+      <w:pPr>
+        <w:pStyle w:val="ListParagraph"/>
+        <w:numPr>
+          <w:ilvl w:val="0"/>
+          <w:numId w:val="42"/>
+        </w:numPr>
+        <w:rPr>
+          <w:lang w:val="en-HU"/>
+        </w:rPr>
+      </w:pPr>
+      <w:r>
+        <w:t xml:space="preserve">(H4) </w:t>
+      </w:r>
+      <w:r>
+        <w:t xml:space="preserve">A </w:t>
+      </w:r>
+      <w:proofErr w:type="spellStart"/>
+      <w:r>
+        <w:t>sentiment</w:t>
+      </w:r>
+      <w:proofErr w:type="spellEnd"/>
+      <w:r>
+        <w:t xml:space="preserve">-változók legalább gyenge </w:t>
+      </w:r>
+      <w:proofErr w:type="spellStart"/>
+      <w:r>
+        <w:t>együttmozgást</w:t>
+      </w:r>
+      <w:proofErr w:type="spellEnd"/>
+      <w:r>
+        <w:t xml:space="preserve"> mutatnak a mémek átlagos </w:t>
+      </w:r>
+      <w:proofErr w:type="spellStart"/>
+      <w:r>
+        <w:t>sentimentjével</w:t>
+      </w:r>
+      <w:proofErr w:type="spellEnd"/>
+      <w:r>
+        <w:t>.</w:t>
+      </w:r>
+    </w:p>
+    <w:p>
+      <w:pPr>
+        <w:pStyle w:val="ListParagraph"/>
+        <w:numPr>
+          <w:ilvl w:val="0"/>
+          <w:numId w:val="42"/>
+        </w:numPr>
+        <w:rPr>
+          <w:lang w:val="en-HU"/>
+        </w:rPr>
+      </w:pPr>
+      <w:r>
+        <w:t xml:space="preserve">(H5) </w:t>
+      </w:r>
+      <w:r>
+        <w:t>A mémaktivitás különböző skálái (</w:t>
+      </w:r>
+      <w:proofErr w:type="spellStart"/>
+      <w:r>
+        <w:t>log_volume</w:t>
+      </w:r>
+      <w:proofErr w:type="spellEnd"/>
+      <w:r>
+        <w:t>, z-</w:t>
+      </w:r>
+      <w:proofErr w:type="spellStart"/>
+      <w:r>
+        <w:t>score</w:t>
+      </w:r>
+      <w:proofErr w:type="spellEnd"/>
+      <w:r>
+        <w:t xml:space="preserve">, </w:t>
+      </w:r>
+      <w:proofErr w:type="spellStart"/>
+      <w:r>
+        <w:t>raw</w:t>
+      </w:r>
+      <w:proofErr w:type="spellEnd"/>
+      <w:r>
+        <w:t xml:space="preserve"> </w:t>
+      </w:r>
+      <w:proofErr w:type="spellStart"/>
+      <w:r>
+        <w:t>count</w:t>
+      </w:r>
+      <w:proofErr w:type="spellEnd"/>
+      <w:r>
+        <w:t>) egymással erős, konzisztens korrelációt mutatnak.</w:t>
+      </w:r>
+    </w:p>
+    <w:p>
+      <w:pPr>
+        <w:rPr>
+          <w:lang w:val="en-HU"/>
+        </w:rPr>
+      </w:pPr>
+      <w:r>
+        <w:rPr>
+          <w:lang w:val="en-HU"/>
+        </w:rPr>
+        <w:t>A korrelációs szerkezetet három nézetben vizsgáltam: a híralapú változók között, a mémaktivitási változók között, valamint a két domén közötti keresztkapcsolatok mentén. A főszövegben a kereszt-domén mátrix látható (7. ábra), mivel ez tartalmazza a kutatási kérdés szempontjából legfontosabb együttmozgásokat; a másik két mátrix a Függelékben található (5.</w:t>
+      </w:r>
+      <w:r>
+        <w:rPr>
+          <w:lang w:val="en-HU"/>
+        </w:rPr>
+        <w:t>4</w:t>
       </w:r>
       <w:r>
         <w:rPr>
@@ -9363,26 +9573,7 @@
         <w:rPr>
           <w:lang w:val="en-HU"/>
         </w:rPr>
-        <w:t>A hírsentiment komponensei (mean_pos és mean_neg) egymással gyenge, de konzisztens negatív korrelációt mutatnak (≈ –0.7), ami a mérési skála jellegéből fakad, és nem hordoz tartalmi információt a mémaktivitásra vonatkozóan. A mémváltozók egymással közepes korrelációt mutatnak, ami várható, hiszen ugyanazon jelenség eltérő skáláinak (abszolút darabszám, logaritmizált volumen, standardizált érték) különböző transzformációiról van szó.</w:t>
-      </w:r>
-    </w:p>
-    <w:p>
-      <w:pPr>
-        <w:rPr>
-          <w:lang w:val="en-HU"/>
-        </w:rPr>
-      </w:pPr>
-      <w:r>
-        <w:rPr>
-          <w:lang w:val="en-HU"/>
-        </w:rPr>
-        <w:t>Tehát</w:t>
-      </w:r>
-      <w:r>
-        <w:rPr>
-          <w:lang w:val="en-HU"/>
-        </w:rPr>
-        <w:t xml:space="preserve"> a korrelációs mátrix megerősíti az idősoros vizsgálatokból levont megállapítást: </w:t>
+        <w:t xml:space="preserve">A kereszt-domén korrelációs mátrix egyértelműen azt mutatja, hogy a híralapú változók (NYT_mention, sentiment_score, mean_pos, mean_neg) és a mémaktivitási mutatók (num_memes, num_memes_z, log_meme_volume) között </w:t>
       </w:r>
       <w:r>
         <w:rPr>
@@ -9390,28 +9581,154 @@
           <w:bCs/>
           <w:lang w:val="en-HU"/>
         </w:rPr>
-        <w:t xml:space="preserve">nem azonosítható olyan lineáris együttmozgás, amely a </w:t>
-      </w:r>
-      <w:r>
-        <w:rPr>
-          <w:b/>
-          <w:bCs/>
+        <w:t>nincs érdemi lineáris kapcsolat</w:t>
+      </w:r>
+      <w:r>
+        <w:rPr>
+          <w:lang w:val="en-HU"/>
+        </w:rPr>
+        <w:t>.</w:t>
+      </w:r>
+      <w:r>
+        <w:rPr>
+          <w:lang w:val="en-HU"/>
+        </w:rPr>
+        <w:t xml:space="preserve"> </w:t>
+      </w:r>
+      <w:r>
+        <w:t>Ez közvetlenül ellentmond (H3) várakozásának.</w:t>
+      </w:r>
+      <w:r>
+        <w:rPr>
+          <w:lang w:val="en-HU"/>
+        </w:rPr>
+        <w:t xml:space="preserve"> A célváltozónak </w:t>
+      </w:r>
+      <w:r>
+        <w:rPr>
           <w:lang w:val="en-HU"/>
         </w:rPr>
         <w:lastRenderedPageBreak/>
-        <w:t>médiamegjelenések vagy a hírsentiment közvetlen hatását jelezné a mémek mennyiségére vagy hangulatára</w:t>
-      </w:r>
-      <w:r>
-        <w:rPr>
-          <w:lang w:val="en-HU"/>
-        </w:rPr>
+        <w:t>tekinthető standardizált memeszám (num_memes_z) egyik híralapú változóval sem mutat szignifikáns korrelációt; a korrelációs együtthatók abszolút értéke minden esetben 0.1 alatt marad.</w:t>
+      </w:r>
+    </w:p>
+    <w:p>
+      <w:pPr>
+        <w:rPr>
+          <w:lang w:val="en-HU"/>
+        </w:rPr>
+      </w:pPr>
+      <w:r>
+        <w:rPr>
+          <w:lang w:val="en-HU"/>
+        </w:rPr>
+        <w:t>A mean_meme_sentiment változó mindhárom nézetben közel zéró korrelációt mutatott minden más tényezővel</w:t>
+      </w:r>
+      <w:r>
+        <w:rPr>
+          <w:lang w:val="en-HU"/>
+        </w:rPr>
+        <w:t xml:space="preserve">, </w:t>
+      </w:r>
+      <w:r>
+        <w:t>ami (H4)-</w:t>
+      </w:r>
+      <w:proofErr w:type="spellStart"/>
+      <w:r>
+        <w:t>et</w:t>
+      </w:r>
+      <w:proofErr w:type="spellEnd"/>
+      <w:r>
+        <w:t xml:space="preserve"> is gyengíti</w:t>
+      </w:r>
+      <w:r>
         <w:t>.</w:t>
       </w:r>
       <w:r>
         <w:rPr>
           <w:lang w:val="en-HU"/>
         </w:rPr>
-        <w:br/>
+        <w:t xml:space="preserve"> Mivel ez statisztikailag nem informatív, a későbbi oksági elemzésekből elhagyásra került (részletes indoklás: Függelék 5.</w:t>
+      </w:r>
+      <w:r>
+        <w:rPr>
+          <w:lang w:val="en-HU"/>
+        </w:rPr>
+        <w:t>5</w:t>
+      </w:r>
+      <w:r>
+        <w:rPr>
+          <w:lang w:val="en-HU"/>
+        </w:rPr>
+        <w:t>).</w:t>
+      </w:r>
+    </w:p>
+    <w:p>
+      <w:pPr>
+        <w:rPr>
+          <w:lang w:val="en-HU"/>
+        </w:rPr>
+      </w:pPr>
+      <w:r>
+        <w:rPr>
+          <w:lang w:val="en-HU"/>
+        </w:rPr>
+        <w:t xml:space="preserve">A hírsentiment komponensei (mean_pos és mean_neg) egymással gyenge, de konzisztens negatív korrelációt mutatnak (≈ –0.7), ami a mérési skála jellegéből fakad, és nem hordoz tartalmi információt a mémaktivitásra vonatkozóan. A mémváltozók egymással közepes korrelációt mutatnak, </w:t>
+      </w:r>
+      <w:r>
+        <w:t>ami megfelel (H5) elvárásának</w:t>
+      </w:r>
+      <w:r>
+        <w:t xml:space="preserve">. </w:t>
+      </w:r>
+      <w:r>
+        <w:rPr>
+          <w:lang w:val="en-HU"/>
+        </w:rPr>
+        <w:t>Ez</w:t>
+      </w:r>
+      <w:r>
+        <w:rPr>
+          <w:lang w:val="en-HU"/>
+        </w:rPr>
+        <w:t xml:space="preserve"> várható</w:t>
+      </w:r>
+      <w:r>
+        <w:rPr>
+          <w:lang w:val="en-HU"/>
+        </w:rPr>
+        <w:t xml:space="preserve"> volt</w:t>
+      </w:r>
+      <w:r>
+        <w:rPr>
+          <w:lang w:val="en-HU"/>
+        </w:rPr>
+        <w:t>, hiszen ugyanazon jelenség eltérő skáláinak (abszolút darabszám, logaritmizált volumen, standardizált érték) különböző transzformációiról van szó.</w:t>
+      </w:r>
+    </w:p>
+    <w:p>
+      <w:pPr>
+        <w:rPr>
+          <w:lang w:val="en-HU"/>
+        </w:rPr>
+      </w:pPr>
+      <w:r>
+        <w:rPr>
+          <w:lang w:val="en-HU"/>
+        </w:rPr>
+        <w:t>Tehát</w:t>
+      </w:r>
+      <w:r>
+        <w:rPr>
+          <w:lang w:val="en-HU"/>
+        </w:rPr>
+        <w:t xml:space="preserve"> a korrelációs mátrix megerősíti az idősoros vizsgálatokból levont megállapítást: </w:t>
+      </w:r>
+      <w:r>
+        <w:rPr>
+          <w:lang w:val="en-HU"/>
+        </w:rPr>
+        <w:t>nem azonosítható olyan lineáris együttmozgás, amely a médiamegjelenések vagy a hírsentiment közvetlen hatását jelezné a mémek mennyiségére vagy hangulatára.</w:t>
       </w:r>
     </w:p>
     <w:p>
@@ -9481,6 +9798,7 @@
       </w:pPr>
       <w:bookmarkStart w:id="23" w:name="_Toc216283025"/>
       <w:r>
+        <w:lastRenderedPageBreak/>
         <w:t xml:space="preserve">4.3 </w:t>
       </w:r>
       <w:r>
@@ -9526,6 +9844,67 @@
         <w:rPr>
           <w:lang w:val="en-HU"/>
         </w:rPr>
+        <w:t>Az eseményvizsgálatok célja annak feltárása, hogy a hirtelen megjelenő pozitív vagy negatív hírtónus-változások kiváltanak-e szisztematikus reakciót a mémaktivitásban. Ennek megfelelően a vizsgálat az alábbi hipotézisekre fókuszál:</w:t>
+      </w:r>
+    </w:p>
+    <w:p>
+      <w:pPr>
+        <w:pStyle w:val="ListParagraph"/>
+        <w:numPr>
+          <w:ilvl w:val="0"/>
+          <w:numId w:val="45"/>
+        </w:numPr>
+      </w:pPr>
+      <w:r>
+        <w:t>(H6) Negatív hírsokkok a mémvolumen hirtelen, pozitív irányú elmozdulását váltják ki az eseményhetet követően</w:t>
+      </w:r>
+    </w:p>
+    <w:p>
+      <w:pPr>
+        <w:pStyle w:val="ListParagraph"/>
+        <w:numPr>
+          <w:ilvl w:val="0"/>
+          <w:numId w:val="45"/>
+        </w:numPr>
+        <w:rPr>
+          <w:lang w:val="en-HU"/>
+        </w:rPr>
+      </w:pPr>
+      <w:r>
+        <w:rPr>
+          <w:lang w:val="en-HU"/>
+        </w:rPr>
+        <w:t>(H7) Pozitív hírsokkok kisebb vagy mérsékeltebb mémreakcióval járnak, mint a negatív események.</w:t>
+      </w:r>
+    </w:p>
+    <w:p>
+      <w:pPr>
+        <w:pStyle w:val="ListParagraph"/>
+        <w:numPr>
+          <w:ilvl w:val="0"/>
+          <w:numId w:val="45"/>
+        </w:numPr>
+        <w:rPr>
+          <w:lang w:val="en-HU"/>
+        </w:rPr>
+      </w:pPr>
+      <w:r>
+        <w:rPr>
+          <w:lang w:val="en-HU"/>
+        </w:rPr>
+        <w:t>(H8) Ha a hírtónus valóban okozó tényező, akkor az Event–Placebo különbség τ = 0 körül szignifikánsan eltér a nullától.</w:t>
+      </w:r>
+    </w:p>
+    <w:p>
+      <w:pPr>
+        <w:rPr>
+          <w:lang w:val="en-HU"/>
+        </w:rPr>
+      </w:pPr>
+      <w:r>
+        <w:rPr>
+          <w:lang w:val="en-HU"/>
+        </w:rPr>
         <w:t>Az eseményvizsgálat alapját vállalatonként külön-külön becsült hírtónus-eloszlások adják. Minden vállalat esetében meghatározásra kerül a mean_pos és mean_neg mutató eloszlása, majd ezek felső tíz százaléka alapján azonosíthatók a pozitív, illetve negatív hírsokkot jelentő hetek. Pozitív eseménynek minősül minden olyan hét, amelyben a pozitív hangnemet mérő mutató a vállalat saját eloszlásának 90. percentilise fölé esik; negatív eseményt a negatív tónus hasonlóan extrém értékei jelentenek.</w:t>
       </w:r>
     </w:p>
@@ -9591,26 +9970,20 @@
         <w:rPr>
           <w:lang w:val="en-HU"/>
         </w:rPr>
-        <w:t xml:space="preserve">Az eseményablak minden τ értékére kiszámításra kerül a normalizált mémvolumen, majd az események között átlagolással létrejön az átlagos </w:t>
-      </w:r>
+        <w:t>Az eseményablak minden τ értékére kiszámításra kerül a normalizált mémvolumen, majd az események között átlagolással létrejön az átlagos eseményreakció-görbe. A kimeneti változó vállalaton belüli z-score normalizált mutató, amely a mémek heti volumenét a ténylegesen megfigyelt hetek átlagához és szórásához viszonyítja. Azokon a heteken, ahol a mémvolumen nulla, de sentimentadat nem áll rendelkezésre, a megfigyelés hiányzóként kerül kezelésre, hogy a z-score kizárólag a valós aktivitási epizódokat tükrözze.</w:t>
+      </w:r>
+    </w:p>
+    <w:p>
+      <w:pPr>
+        <w:rPr>
+          <w:lang w:val="en-HU"/>
+        </w:rPr>
+      </w:pPr>
       <w:r>
         <w:rPr>
           <w:lang w:val="en-HU"/>
         </w:rPr>
         <w:lastRenderedPageBreak/>
-        <w:t>eseményreakció-görbe. A kimeneti változó vállalaton belüli z-score normalizált mutató, amely a mémek heti volumenét a ténylegesen megfigyelt hetek átlagához és szórásához viszonyítja. Azokon a heteken, ahol a mémvolumen nulla, de sentimentadat nem áll rendelkezésre, a megfigyelés hiányzóként kerül kezelésre, hogy a z-score kizárólag a valós aktivitási epizódokat tükrözze.</w:t>
-      </w:r>
-    </w:p>
-    <w:p>
-      <w:pPr>
-        <w:rPr>
-          <w:lang w:val="en-HU"/>
-        </w:rPr>
-      </w:pPr>
-      <w:r>
-        <w:rPr>
-          <w:lang w:val="en-HU"/>
-        </w:rPr>
         <w:t xml:space="preserve">A normalizált értékekhez minden τ pontra </w:t>
       </w:r>
       <w:r>
@@ -9659,7 +10032,43 @@
     </w:p>
     <w:p>
       <w:r>
-        <w:t>A pozitív hírsokkok esetében mérsékelt, de konzisztens javulás figyelhető meg a mémvolumenben az eseményt követően: a görbe τ = 0 után enyhén pozitív irányba mozdul el. A negatív események ennél hangsúlyosabb reakciót mutatnak: a hírtónus romlásának hetében (τ = 0) a mémaktivitás éles növekedést mutat, amely az esemény utáni hetekben fokozatosan lecseng. A negatív tónus tehát nagyobb és gyorsabb mémválaszt vált ki, ami összhangban áll a közösségi média kutatásokkal, miszerint a negatív érzelmi tartalom jellemzően erősebb kollektív reakciót indukál.</w:t>
+        <w:t>A pozitív hírsokkok esetében mérsékelt, de konzisztens javulás figyelhető meg a mémvolumenben az eseményt követően: a görbe τ = 0 után enyhén pozitív irányba mozdul el</w:t>
+      </w:r>
+      <w:r>
+        <w:t>, ami megerősíti (H</w:t>
+      </w:r>
+      <w:proofErr w:type="gramStart"/>
+      <w:r>
+        <w:t>5)-</w:t>
+      </w:r>
+      <w:proofErr w:type="gramEnd"/>
+      <w:r>
+        <w:t>öt.</w:t>
+      </w:r>
+      <w:r>
+        <w:t xml:space="preserve"> A negatív események ennél hangsúlyosabb reakciót mutatnak: a hírtónus romlásának hetében (τ = 0) a mémaktivitás éles növekedést mutat, amely az esemény utáni hetekben fokozatosan lecseng</w:t>
+      </w:r>
+      <w:r>
+        <w:t>,</w:t>
+      </w:r>
+      <w:r>
+        <w:t xml:space="preserve"> összhangban (H</w:t>
+      </w:r>
+      <w:proofErr w:type="gramStart"/>
+      <w:r>
+        <w:t>6)-</w:t>
+      </w:r>
+      <w:proofErr w:type="spellStart"/>
+      <w:proofErr w:type="gramEnd"/>
+      <w:r>
+        <w:t>tal</w:t>
+      </w:r>
+      <w:proofErr w:type="spellEnd"/>
+      <w:r>
+        <w:t>.</w:t>
+      </w:r>
+      <w:r>
+        <w:t xml:space="preserve"> A negatív tónus tehát nagyobb és gyorsabb mémválaszt vált ki, ami összhangban áll a közösségi média kutatásokkal, miszerint a negatív érzelmi tartalom jellemzően erősebb kollektív reakciót indukál.</w:t>
       </w:r>
     </w:p>
     <w:p>
@@ -9947,7 +10356,16 @@
       </w:r>
       <w:proofErr w:type="spellEnd"/>
       <w:r>
-        <w:t xml:space="preserve"> ábrákon megfigyelt dinamika nem vezethető vissza a médiakitettség általános változásaira. A mémaktivitás fokozódása elsősorban a hírtónus vállalaton belüli, rendkívüli elmozdulásához kapcsolódik, nem pedig a cikkvolumen ingadozásához.</w:t>
+        <w:t xml:space="preserve"> ábrákon megfigyelt dinamika nem vezethető vissza a médiakitettség általános változásaira</w:t>
+      </w:r>
+      <w:r>
+        <w:t xml:space="preserve">, megerősítve H8-at. </w:t>
+      </w:r>
+      <w:r>
+        <w:t>A mémaktivitás fokozódása elsősorban a hírtónus vállalaton belüli, rendkívüli elmozdulásához kapcsolódik, nem pedig a cikkvolumen ingadozásához</w:t>
+      </w:r>
+      <w:r>
+        <w:t>.</w:t>
       </w:r>
     </w:p>
     <w:p>
@@ -10082,11 +10500,6 @@
     <w:p>
       <w:pPr>
         <w:pStyle w:val="Heading2"/>
-        <w:rPr>
-          <w:sz w:val="48"/>
-          <w:szCs w:val="48"/>
-          <w:lang w:eastAsia="en-GB"/>
-        </w:rPr>
       </w:pPr>
       <w:bookmarkStart w:id="28" w:name="_Toc216283030"/>
       <w:r>
@@ -10103,128 +10516,178 @@
           <w:b w:val="0"/>
           <w:bCs w:val="0"/>
         </w:rPr>
-        <w:t xml:space="preserve">Kereszt-korreláció </w:t>
+        <w:t>Kereszt-korreláció a mémvolumen és a hírsűrűség között</w:t>
+      </w:r>
+      <w:bookmarkEnd w:id="28"/>
+    </w:p>
+    <w:p>
+      <w:pPr>
+        <w:pStyle w:val="NormalWeb"/>
+      </w:pPr>
+      <w:r>
+        <w:t>A New York Times-említések és a mémaktivitás időbeli kapcsolatának feltárására keresztkorrelációs elemzés (</w:t>
+      </w:r>
+      <w:proofErr w:type="spellStart"/>
+      <w:r>
+        <w:t>Cross-Correlation</w:t>
+      </w:r>
+      <w:proofErr w:type="spellEnd"/>
+      <w:r>
+        <w:t xml:space="preserve"> </w:t>
+      </w:r>
+      <w:proofErr w:type="spellStart"/>
+      <w:r>
+        <w:t>Function</w:t>
+      </w:r>
+      <w:proofErr w:type="spellEnd"/>
+      <w:r>
+        <w:t>, CCF) készült. A módszer célja annak megvizsgálása, hogy a hírek intenzitása és a mémvolumen normalizált (z-</w:t>
+      </w:r>
+      <w:proofErr w:type="spellStart"/>
+      <w:r>
+        <w:t>score</w:t>
+      </w:r>
+      <w:proofErr w:type="spellEnd"/>
+      <w:r>
+        <w:t xml:space="preserve">) értékei között kimutatható-e olyan időbeli </w:t>
+      </w:r>
+      <w:proofErr w:type="spellStart"/>
+      <w:r>
+        <w:t>együttmozgás</w:t>
+      </w:r>
+      <w:proofErr w:type="spellEnd"/>
+      <w:r>
+        <w:t>, amely a két folyamat között vezető–követő struktúrára utal. A CCF a NYT-említések különböző késleltetett értékei és a mémvolumen közötti korrelációt méri, így alkalmas a lehetséges lead–</w:t>
+      </w:r>
+      <w:proofErr w:type="spellStart"/>
+      <w:r>
+        <w:t>lag</w:t>
+      </w:r>
+      <w:proofErr w:type="spellEnd"/>
+      <w:r>
+        <w:t xml:space="preserve"> mintázatok feltárására.</w:t>
+      </w:r>
+      <w:r>
+        <w:t xml:space="preserve"> Az alábbi hipotézisekre fókuszál:</w:t>
+      </w:r>
+    </w:p>
+    <w:p>
+      <w:pPr>
+        <w:pStyle w:val="NormalWeb"/>
+        <w:numPr>
+          <w:ilvl w:val="0"/>
+          <w:numId w:val="47"/>
+        </w:numPr>
+        <w:rPr>
+          <w:lang w:val="en-HU"/>
+        </w:rPr>
+      </w:pPr>
+      <w:r>
+        <w:rPr>
+          <w:lang w:val="en-HU"/>
+        </w:rPr>
+        <w:t>(H9) A híralapú aktivitás (NYT-említések) megelőzi a mémvolument, vagyis a hírek növekedése pozitív késleltetett korrelációval jár.</w:t>
+      </w:r>
+    </w:p>
+    <w:p>
+      <w:pPr>
+        <w:pStyle w:val="NormalWeb"/>
+        <w:numPr>
+          <w:ilvl w:val="0"/>
+          <w:numId w:val="47"/>
+        </w:numPr>
+        <w:rPr>
+          <w:lang w:val="en-HU"/>
+        </w:rPr>
+      </w:pPr>
+      <w:r>
+        <w:rPr>
+          <w:lang w:val="en-HU"/>
+        </w:rPr>
+        <w:t>(H10) A mémvolumen időben megelőzi a hírek mennyiségét, azaz a közösségi média aktivitás előrejelezheti a későbbi médiamegjelenések intenzitásá</w:t>
+      </w:r>
+    </w:p>
+    <w:p>
+      <w:pPr>
+        <w:pStyle w:val="NormalWeb"/>
+      </w:pPr>
+    </w:p>
+    <w:p>
+      <w:pPr>
+        <w:pStyle w:val="NormalWeb"/>
+        <w:rPr>
+          <w:lang w:val="en-US"/>
+        </w:rPr>
+      </w:pPr>
+    </w:p>
+    <w:p>
+      <w:pPr>
+        <w:pStyle w:val="NormalWeb"/>
+      </w:pPr>
+      <w:r>
+        <w:lastRenderedPageBreak/>
+        <w:t xml:space="preserve">Az eredmények alapján a keresztkorrelációs értékek egyik vizsgált </w:t>
+      </w:r>
+      <w:proofErr w:type="spellStart"/>
+      <w:r>
+        <w:t>lag</w:t>
+      </w:r>
+      <w:proofErr w:type="spellEnd"/>
+      <w:r>
+        <w:t xml:space="preserve"> esetében sem mutatnak </w:t>
+      </w:r>
+      <w:proofErr w:type="spellStart"/>
+      <w:r>
+        <w:t>statisztikailag</w:t>
+      </w:r>
+      <w:proofErr w:type="spellEnd"/>
+      <w:r>
+        <w:t xml:space="preserve"> vagy vizuálisan értelmezhető erős kapcsolatot. A korrelációs értékek minden késleltetésnél közel a nullához adódnak, a hozzájuk tartozó konfidenciaintervallumok pedig szélesek, ami a két változó közötti gyenge és zajos kapcsolatot jelzi. A CCF tehát nem tárt fel olyan egyértelmű mintázatot, amely alapján a hírek időben követnék a mémvolument, vagy fordítva: a nyilvánosság platformon megjelenő aktivitási hullámai előre jeleznék a későbbi médiamegjelenést.</w:t>
+      </w:r>
+      <w:r>
+        <w:t xml:space="preserve"> Ez </w:t>
+      </w:r>
+      <w:r>
+        <w:t>sem (H</w:t>
       </w:r>
       <w:proofErr w:type="gramStart"/>
       <w:r>
-        <w:rPr>
-          <w:rStyle w:val="Strong"/>
-          <w:b w:val="0"/>
-          <w:bCs w:val="0"/>
-        </w:rPr>
-        <w:t xml:space="preserve">a </w:t>
-      </w:r>
-      <w:r>
-        <w:rPr>
-          <w:rStyle w:val="Strong"/>
-          <w:b w:val="0"/>
-          <w:bCs w:val="0"/>
-        </w:rPr>
-        <w:t xml:space="preserve"> </w:t>
-      </w:r>
-      <w:r>
-        <w:rPr>
-          <w:rStyle w:val="Strong"/>
-          <w:b w:val="0"/>
-          <w:bCs w:val="0"/>
-        </w:rPr>
-        <w:t>mémvolumen</w:t>
-      </w:r>
+        <w:t>9)-</w:t>
+      </w:r>
+      <w:proofErr w:type="spellStart"/>
       <w:proofErr w:type="gramEnd"/>
       <w:r>
-        <w:rPr>
-          <w:rStyle w:val="Strong"/>
-          <w:b w:val="0"/>
-          <w:bCs w:val="0"/>
-        </w:rPr>
-        <w:t xml:space="preserve"> és a hírsűrűség között</w:t>
-      </w:r>
-      <w:bookmarkEnd w:id="28"/>
+        <w:t>et</w:t>
+      </w:r>
+      <w:proofErr w:type="spellEnd"/>
+      <w:r>
+        <w:t>, sem (H</w:t>
+      </w:r>
+      <w:proofErr w:type="gramStart"/>
+      <w:r>
+        <w:t>10)-</w:t>
+      </w:r>
+      <w:proofErr w:type="spellStart"/>
+      <w:proofErr w:type="gramEnd"/>
+      <w:r>
+        <w:t>et</w:t>
+      </w:r>
+      <w:proofErr w:type="spellEnd"/>
+      <w:r>
+        <w:t xml:space="preserve"> nem támasztja alá</w:t>
+      </w:r>
+      <w:r>
+        <w:t>.</w:t>
+      </w:r>
     </w:p>
     <w:p>
       <w:pPr>
         <w:pStyle w:val="NormalWeb"/>
         <w:rPr>
-          <w:lang w:val="en-US"/>
-        </w:rPr>
-      </w:pPr>
-      <w:r>
-        <w:t>A New York Times-említések és a mémaktivitás időbeli kapcsolatának feltárására keresztkorrelációs elemzés (</w:t>
-      </w:r>
-      <w:proofErr w:type="spellStart"/>
-      <w:r>
-        <w:t>Cross-Correlation</w:t>
-      </w:r>
-      <w:proofErr w:type="spellEnd"/>
-      <w:r>
-        <w:t xml:space="preserve"> </w:t>
-      </w:r>
-      <w:proofErr w:type="spellStart"/>
-      <w:r>
-        <w:t>Function</w:t>
-      </w:r>
-      <w:proofErr w:type="spellEnd"/>
-      <w:r>
-        <w:t>, CCF) készült. A módszer célja annak megvizsgálása, hogy a hírek intenzitása és a mémvolumen normalizált (z-</w:t>
-      </w:r>
-      <w:proofErr w:type="spellStart"/>
-      <w:r>
-        <w:t>score</w:t>
-      </w:r>
-      <w:proofErr w:type="spellEnd"/>
-      <w:r>
-        <w:t xml:space="preserve">) értékei között kimutatható-e olyan időbeli </w:t>
-      </w:r>
-      <w:proofErr w:type="spellStart"/>
-      <w:r>
-        <w:t>együttmozgás</w:t>
-      </w:r>
-      <w:proofErr w:type="spellEnd"/>
-      <w:r>
-        <w:t>, amely a két folyamat között vezető–követő struktúrára utal. A CCF a NYT-említések különböző késleltetett értékei és a mémvolumen közötti korrelációt méri, így alkalmas a lehetséges lead–</w:t>
-      </w:r>
-      <w:proofErr w:type="spellStart"/>
-      <w:r>
-        <w:t>lag</w:t>
-      </w:r>
-      <w:proofErr w:type="spellEnd"/>
-      <w:r>
-        <w:t xml:space="preserve"> mintázatok feltárására.</w:t>
-      </w:r>
-    </w:p>
-    <w:p>
-      <w:pPr>
-        <w:pStyle w:val="NormalWeb"/>
-      </w:pPr>
-      <w:r>
-        <w:t xml:space="preserve">Az eredmények alapján a keresztkorrelációs értékek egyik vizsgált </w:t>
-      </w:r>
-      <w:proofErr w:type="spellStart"/>
-      <w:r>
-        <w:t>lag</w:t>
-      </w:r>
-      <w:proofErr w:type="spellEnd"/>
-      <w:r>
-        <w:t xml:space="preserve"> esetében sem mutatnak </w:t>
-      </w:r>
-      <w:proofErr w:type="spellStart"/>
-      <w:r>
-        <w:t>statisztikailag</w:t>
-      </w:r>
-      <w:proofErr w:type="spellEnd"/>
-      <w:r>
-        <w:t xml:space="preserve"> vagy vizuálisan értelmezhető erős kapcsolatot. A korrelációs értékek minden késleltetésnél közel a nullához adódnak, a hozzájuk tartozó konfidenciaintervallumok pedig szélesek, ami a két változó közötti gyenge és zajos kapcsolatot jelzi. A CCF tehát nem tárt fel olyan egyértelmű mintázatot, amely alapján a hírek időben követnék a mémvolument, vagy fordítva: a nyilvánosság platformon megjelenő aktivitási hullámai előre jeleznék a későbbi médiamegjelenést.</w:t>
-      </w:r>
-    </w:p>
-    <w:p>
-      <w:pPr>
-        <w:pStyle w:val="NormalWeb"/>
-        <w:rPr>
-          <w:lang w:val="en-HU"/>
-        </w:rPr>
-      </w:pPr>
-      <w:r>
-        <w:lastRenderedPageBreak/>
+          <w:lang w:val="en-HU"/>
+        </w:rPr>
+      </w:pPr>
+      <w:r>
         <w:t xml:space="preserve">Fontos megjegyezni, hogy a keresztkorreláció a nyers időbeli </w:t>
       </w:r>
       <w:proofErr w:type="spellStart"/>
@@ -10269,7 +10732,10 @@
         <w:pStyle w:val="NormalWeb"/>
       </w:pPr>
       <w:r>
-        <w:t xml:space="preserve">Ennek megfelelően a CCF nem szolgált egyértelmű bizonyítékkal sem a hírek → mémek, sem a mémek → hírek irányú dinamikára, ezért szükségessé vált az oksági viszonyok formálisabb </w:t>
+        <w:t xml:space="preserve">A hipotéziseket tehát a keresztkorreláció nem erősítette meg, </w:t>
+      </w:r>
+      <w:r>
+        <w:t xml:space="preserve">ezért szükség volt a </w:t>
       </w:r>
       <w:proofErr w:type="spellStart"/>
       <w:r>
@@ -10277,7 +10743,7 @@
       </w:r>
       <w:proofErr w:type="spellEnd"/>
       <w:r>
-        <w:t>-keretben történő tesztelése.</w:t>
+        <w:t>-tesztek alkalmazására.</w:t>
       </w:r>
     </w:p>
     <w:p>
@@ -10371,23 +10837,20 @@
     <w:p>
       <w:pPr>
         <w:pStyle w:val="Heading2"/>
-      </w:pPr>
-      <w:bookmarkStart w:id="29" w:name="_Toc216283031"/>
-      <w:r>
         <w:rPr>
           <w:rStyle w:val="Strong"/>
           <w:b w:val="0"/>
           <w:bCs w:val="0"/>
         </w:rPr>
-        <w:t>4.</w:t>
-      </w:r>
+      </w:pPr>
+      <w:bookmarkStart w:id="29" w:name="_Toc216283031"/>
       <w:r>
         <w:rPr>
           <w:rStyle w:val="Strong"/>
           <w:b w:val="0"/>
           <w:bCs w:val="0"/>
         </w:rPr>
-        <w:t>5</w:t>
+        <w:t>4.</w:t>
       </w:r>
       <w:r>
         <w:rPr>
@@ -10395,30 +10858,86 @@
           <w:b w:val="0"/>
           <w:bCs w:val="0"/>
         </w:rPr>
-        <w:t xml:space="preserve"> </w:t>
-      </w:r>
-      <w:proofErr w:type="spellStart"/>
+        <w:t>5</w:t>
+      </w:r>
       <w:r>
         <w:rPr>
           <w:rStyle w:val="Strong"/>
           <w:b w:val="0"/>
           <w:bCs w:val="0"/>
         </w:rPr>
-        <w:t>Granger</w:t>
-      </w:r>
-      <w:proofErr w:type="spellEnd"/>
+        <w:t xml:space="preserve"> </w:t>
+      </w:r>
+      <w:proofErr w:type="spellStart"/>
       <w:r>
         <w:rPr>
           <w:rStyle w:val="Strong"/>
           <w:b w:val="0"/>
           <w:bCs w:val="0"/>
         </w:rPr>
+        <w:t>Granger</w:t>
+      </w:r>
+      <w:proofErr w:type="spellEnd"/>
+      <w:r>
+        <w:rPr>
+          <w:rStyle w:val="Strong"/>
+          <w:b w:val="0"/>
+          <w:bCs w:val="0"/>
+        </w:rPr>
         <w:t>-tesztek a mémvolumen és a hírsűrűség között</w:t>
       </w:r>
       <w:bookmarkEnd w:id="29"/>
     </w:p>
     <w:p>
       <w:pPr>
+        <w:rPr>
+          <w:lang w:val="en-HU"/>
+        </w:rPr>
+      </w:pPr>
+      <w:r>
+        <w:rPr>
+          <w:lang w:val="en-HU"/>
+        </w:rPr>
+        <w:t>Az oksági irány feltárására szolgáló Granger-analízis célja annak meghatározása, hogy a hírek és a mémvolumen között megjelenik-e előrejelző kapcsolat. A vizsgálat az alábbi hipotézisekre fókuszál:</w:t>
+      </w:r>
+    </w:p>
+    <w:p>
+      <w:pPr>
+        <w:numPr>
+          <w:ilvl w:val="0"/>
+          <w:numId w:val="48"/>
+        </w:numPr>
+        <w:rPr>
+          <w:lang w:val="en-HU"/>
+        </w:rPr>
+      </w:pPr>
+      <w:r>
+        <w:rPr>
+          <w:lang w:val="en-HU"/>
+        </w:rPr>
+        <w:t>(H11) A hírek intenzitása (NYT-említések) Granger-értelemben előre jelzi a későbbi mémvolument.</w:t>
+      </w:r>
+    </w:p>
+    <w:p>
+      <w:pPr>
+        <w:numPr>
+          <w:ilvl w:val="0"/>
+          <w:numId w:val="48"/>
+        </w:numPr>
+        <w:rPr>
+          <w:lang w:val="en-HU"/>
+        </w:rPr>
+      </w:pPr>
+      <w:r>
+        <w:rPr>
+          <w:lang w:val="en-HU"/>
+        </w:rPr>
+        <w:lastRenderedPageBreak/>
+        <w:t>(H12) A megnövekedett mémvolumen Granger-értelemben előre jelzi a későbbi hírsűrűséget (NYT-említéseket).</w:t>
+      </w:r>
+    </w:p>
+    <w:p>
+      <w:pPr>
         <w:pStyle w:val="NormalWeb"/>
       </w:pPr>
       <w:r>
@@ -10471,14 +10990,23 @@
       <w:r>
         <w:rPr>
           <w:rStyle w:val="Strong"/>
+          <w:b w:val="0"/>
+          <w:bCs w:val="0"/>
         </w:rPr>
         <w:t>NYT-említések → mémvolumen:</w:t>
       </w:r>
       <w:r>
+        <w:rPr>
+          <w:b/>
+          <w:bCs/>
+        </w:rPr>
         <w:t xml:space="preserve"> </w:t>
       </w:r>
       <w:r>
-        <w:t xml:space="preserve">A tesztek egyetlen vizsgált késleltetés esetében sem mutattak 5%-os szinten szignifikáns hatást. Bár az egyhetes késleltetésnél a p-érték 0,076 körül alakul, ami gyenge kapcsolat lehetőségét vetíti előre, ez nem elegendő a nullhipotézis elutasításához. A rendelkezésre álló adatok alapján tehát nem bizonyítható, hogy a hírek intenzitása </w:t>
+        <w:t xml:space="preserve">A </w:t>
+      </w:r>
+      <w:r>
+        <w:t xml:space="preserve">tesztek egyetlen vizsgált késleltetés esetében sem mutattak 5%-os szinten szignifikáns hatást. Bár az egyhetes késleltetésnél a p-érték 0,076 körül alakul, ami gyenge kapcsolat lehetőségét vetíti előre, ez nem elegendő a nullhipotézis elutasításához. A rendelkezésre álló adatok alapján tehát nem bizonyítható, hogy a hírek intenzitása </w:t>
       </w:r>
       <w:proofErr w:type="spellStart"/>
       <w:r>
@@ -10486,7 +11014,23 @@
       </w:r>
       <w:proofErr w:type="spellEnd"/>
       <w:r>
-        <w:t>-értelemben előre jelezné a későbbi mémaktivitást.</w:t>
+        <w:t>-értelemben előre jelezné a későbbi mémaktivitást</w:t>
+      </w:r>
+      <w:r>
+        <w:t>, ami ellentmond (H</w:t>
+      </w:r>
+      <w:proofErr w:type="gramStart"/>
+      <w:r>
+        <w:t>11)-</w:t>
+      </w:r>
+      <w:proofErr w:type="spellStart"/>
+      <w:proofErr w:type="gramEnd"/>
+      <w:r>
+        <w:t>nek</w:t>
+      </w:r>
+      <w:proofErr w:type="spellEnd"/>
+      <w:r>
+        <w:t>.</w:t>
       </w:r>
     </w:p>
     <w:p>
@@ -10496,13 +11040,16 @@
       <w:r>
         <w:rPr>
           <w:rStyle w:val="Strong"/>
-        </w:rPr>
-        <w:lastRenderedPageBreak/>
+          <w:b w:val="0"/>
+          <w:bCs w:val="0"/>
+        </w:rPr>
         <w:t>M</w:t>
       </w:r>
       <w:r>
         <w:rPr>
           <w:rStyle w:val="Strong"/>
+          <w:b w:val="0"/>
+          <w:bCs w:val="0"/>
         </w:rPr>
         <w:t>émvolumen → NYT-említések</w:t>
       </w:r>
@@ -10515,7 +11062,45 @@
       </w:r>
       <w:proofErr w:type="spellEnd"/>
       <w:r>
-        <w:t xml:space="preserve"> kimutatható módon javítja a későbbi hírsűrűség előrejelzését. A hosszabb késleltetések esetében a hatás eltűnik, ami rövid, gyorsan lecsengő dinamikára utal: a média figyelme – legalábbis a New York Times esetében – elsősorban azonnal reagál az online aktivitás felerősödésére, és a kapcsolat nem tartós.</w:t>
+        <w:t xml:space="preserve"> kimutatható módon javítja a későbbi hírsűrűség előrejelzését</w:t>
+      </w:r>
+      <w:r>
+        <w:t xml:space="preserve">, összhangban </w:t>
+      </w:r>
+      <w:r>
+        <w:rPr>
+          <w:lang w:val="en-US"/>
+        </w:rPr>
+        <w:t>(H</w:t>
+      </w:r>
+      <w:proofErr w:type="gramStart"/>
+      <w:r>
+        <w:rPr>
+          <w:lang w:val="en-US"/>
+        </w:rPr>
+        <w:t>12)-</w:t>
+      </w:r>
+      <w:proofErr w:type="gramEnd"/>
+      <w:r>
+        <w:rPr>
+          <w:lang w:val="en-US"/>
+        </w:rPr>
+        <w:t>vel.</w:t>
+      </w:r>
+      <w:r>
+        <w:t xml:space="preserve"> A hosszabb késleltetések esetében a hatás eltűnik, ami rövid, gyorsan lecsengő dinamikára utal: a média figyelme</w:t>
+      </w:r>
+      <w:r>
+        <w:t xml:space="preserve"> (</w:t>
+      </w:r>
+      <w:r>
+        <w:t>legalábbis a New York Times esetében</w:t>
+      </w:r>
+      <w:r>
+        <w:t>)</w:t>
+      </w:r>
+      <w:r>
+        <w:t xml:space="preserve"> elsősorban azonnal reagál az online aktivitás felerősödésére, és a kapcsolat nem tartós.</w:t>
       </w:r>
     </w:p>
     <w:p>
@@ -10694,6 +11279,7 @@
         <w:t xml:space="preserve"> </w:t>
       </w:r>
       <w:r>
+        <w:lastRenderedPageBreak/>
         <w:t xml:space="preserve">A teszt eredményei természetesen nem kauzális mechanizmust azonosítanak, hanem </w:t>
       </w:r>
       <w:proofErr w:type="spellStart"/>
@@ -10743,6 +11329,133 @@
     </w:p>
     <w:p>
       <w:r>
+        <w:t xml:space="preserve">A panelregressziós elemzés célja annak meghatározása, hogy a médiamegjelenések és a kapcsolódó </w:t>
+      </w:r>
+      <w:proofErr w:type="spellStart"/>
+      <w:r>
+        <w:t>hírsentiment</w:t>
+      </w:r>
+      <w:proofErr w:type="spellEnd"/>
+      <w:r>
+        <w:t xml:space="preserve"> milyen mértékben magyarázzák a mémvolument, az </w:t>
+      </w:r>
+      <w:proofErr w:type="spellStart"/>
+      <w:r>
+        <w:t>engagementet</w:t>
+      </w:r>
+      <w:proofErr w:type="spellEnd"/>
+      <w:r>
+        <w:t xml:space="preserve"> és a mémek érzelmi mintázatait. Ennek megfelelően a TWFE-modell az alábbi hipotézisekre fókuszál:</w:t>
+      </w:r>
+    </w:p>
+    <w:p>
+      <w:pPr>
+        <w:pStyle w:val="ListParagraph"/>
+        <w:numPr>
+          <w:ilvl w:val="0"/>
+          <w:numId w:val="49"/>
+        </w:numPr>
+      </w:pPr>
+      <w:r>
+        <w:t>(H14)</w:t>
+      </w:r>
+      <w:r>
+        <w:t xml:space="preserve"> </w:t>
+      </w:r>
+      <w:r>
+        <w:t>A New York Times-említések (</w:t>
+      </w:r>
+      <w:proofErr w:type="spellStart"/>
+      <w:r>
+        <w:t>NYT_mention</w:t>
+      </w:r>
+      <w:proofErr w:type="spellEnd"/>
+      <w:r>
+        <w:t xml:space="preserve">) szignifikáns, pozitív hatást gyakorolnak a mémvolumenre és az </w:t>
+      </w:r>
+      <w:proofErr w:type="spellStart"/>
+      <w:r>
+        <w:t>engagementre</w:t>
+      </w:r>
+      <w:proofErr w:type="spellEnd"/>
+      <w:r>
+        <w:t>.</w:t>
+      </w:r>
+    </w:p>
+    <w:p>
+      <w:pPr>
+        <w:pStyle w:val="ListParagraph"/>
+        <w:numPr>
+          <w:ilvl w:val="0"/>
+          <w:numId w:val="49"/>
+        </w:numPr>
+      </w:pPr>
+      <w:r>
+        <w:t>(H1</w:t>
+      </w:r>
+      <w:r>
+        <w:t xml:space="preserve">5) </w:t>
+      </w:r>
+      <w:r>
+        <w:t xml:space="preserve">A </w:t>
+      </w:r>
+      <w:proofErr w:type="spellStart"/>
+      <w:r>
+        <w:t>hírsentiment</w:t>
+      </w:r>
+      <w:proofErr w:type="spellEnd"/>
+      <w:r>
+        <w:t xml:space="preserve"> (</w:t>
+      </w:r>
+      <w:proofErr w:type="spellStart"/>
+      <w:r>
+        <w:t>nyt_sentiment</w:t>
+      </w:r>
+      <w:proofErr w:type="spellEnd"/>
+      <w:r>
+        <w:t xml:space="preserve">) többletinformációt hordoz a puszta megjelenésekhez képest, és érdemben módosítja a mémvolumen és az </w:t>
+      </w:r>
+      <w:proofErr w:type="spellStart"/>
+      <w:r>
+        <w:t>engagement</w:t>
+      </w:r>
+      <w:proofErr w:type="spellEnd"/>
+      <w:r>
+        <w:t xml:space="preserve"> alakulását.</w:t>
+      </w:r>
+    </w:p>
+    <w:p>
+      <w:pPr>
+        <w:pStyle w:val="ListParagraph"/>
+        <w:numPr>
+          <w:ilvl w:val="0"/>
+          <w:numId w:val="49"/>
+        </w:numPr>
+        <w:rPr>
+          <w:lang w:val="en-HU"/>
+        </w:rPr>
+      </w:pPr>
+      <w:r>
+        <w:t>(H1</w:t>
+      </w:r>
+      <w:r>
+        <w:t>6</w:t>
+      </w:r>
+      <w:r>
+        <w:t>)</w:t>
+      </w:r>
+      <w:r>
+        <w:t xml:space="preserve"> </w:t>
+      </w:r>
+      <w:r>
+        <w:rPr>
+          <w:lang w:val="en-HU"/>
+        </w:rPr>
+        <w:t>A hírek hatása időben elnyúló: a késleltetett NYT_mention és sentiment változók kumulatív hatása pozitív és szignifikáns.</w:t>
+      </w:r>
+    </w:p>
+    <w:p>
+      <w:r>
         <w:t xml:space="preserve">A panel regressziós elemzés alapját egy </w:t>
       </w:r>
       <w:proofErr w:type="spellStart"/>
@@ -10796,43 +11509,40 @@
       </w:r>
       <w:proofErr w:type="spellEnd"/>
       <w:r>
-        <w:t xml:space="preserve">-mutatóval. A fő magyarázóváltozókat az NYT-cikkek </w:t>
-      </w:r>
+        <w:t xml:space="preserve">-mutatóval. A fő magyarázóváltozókat az NYT-cikkek jelenlétét jelző bináris indikátor és </w:t>
+      </w:r>
+      <w:r>
+        <w:t>(</w:t>
+      </w:r>
+      <w:r>
+        <w:t>specifikációtól függően</w:t>
+      </w:r>
+      <w:r>
+        <w:t xml:space="preserve">) </w:t>
+      </w:r>
+      <w:r>
+        <w:t xml:space="preserve">az ezekből képzett mondatszintű </w:t>
+      </w:r>
+      <w:proofErr w:type="spellStart"/>
+      <w:r>
+        <w:t>hírsentiment</w:t>
+      </w:r>
+      <w:proofErr w:type="spellEnd"/>
+      <w:r>
+        <w:t xml:space="preserve"> adják. A hírek időben elnyúló hatását a modell az aktuális hét mellett legfeljebb négyhetes késleltetésekkel ragadja meg (k = 0…4). A négy késleltetésből álló alapváltozat mellett három-, kettő- és egyhetes </w:t>
+      </w:r>
+      <w:proofErr w:type="spellStart"/>
+      <w:r>
+        <w:t>lagstruktúrával</w:t>
+      </w:r>
+      <w:proofErr w:type="spellEnd"/>
+      <w:r>
+        <w:t xml:space="preserve"> készült robusztussági variánsok is szerepelnek.</w:t>
+      </w:r>
+    </w:p>
+    <w:p>
       <w:r>
         <w:lastRenderedPageBreak/>
-        <w:t xml:space="preserve">jelenlétét jelző bináris indikátor és </w:t>
-      </w:r>
-      <w:r>
-        <w:t>(</w:t>
-      </w:r>
-      <w:r>
-        <w:t>specifikációtól függően</w:t>
-      </w:r>
-      <w:r>
-        <w:t xml:space="preserve">) </w:t>
-      </w:r>
-      <w:r>
-        <w:t xml:space="preserve">az ezekből képzett mondatszintű </w:t>
-      </w:r>
-      <w:proofErr w:type="spellStart"/>
-      <w:r>
-        <w:t>hírsentiment</w:t>
-      </w:r>
-      <w:proofErr w:type="spellEnd"/>
-      <w:r>
-        <w:t xml:space="preserve"> adják. A hírek időben elnyúló hatását a modell az aktuális hét mellett legfeljebb négyhetes késleltetésekkel ragadja meg (k = 0…4). A négy késleltetésből álló alapváltozat mellett három-, kettő- és egyhetes </w:t>
-      </w:r>
-      <w:proofErr w:type="spellStart"/>
-      <w:r>
-        <w:t>lagstruktúrával</w:t>
-      </w:r>
-      <w:proofErr w:type="spellEnd"/>
-      <w:r>
-        <w:t xml:space="preserve"> készült robusztussági variánsok is szerepelnek.</w:t>
-      </w:r>
-    </w:p>
-    <w:p>
-      <w:r>
         <w:t xml:space="preserve">A specifikáció minden esetben tartalmazza a </w:t>
       </w:r>
       <w:proofErr w:type="spellStart"/>
@@ -11030,7 +11740,6 @@
           <w:rPr>
             <w:rFonts w:ascii="Cambria Math" w:hAnsi="Cambria Math"/>
           </w:rPr>
-          <w:lastRenderedPageBreak/>
           <m:t>Yb,t​=αb+δt​+k=0∑K​βk​NYT_mentionb,t-k​+k=0∑K​θk​nyt_sentimentb,t-k​+λreddit_activityb,t-1​</m:t>
         </m:r>
         <m:r>
@@ -11208,6 +11917,7 @@
     </w:p>
     <w:p>
       <w:r>
+        <w:lastRenderedPageBreak/>
         <w:t>A becslés OLS-</w:t>
       </w:r>
       <w:proofErr w:type="spellStart"/>
@@ -11367,9 +12077,25 @@
       </w:r>
       <w:proofErr w:type="spellEnd"/>
       <w:r>
-        <w:t xml:space="preserve"> összességében gyenge és nem szignifikáns. A mention-</w:t>
+        <w:t xml:space="preserve"> összességében gyenge és nem szignifikáns</w:t>
+      </w:r>
+      <w:r>
+        <w:t>, ellentmondva (H</w:t>
+      </w:r>
+      <w:proofErr w:type="gramStart"/>
+      <w:r>
+        <w:t>14)-</w:t>
       </w:r>
       <w:proofErr w:type="spellStart"/>
+      <w:proofErr w:type="gramEnd"/>
+      <w:r>
+        <w:t>nek</w:t>
+      </w:r>
+      <w:proofErr w:type="spellEnd"/>
+      <w:r>
+        <w:t>. A mention-</w:t>
+      </w:r>
+      <w:proofErr w:type="spellStart"/>
       <w:r>
         <w:t>only</w:t>
       </w:r>
@@ -11404,7 +12130,45 @@
       </w:r>
       <w:proofErr w:type="spellEnd"/>
       <w:r>
-        <w:t xml:space="preserve"> bevonásával készült specifikációk eredményei e mintázatot lényegében változatlanul reprodukálják.</w:t>
+        <w:t xml:space="preserve"> bevonásával készült specifikációk eredményei e mintázatot </w:t>
+      </w:r>
+      <w:r>
+        <w:t>szinte</w:t>
+      </w:r>
+      <w:r>
+        <w:t xml:space="preserve"> változatlanul reprodukálják</w:t>
+      </w:r>
+      <w:r>
+        <w:t xml:space="preserve">. </w:t>
+      </w:r>
+      <w:r>
+        <w:rPr>
+          <w:b/>
+          <w:bCs/>
+        </w:rPr>
+        <w:t xml:space="preserve">Ez </w:t>
+      </w:r>
+      <w:r>
+        <w:rPr>
+          <w:rStyle w:val="Strong"/>
+          <w:b w:val="0"/>
+          <w:bCs w:val="0"/>
+        </w:rPr>
+        <w:t>nem támasztja alá (H15)</w:t>
+      </w:r>
+      <w:r>
+        <w:t xml:space="preserve"> feltevését, miszerint a </w:t>
+      </w:r>
+      <w:proofErr w:type="spellStart"/>
+      <w:r>
+        <w:t>hírsentiment</w:t>
+      </w:r>
+      <w:proofErr w:type="spellEnd"/>
+      <w:r>
+        <w:t xml:space="preserve"> érdemi többlethatást hordozna</w:t>
+      </w:r>
+      <w:r>
+        <w:t>.</w:t>
       </w:r>
       <w:r>
         <w:t xml:space="preserve"> (Függelék 5.</w:t>
@@ -11424,35 +12188,52 @@
       </w:r>
       <w:proofErr w:type="spellEnd"/>
       <w:r>
-        <w:t xml:space="preserve"> variánsokéval. A hírek érzelmi tónusa nem módosítja sem a megjelenések közvetlen, sem azok elnyújtott hatását, és nem jelenik meg </w:t>
+        <w:t xml:space="preserve"> variánsokéval. A hírek érzelmi tónusa nem módosítja sem a megjelenések közvetlen, sem azok elnyújtott hatását, és nem jelenik meg olyan többletinformáció, amely a mémreakciók intenzívebb vagy tartósabb változását jelezné</w:t>
+      </w:r>
+      <w:r>
+        <w:t xml:space="preserve"> ami </w:t>
+      </w:r>
+      <w:proofErr w:type="spellStart"/>
+      <w:r>
+        <w:t>szembemegy</w:t>
+      </w:r>
+      <w:proofErr w:type="spellEnd"/>
+      <w:r>
+        <w:t xml:space="preserve"> (H16) elnyújtott hatásra vonatkozó hipotézisével</w:t>
+      </w:r>
+      <w:r>
+        <w:t xml:space="preserve">. A </w:t>
+      </w:r>
+      <w:proofErr w:type="spellStart"/>
+      <w:r>
+        <w:t>sentiment</w:t>
+      </w:r>
+      <w:proofErr w:type="spellEnd"/>
+      <w:r>
+        <w:t xml:space="preserve"> idősoros szerkezete sem hoz létre új dinamikát: a </w:t>
+      </w:r>
+      <w:proofErr w:type="spellStart"/>
+      <w:r>
+        <w:t>koefficioenspályák</w:t>
+      </w:r>
+      <w:proofErr w:type="spellEnd"/>
+      <w:r>
+        <w:t xml:space="preserve"> nem mutatnak </w:t>
       </w:r>
       <w:r>
         <w:lastRenderedPageBreak/>
-        <w:t xml:space="preserve">olyan többletinformáció, amely a mémreakciók intenzívebb vagy tartósabb változását jelezné. A </w:t>
+        <w:t xml:space="preserve">egyedi mintázatot, és a kumulatív késleltetett hatások </w:t>
       </w:r>
       <w:proofErr w:type="spellStart"/>
       <w:r>
-        <w:t>sentiment</w:t>
+        <w:t>Wald</w:t>
       </w:r>
       <w:proofErr w:type="spellEnd"/>
       <w:r>
-        <w:t xml:space="preserve"> idősoros szerkezete sem hoz létre új dinamikát: a </w:t>
-      </w:r>
-      <w:proofErr w:type="spellStart"/>
-      <w:r>
-        <w:t>koefficioenspályák</w:t>
-      </w:r>
-      <w:proofErr w:type="spellEnd"/>
-      <w:r>
-        <w:t xml:space="preserve"> nem mutatnak egyedi mintázatot, és a kumulatív késleltetett hatások </w:t>
-      </w:r>
-      <w:proofErr w:type="spellStart"/>
-      <w:r>
-        <w:t>Wald</w:t>
-      </w:r>
-      <w:proofErr w:type="spellEnd"/>
-      <w:r>
         <w:t>-tesztjei nem jelzik összegzett szignifikancia fennállását</w:t>
+      </w:r>
+      <w:r>
+        <w:t>.</w:t>
       </w:r>
     </w:p>
     <w:p>
@@ -19410,6 +20191,119 @@
     </w:lvl>
   </w:abstractNum>
   <w:abstractNum w:abstractNumId="19" w15:restartNumberingAfterBreak="0">
+    <w:nsid w:val="227D3CE3"/>
+    <w:multiLevelType w:val="hybridMultilevel"/>
+    <w:tmpl w:val="0ED4323A"/>
+    <w:lvl w:ilvl="0" w:tplc="08090001">
+      <w:start w:val="1"/>
+      <w:numFmt w:val="bullet"/>
+      <w:lvlText w:val=""/>
+      <w:lvlJc w:val="left"/>
+      <w:pPr>
+        <w:ind w:left="720" w:hanging="360"/>
+      </w:pPr>
+      <w:rPr>
+        <w:rFonts w:ascii="Symbol" w:hAnsi="Symbol" w:hint="default"/>
+      </w:rPr>
+    </w:lvl>
+    <w:lvl w:ilvl="1" w:tplc="08090003" w:tentative="1">
+      <w:start w:val="1"/>
+      <w:numFmt w:val="bullet"/>
+      <w:lvlText w:val="o"/>
+      <w:lvlJc w:val="left"/>
+      <w:pPr>
+        <w:ind w:left="1440" w:hanging="360"/>
+      </w:pPr>
+      <w:rPr>
+        <w:rFonts w:ascii="Courier New" w:hAnsi="Courier New" w:cs="Courier New" w:hint="default"/>
+      </w:rPr>
+    </w:lvl>
+    <w:lvl w:ilvl="2" w:tplc="08090005" w:tentative="1">
+      <w:start w:val="1"/>
+      <w:numFmt w:val="bullet"/>
+      <w:lvlText w:val=""/>
+      <w:lvlJc w:val="left"/>
+      <w:pPr>
+        <w:ind w:left="2160" w:hanging="360"/>
+      </w:pPr>
+      <w:rPr>
+        <w:rFonts w:ascii="Wingdings" w:hAnsi="Wingdings" w:hint="default"/>
+      </w:rPr>
+    </w:lvl>
+    <w:lvl w:ilvl="3" w:tplc="08090001" w:tentative="1">
+      <w:start w:val="1"/>
+      <w:numFmt w:val="bullet"/>
+      <w:lvlText w:val=""/>
+      <w:lvlJc w:val="left"/>
+      <w:pPr>
+        <w:ind w:left="2880" w:hanging="360"/>
+      </w:pPr>
+      <w:rPr>
+        <w:rFonts w:ascii="Symbol" w:hAnsi="Symbol" w:hint="default"/>
+      </w:rPr>
+    </w:lvl>
+    <w:lvl w:ilvl="4" w:tplc="08090003" w:tentative="1">
+      <w:start w:val="1"/>
+      <w:numFmt w:val="bullet"/>
+      <w:lvlText w:val="o"/>
+      <w:lvlJc w:val="left"/>
+      <w:pPr>
+        <w:ind w:left="3600" w:hanging="360"/>
+      </w:pPr>
+      <w:rPr>
+        <w:rFonts w:ascii="Courier New" w:hAnsi="Courier New" w:cs="Courier New" w:hint="default"/>
+      </w:rPr>
+    </w:lvl>
+    <w:lvl w:ilvl="5" w:tplc="08090005" w:tentative="1">
+      <w:start w:val="1"/>
+      <w:numFmt w:val="bullet"/>
+      <w:lvlText w:val=""/>
+      <w:lvlJc w:val="left"/>
+      <w:pPr>
+        <w:ind w:left="4320" w:hanging="360"/>
+      </w:pPr>
+      <w:rPr>
+        <w:rFonts w:ascii="Wingdings" w:hAnsi="Wingdings" w:hint="default"/>
+      </w:rPr>
+    </w:lvl>
+    <w:lvl w:ilvl="6" w:tplc="08090001" w:tentative="1">
+      <w:start w:val="1"/>
+      <w:numFmt w:val="bullet"/>
+      <w:lvlText w:val=""/>
+      <w:lvlJc w:val="left"/>
+      <w:pPr>
+        <w:ind w:left="5040" w:hanging="360"/>
+      </w:pPr>
+      <w:rPr>
+        <w:rFonts w:ascii="Symbol" w:hAnsi="Symbol" w:hint="default"/>
+      </w:rPr>
+    </w:lvl>
+    <w:lvl w:ilvl="7" w:tplc="08090003" w:tentative="1">
+      <w:start w:val="1"/>
+      <w:numFmt w:val="bullet"/>
+      <w:lvlText w:val="o"/>
+      <w:lvlJc w:val="left"/>
+      <w:pPr>
+        <w:ind w:left="5760" w:hanging="360"/>
+      </w:pPr>
+      <w:rPr>
+        <w:rFonts w:ascii="Courier New" w:hAnsi="Courier New" w:cs="Courier New" w:hint="default"/>
+      </w:rPr>
+    </w:lvl>
+    <w:lvl w:ilvl="8" w:tplc="08090005" w:tentative="1">
+      <w:start w:val="1"/>
+      <w:numFmt w:val="bullet"/>
+      <w:lvlText w:val=""/>
+      <w:lvlJc w:val="left"/>
+      <w:pPr>
+        <w:ind w:left="6480" w:hanging="360"/>
+      </w:pPr>
+      <w:rPr>
+        <w:rFonts w:ascii="Wingdings" w:hAnsi="Wingdings" w:hint="default"/>
+      </w:rPr>
+    </w:lvl>
+  </w:abstractNum>
+  <w:abstractNum w:abstractNumId="20" w15:restartNumberingAfterBreak="0">
     <w:nsid w:val="23C27E81"/>
     <w:multiLevelType w:val="multilevel"/>
     <w:tmpl w:val="D640ECC4"/>
@@ -19558,7 +20452,495 @@
       </w:rPr>
     </w:lvl>
   </w:abstractNum>
-  <w:abstractNum w:abstractNumId="20" w15:restartNumberingAfterBreak="0">
+  <w:abstractNum w:abstractNumId="21" w15:restartNumberingAfterBreak="0">
+    <w:nsid w:val="241F6280"/>
+    <w:multiLevelType w:val="hybridMultilevel"/>
+    <w:tmpl w:val="2690E712"/>
+    <w:lvl w:ilvl="0" w:tplc="08090001">
+      <w:start w:val="1"/>
+      <w:numFmt w:val="bullet"/>
+      <w:lvlText w:val=""/>
+      <w:lvlJc w:val="left"/>
+      <w:pPr>
+        <w:ind w:left="720" w:hanging="360"/>
+      </w:pPr>
+      <w:rPr>
+        <w:rFonts w:ascii="Symbol" w:hAnsi="Symbol" w:hint="default"/>
+      </w:rPr>
+    </w:lvl>
+    <w:lvl w:ilvl="1" w:tplc="08090003" w:tentative="1">
+      <w:start w:val="1"/>
+      <w:numFmt w:val="bullet"/>
+      <w:lvlText w:val="o"/>
+      <w:lvlJc w:val="left"/>
+      <w:pPr>
+        <w:ind w:left="1440" w:hanging="360"/>
+      </w:pPr>
+      <w:rPr>
+        <w:rFonts w:ascii="Courier New" w:hAnsi="Courier New" w:cs="Courier New" w:hint="default"/>
+      </w:rPr>
+    </w:lvl>
+    <w:lvl w:ilvl="2" w:tplc="08090005" w:tentative="1">
+      <w:start w:val="1"/>
+      <w:numFmt w:val="bullet"/>
+      <w:lvlText w:val=""/>
+      <w:lvlJc w:val="left"/>
+      <w:pPr>
+        <w:ind w:left="2160" w:hanging="360"/>
+      </w:pPr>
+      <w:rPr>
+        <w:rFonts w:ascii="Wingdings" w:hAnsi="Wingdings" w:hint="default"/>
+      </w:rPr>
+    </w:lvl>
+    <w:lvl w:ilvl="3" w:tplc="08090001" w:tentative="1">
+      <w:start w:val="1"/>
+      <w:numFmt w:val="bullet"/>
+      <w:lvlText w:val=""/>
+      <w:lvlJc w:val="left"/>
+      <w:pPr>
+        <w:ind w:left="2880" w:hanging="360"/>
+      </w:pPr>
+      <w:rPr>
+        <w:rFonts w:ascii="Symbol" w:hAnsi="Symbol" w:hint="default"/>
+      </w:rPr>
+    </w:lvl>
+    <w:lvl w:ilvl="4" w:tplc="08090003" w:tentative="1">
+      <w:start w:val="1"/>
+      <w:numFmt w:val="bullet"/>
+      <w:lvlText w:val="o"/>
+      <w:lvlJc w:val="left"/>
+      <w:pPr>
+        <w:ind w:left="3600" w:hanging="360"/>
+      </w:pPr>
+      <w:rPr>
+        <w:rFonts w:ascii="Courier New" w:hAnsi="Courier New" w:cs="Courier New" w:hint="default"/>
+      </w:rPr>
+    </w:lvl>
+    <w:lvl w:ilvl="5" w:tplc="08090005" w:tentative="1">
+      <w:start w:val="1"/>
+      <w:numFmt w:val="bullet"/>
+      <w:lvlText w:val=""/>
+      <w:lvlJc w:val="left"/>
+      <w:pPr>
+        <w:ind w:left="4320" w:hanging="360"/>
+      </w:pPr>
+      <w:rPr>
+        <w:rFonts w:ascii="Wingdings" w:hAnsi="Wingdings" w:hint="default"/>
+      </w:rPr>
+    </w:lvl>
+    <w:lvl w:ilvl="6" w:tplc="08090001" w:tentative="1">
+      <w:start w:val="1"/>
+      <w:numFmt w:val="bullet"/>
+      <w:lvlText w:val=""/>
+      <w:lvlJc w:val="left"/>
+      <w:pPr>
+        <w:ind w:left="5040" w:hanging="360"/>
+      </w:pPr>
+      <w:rPr>
+        <w:rFonts w:ascii="Symbol" w:hAnsi="Symbol" w:hint="default"/>
+      </w:rPr>
+    </w:lvl>
+    <w:lvl w:ilvl="7" w:tplc="08090003" w:tentative="1">
+      <w:start w:val="1"/>
+      <w:numFmt w:val="bullet"/>
+      <w:lvlText w:val="o"/>
+      <w:lvlJc w:val="left"/>
+      <w:pPr>
+        <w:ind w:left="5760" w:hanging="360"/>
+      </w:pPr>
+      <w:rPr>
+        <w:rFonts w:ascii="Courier New" w:hAnsi="Courier New" w:cs="Courier New" w:hint="default"/>
+      </w:rPr>
+    </w:lvl>
+    <w:lvl w:ilvl="8" w:tplc="08090005" w:tentative="1">
+      <w:start w:val="1"/>
+      <w:numFmt w:val="bullet"/>
+      <w:lvlText w:val=""/>
+      <w:lvlJc w:val="left"/>
+      <w:pPr>
+        <w:ind w:left="6480" w:hanging="360"/>
+      </w:pPr>
+      <w:rPr>
+        <w:rFonts w:ascii="Wingdings" w:hAnsi="Wingdings" w:hint="default"/>
+      </w:rPr>
+    </w:lvl>
+  </w:abstractNum>
+  <w:abstractNum w:abstractNumId="22" w15:restartNumberingAfterBreak="0">
+    <w:nsid w:val="27372721"/>
+    <w:multiLevelType w:val="hybridMultilevel"/>
+    <w:tmpl w:val="B6D228B8"/>
+    <w:lvl w:ilvl="0" w:tplc="08090001">
+      <w:start w:val="1"/>
+      <w:numFmt w:val="bullet"/>
+      <w:lvlText w:val=""/>
+      <w:lvlJc w:val="left"/>
+      <w:pPr>
+        <w:ind w:left="1440" w:hanging="360"/>
+      </w:pPr>
+      <w:rPr>
+        <w:rFonts w:ascii="Symbol" w:hAnsi="Symbol" w:hint="default"/>
+      </w:rPr>
+    </w:lvl>
+    <w:lvl w:ilvl="1" w:tplc="08090003" w:tentative="1">
+      <w:start w:val="1"/>
+      <w:numFmt w:val="bullet"/>
+      <w:lvlText w:val="o"/>
+      <w:lvlJc w:val="left"/>
+      <w:pPr>
+        <w:ind w:left="2160" w:hanging="360"/>
+      </w:pPr>
+      <w:rPr>
+        <w:rFonts w:ascii="Courier New" w:hAnsi="Courier New" w:cs="Courier New" w:hint="default"/>
+      </w:rPr>
+    </w:lvl>
+    <w:lvl w:ilvl="2" w:tplc="08090005" w:tentative="1">
+      <w:start w:val="1"/>
+      <w:numFmt w:val="bullet"/>
+      <w:lvlText w:val=""/>
+      <w:lvlJc w:val="left"/>
+      <w:pPr>
+        <w:ind w:left="2880" w:hanging="360"/>
+      </w:pPr>
+      <w:rPr>
+        <w:rFonts w:ascii="Wingdings" w:hAnsi="Wingdings" w:hint="default"/>
+      </w:rPr>
+    </w:lvl>
+    <w:lvl w:ilvl="3" w:tplc="08090001" w:tentative="1">
+      <w:start w:val="1"/>
+      <w:numFmt w:val="bullet"/>
+      <w:lvlText w:val=""/>
+      <w:lvlJc w:val="left"/>
+      <w:pPr>
+        <w:ind w:left="3600" w:hanging="360"/>
+      </w:pPr>
+      <w:rPr>
+        <w:rFonts w:ascii="Symbol" w:hAnsi="Symbol" w:hint="default"/>
+      </w:rPr>
+    </w:lvl>
+    <w:lvl w:ilvl="4" w:tplc="08090003" w:tentative="1">
+      <w:start w:val="1"/>
+      <w:numFmt w:val="bullet"/>
+      <w:lvlText w:val="o"/>
+      <w:lvlJc w:val="left"/>
+      <w:pPr>
+        <w:ind w:left="4320" w:hanging="360"/>
+      </w:pPr>
+      <w:rPr>
+        <w:rFonts w:ascii="Courier New" w:hAnsi="Courier New" w:cs="Courier New" w:hint="default"/>
+      </w:rPr>
+    </w:lvl>
+    <w:lvl w:ilvl="5" w:tplc="08090005" w:tentative="1">
+      <w:start w:val="1"/>
+      <w:numFmt w:val="bullet"/>
+      <w:lvlText w:val=""/>
+      <w:lvlJc w:val="left"/>
+      <w:pPr>
+        <w:ind w:left="5040" w:hanging="360"/>
+      </w:pPr>
+      <w:rPr>
+        <w:rFonts w:ascii="Wingdings" w:hAnsi="Wingdings" w:hint="default"/>
+      </w:rPr>
+    </w:lvl>
+    <w:lvl w:ilvl="6" w:tplc="08090001" w:tentative="1">
+      <w:start w:val="1"/>
+      <w:numFmt w:val="bullet"/>
+      <w:lvlText w:val=""/>
+      <w:lvlJc w:val="left"/>
+      <w:pPr>
+        <w:ind w:left="5760" w:hanging="360"/>
+      </w:pPr>
+      <w:rPr>
+        <w:rFonts w:ascii="Symbol" w:hAnsi="Symbol" w:hint="default"/>
+      </w:rPr>
+    </w:lvl>
+    <w:lvl w:ilvl="7" w:tplc="08090003" w:tentative="1">
+      <w:start w:val="1"/>
+      <w:numFmt w:val="bullet"/>
+      <w:lvlText w:val="o"/>
+      <w:lvlJc w:val="left"/>
+      <w:pPr>
+        <w:ind w:left="6480" w:hanging="360"/>
+      </w:pPr>
+      <w:rPr>
+        <w:rFonts w:ascii="Courier New" w:hAnsi="Courier New" w:cs="Courier New" w:hint="default"/>
+      </w:rPr>
+    </w:lvl>
+    <w:lvl w:ilvl="8" w:tplc="08090005" w:tentative="1">
+      <w:start w:val="1"/>
+      <w:numFmt w:val="bullet"/>
+      <w:lvlText w:val=""/>
+      <w:lvlJc w:val="left"/>
+      <w:pPr>
+        <w:ind w:left="7200" w:hanging="360"/>
+      </w:pPr>
+      <w:rPr>
+        <w:rFonts w:ascii="Wingdings" w:hAnsi="Wingdings" w:hint="default"/>
+      </w:rPr>
+    </w:lvl>
+  </w:abstractNum>
+  <w:abstractNum w:abstractNumId="23" w15:restartNumberingAfterBreak="0">
+    <w:nsid w:val="2A221413"/>
+    <w:multiLevelType w:val="hybridMultilevel"/>
+    <w:tmpl w:val="A24E30BC"/>
+    <w:lvl w:ilvl="0" w:tplc="08090001">
+      <w:start w:val="1"/>
+      <w:numFmt w:val="bullet"/>
+      <w:lvlText w:val=""/>
+      <w:lvlJc w:val="left"/>
+      <w:pPr>
+        <w:ind w:left="720" w:hanging="360"/>
+      </w:pPr>
+      <w:rPr>
+        <w:rFonts w:ascii="Symbol" w:hAnsi="Symbol" w:hint="default"/>
+      </w:rPr>
+    </w:lvl>
+    <w:lvl w:ilvl="1" w:tplc="08090003" w:tentative="1">
+      <w:start w:val="1"/>
+      <w:numFmt w:val="bullet"/>
+      <w:lvlText w:val="o"/>
+      <w:lvlJc w:val="left"/>
+      <w:pPr>
+        <w:ind w:left="1440" w:hanging="360"/>
+      </w:pPr>
+      <w:rPr>
+        <w:rFonts w:ascii="Courier New" w:hAnsi="Courier New" w:cs="Courier New" w:hint="default"/>
+      </w:rPr>
+    </w:lvl>
+    <w:lvl w:ilvl="2" w:tplc="08090005" w:tentative="1">
+      <w:start w:val="1"/>
+      <w:numFmt w:val="bullet"/>
+      <w:lvlText w:val=""/>
+      <w:lvlJc w:val="left"/>
+      <w:pPr>
+        <w:ind w:left="2160" w:hanging="360"/>
+      </w:pPr>
+      <w:rPr>
+        <w:rFonts w:ascii="Wingdings" w:hAnsi="Wingdings" w:hint="default"/>
+      </w:rPr>
+    </w:lvl>
+    <w:lvl w:ilvl="3" w:tplc="08090001" w:tentative="1">
+      <w:start w:val="1"/>
+      <w:numFmt w:val="bullet"/>
+      <w:lvlText w:val=""/>
+      <w:lvlJc w:val="left"/>
+      <w:pPr>
+        <w:ind w:left="2880" w:hanging="360"/>
+      </w:pPr>
+      <w:rPr>
+        <w:rFonts w:ascii="Symbol" w:hAnsi="Symbol" w:hint="default"/>
+      </w:rPr>
+    </w:lvl>
+    <w:lvl w:ilvl="4" w:tplc="08090003" w:tentative="1">
+      <w:start w:val="1"/>
+      <w:numFmt w:val="bullet"/>
+      <w:lvlText w:val="o"/>
+      <w:lvlJc w:val="left"/>
+      <w:pPr>
+        <w:ind w:left="3600" w:hanging="360"/>
+      </w:pPr>
+      <w:rPr>
+        <w:rFonts w:ascii="Courier New" w:hAnsi="Courier New" w:cs="Courier New" w:hint="default"/>
+      </w:rPr>
+    </w:lvl>
+    <w:lvl w:ilvl="5" w:tplc="08090005" w:tentative="1">
+      <w:start w:val="1"/>
+      <w:numFmt w:val="bullet"/>
+      <w:lvlText w:val=""/>
+      <w:lvlJc w:val="left"/>
+      <w:pPr>
+        <w:ind w:left="4320" w:hanging="360"/>
+      </w:pPr>
+      <w:rPr>
+        <w:rFonts w:ascii="Wingdings" w:hAnsi="Wingdings" w:hint="default"/>
+      </w:rPr>
+    </w:lvl>
+    <w:lvl w:ilvl="6" w:tplc="08090001" w:tentative="1">
+      <w:start w:val="1"/>
+      <w:numFmt w:val="bullet"/>
+      <w:lvlText w:val=""/>
+      <w:lvlJc w:val="left"/>
+      <w:pPr>
+        <w:ind w:left="5040" w:hanging="360"/>
+      </w:pPr>
+      <w:rPr>
+        <w:rFonts w:ascii="Symbol" w:hAnsi="Symbol" w:hint="default"/>
+      </w:rPr>
+    </w:lvl>
+    <w:lvl w:ilvl="7" w:tplc="08090003" w:tentative="1">
+      <w:start w:val="1"/>
+      <w:numFmt w:val="bullet"/>
+      <w:lvlText w:val="o"/>
+      <w:lvlJc w:val="left"/>
+      <w:pPr>
+        <w:ind w:left="5760" w:hanging="360"/>
+      </w:pPr>
+      <w:rPr>
+        <w:rFonts w:ascii="Courier New" w:hAnsi="Courier New" w:cs="Courier New" w:hint="default"/>
+      </w:rPr>
+    </w:lvl>
+    <w:lvl w:ilvl="8" w:tplc="08090005" w:tentative="1">
+      <w:start w:val="1"/>
+      <w:numFmt w:val="bullet"/>
+      <w:lvlText w:val=""/>
+      <w:lvlJc w:val="left"/>
+      <w:pPr>
+        <w:ind w:left="6480" w:hanging="360"/>
+      </w:pPr>
+      <w:rPr>
+        <w:rFonts w:ascii="Wingdings" w:hAnsi="Wingdings" w:hint="default"/>
+      </w:rPr>
+    </w:lvl>
+  </w:abstractNum>
+  <w:abstractNum w:abstractNumId="24" w15:restartNumberingAfterBreak="0">
+    <w:nsid w:val="2C207DD8"/>
+    <w:multiLevelType w:val="multilevel"/>
+    <w:tmpl w:val="3D9628C2"/>
+    <w:lvl w:ilvl="0">
+      <w:start w:val="1"/>
+      <w:numFmt w:val="bullet"/>
+      <w:lvlText w:val=""/>
+      <w:lvlJc w:val="left"/>
+      <w:pPr>
+        <w:tabs>
+          <w:tab w:val="num" w:pos="720"/>
+        </w:tabs>
+        <w:ind w:left="720" w:hanging="360"/>
+      </w:pPr>
+      <w:rPr>
+        <w:rFonts w:ascii="Symbol" w:hAnsi="Symbol" w:hint="default"/>
+        <w:sz w:val="20"/>
+      </w:rPr>
+    </w:lvl>
+    <w:lvl w:ilvl="1" w:tentative="1">
+      <w:start w:val="1"/>
+      <w:numFmt w:val="bullet"/>
+      <w:lvlText w:val="o"/>
+      <w:lvlJc w:val="left"/>
+      <w:pPr>
+        <w:tabs>
+          <w:tab w:val="num" w:pos="1440"/>
+        </w:tabs>
+        <w:ind w:left="1440" w:hanging="360"/>
+      </w:pPr>
+      <w:rPr>
+        <w:rFonts w:ascii="Courier New" w:hAnsi="Courier New" w:hint="default"/>
+        <w:sz w:val="20"/>
+      </w:rPr>
+    </w:lvl>
+    <w:lvl w:ilvl="2" w:tentative="1">
+      <w:start w:val="1"/>
+      <w:numFmt w:val="bullet"/>
+      <w:lvlText w:val=""/>
+      <w:lvlJc w:val="left"/>
+      <w:pPr>
+        <w:tabs>
+          <w:tab w:val="num" w:pos="2160"/>
+        </w:tabs>
+        <w:ind w:left="2160" w:hanging="360"/>
+      </w:pPr>
+      <w:rPr>
+        <w:rFonts w:ascii="Wingdings" w:hAnsi="Wingdings" w:hint="default"/>
+        <w:sz w:val="20"/>
+      </w:rPr>
+    </w:lvl>
+    <w:lvl w:ilvl="3" w:tentative="1">
+      <w:start w:val="1"/>
+      <w:numFmt w:val="bullet"/>
+      <w:lvlText w:val=""/>
+      <w:lvlJc w:val="left"/>
+      <w:pPr>
+        <w:tabs>
+          <w:tab w:val="num" w:pos="2880"/>
+        </w:tabs>
+        <w:ind w:left="2880" w:hanging="360"/>
+      </w:pPr>
+      <w:rPr>
+        <w:rFonts w:ascii="Wingdings" w:hAnsi="Wingdings" w:hint="default"/>
+        <w:sz w:val="20"/>
+      </w:rPr>
+    </w:lvl>
+    <w:lvl w:ilvl="4" w:tentative="1">
+      <w:start w:val="1"/>
+      <w:numFmt w:val="bullet"/>
+      <w:lvlText w:val=""/>
+      <w:lvlJc w:val="left"/>
+      <w:pPr>
+        <w:tabs>
+          <w:tab w:val="num" w:pos="3600"/>
+        </w:tabs>
+        <w:ind w:left="3600" w:hanging="360"/>
+      </w:pPr>
+      <w:rPr>
+        <w:rFonts w:ascii="Wingdings" w:hAnsi="Wingdings" w:hint="default"/>
+        <w:sz w:val="20"/>
+      </w:rPr>
+    </w:lvl>
+    <w:lvl w:ilvl="5" w:tentative="1">
+      <w:start w:val="1"/>
+      <w:numFmt w:val="bullet"/>
+      <w:lvlText w:val=""/>
+      <w:lvlJc w:val="left"/>
+      <w:pPr>
+        <w:tabs>
+          <w:tab w:val="num" w:pos="4320"/>
+        </w:tabs>
+        <w:ind w:left="4320" w:hanging="360"/>
+      </w:pPr>
+      <w:rPr>
+        <w:rFonts w:ascii="Wingdings" w:hAnsi="Wingdings" w:hint="default"/>
+        <w:sz w:val="20"/>
+      </w:rPr>
+    </w:lvl>
+    <w:lvl w:ilvl="6" w:tentative="1">
+      <w:start w:val="1"/>
+      <w:numFmt w:val="bullet"/>
+      <w:lvlText w:val=""/>
+      <w:lvlJc w:val="left"/>
+      <w:pPr>
+        <w:tabs>
+          <w:tab w:val="num" w:pos="5040"/>
+        </w:tabs>
+        <w:ind w:left="5040" w:hanging="360"/>
+      </w:pPr>
+      <w:rPr>
+        <w:rFonts w:ascii="Wingdings" w:hAnsi="Wingdings" w:hint="default"/>
+        <w:sz w:val="20"/>
+      </w:rPr>
+    </w:lvl>
+    <w:lvl w:ilvl="7" w:tentative="1">
+      <w:start w:val="1"/>
+      <w:numFmt w:val="bullet"/>
+      <w:lvlText w:val=""/>
+      <w:lvlJc w:val="left"/>
+      <w:pPr>
+        <w:tabs>
+          <w:tab w:val="num" w:pos="5760"/>
+        </w:tabs>
+        <w:ind w:left="5760" w:hanging="360"/>
+      </w:pPr>
+      <w:rPr>
+        <w:rFonts w:ascii="Wingdings" w:hAnsi="Wingdings" w:hint="default"/>
+        <w:sz w:val="20"/>
+      </w:rPr>
+    </w:lvl>
+    <w:lvl w:ilvl="8" w:tentative="1">
+      <w:start w:val="1"/>
+      <w:numFmt w:val="bullet"/>
+      <w:lvlText w:val=""/>
+      <w:lvlJc w:val="left"/>
+      <w:pPr>
+        <w:tabs>
+          <w:tab w:val="num" w:pos="6480"/>
+        </w:tabs>
+        <w:ind w:left="6480" w:hanging="360"/>
+      </w:pPr>
+      <w:rPr>
+        <w:rFonts w:ascii="Wingdings" w:hAnsi="Wingdings" w:hint="default"/>
+        <w:sz w:val="20"/>
+      </w:rPr>
+    </w:lvl>
+  </w:abstractNum>
+  <w:abstractNum w:abstractNumId="25" w15:restartNumberingAfterBreak="0">
     <w:nsid w:val="3353475A"/>
     <w:multiLevelType w:val="multilevel"/>
     <w:tmpl w:val="418E4214"/>
@@ -19646,7 +21028,7 @@
       </w:pPr>
     </w:lvl>
   </w:abstractNum>
-  <w:abstractNum w:abstractNumId="21" w15:restartNumberingAfterBreak="0">
+  <w:abstractNum w:abstractNumId="26" w15:restartNumberingAfterBreak="0">
     <w:nsid w:val="36AB7E05"/>
     <w:multiLevelType w:val="multilevel"/>
     <w:tmpl w:val="FFB42E42"/>
@@ -19763,7 +21145,7 @@
       </w:pPr>
     </w:lvl>
   </w:abstractNum>
-  <w:abstractNum w:abstractNumId="22" w15:restartNumberingAfterBreak="0">
+  <w:abstractNum w:abstractNumId="27" w15:restartNumberingAfterBreak="0">
     <w:nsid w:val="36B04F5A"/>
     <w:multiLevelType w:val="multilevel"/>
     <w:tmpl w:val="907A15EC"/>
@@ -19905,7 +21287,7 @@
       </w:rPr>
     </w:lvl>
   </w:abstractNum>
-  <w:abstractNum w:abstractNumId="23" w15:restartNumberingAfterBreak="0">
+  <w:abstractNum w:abstractNumId="28" w15:restartNumberingAfterBreak="0">
     <w:nsid w:val="3A162A58"/>
     <w:multiLevelType w:val="multilevel"/>
     <w:tmpl w:val="907A15EC"/>
@@ -20049,7 +21431,7 @@
       </w:rPr>
     </w:lvl>
   </w:abstractNum>
-  <w:abstractNum w:abstractNumId="24" w15:restartNumberingAfterBreak="0">
+  <w:abstractNum w:abstractNumId="29" w15:restartNumberingAfterBreak="0">
     <w:nsid w:val="413C6149"/>
     <w:multiLevelType w:val="hybridMultilevel"/>
     <w:tmpl w:val="FB5A6014"/>
@@ -20138,7 +21520,120 @@
       </w:pPr>
     </w:lvl>
   </w:abstractNum>
-  <w:abstractNum w:abstractNumId="25" w15:restartNumberingAfterBreak="0">
+  <w:abstractNum w:abstractNumId="30" w15:restartNumberingAfterBreak="0">
+    <w:nsid w:val="41B1770F"/>
+    <w:multiLevelType w:val="hybridMultilevel"/>
+    <w:tmpl w:val="BAC0CF72"/>
+    <w:lvl w:ilvl="0" w:tplc="08090001">
+      <w:start w:val="1"/>
+      <w:numFmt w:val="bullet"/>
+      <w:lvlText w:val=""/>
+      <w:lvlJc w:val="left"/>
+      <w:pPr>
+        <w:ind w:left="720" w:hanging="360"/>
+      </w:pPr>
+      <w:rPr>
+        <w:rFonts w:ascii="Symbol" w:hAnsi="Symbol" w:hint="default"/>
+      </w:rPr>
+    </w:lvl>
+    <w:lvl w:ilvl="1" w:tplc="08090003" w:tentative="1">
+      <w:start w:val="1"/>
+      <w:numFmt w:val="bullet"/>
+      <w:lvlText w:val="o"/>
+      <w:lvlJc w:val="left"/>
+      <w:pPr>
+        <w:ind w:left="1440" w:hanging="360"/>
+      </w:pPr>
+      <w:rPr>
+        <w:rFonts w:ascii="Courier New" w:hAnsi="Courier New" w:cs="Courier New" w:hint="default"/>
+      </w:rPr>
+    </w:lvl>
+    <w:lvl w:ilvl="2" w:tplc="08090005" w:tentative="1">
+      <w:start w:val="1"/>
+      <w:numFmt w:val="bullet"/>
+      <w:lvlText w:val=""/>
+      <w:lvlJc w:val="left"/>
+      <w:pPr>
+        <w:ind w:left="2160" w:hanging="360"/>
+      </w:pPr>
+      <w:rPr>
+        <w:rFonts w:ascii="Wingdings" w:hAnsi="Wingdings" w:hint="default"/>
+      </w:rPr>
+    </w:lvl>
+    <w:lvl w:ilvl="3" w:tplc="08090001" w:tentative="1">
+      <w:start w:val="1"/>
+      <w:numFmt w:val="bullet"/>
+      <w:lvlText w:val=""/>
+      <w:lvlJc w:val="left"/>
+      <w:pPr>
+        <w:ind w:left="2880" w:hanging="360"/>
+      </w:pPr>
+      <w:rPr>
+        <w:rFonts w:ascii="Symbol" w:hAnsi="Symbol" w:hint="default"/>
+      </w:rPr>
+    </w:lvl>
+    <w:lvl w:ilvl="4" w:tplc="08090003" w:tentative="1">
+      <w:start w:val="1"/>
+      <w:numFmt w:val="bullet"/>
+      <w:lvlText w:val="o"/>
+      <w:lvlJc w:val="left"/>
+      <w:pPr>
+        <w:ind w:left="3600" w:hanging="360"/>
+      </w:pPr>
+      <w:rPr>
+        <w:rFonts w:ascii="Courier New" w:hAnsi="Courier New" w:cs="Courier New" w:hint="default"/>
+      </w:rPr>
+    </w:lvl>
+    <w:lvl w:ilvl="5" w:tplc="08090005" w:tentative="1">
+      <w:start w:val="1"/>
+      <w:numFmt w:val="bullet"/>
+      <w:lvlText w:val=""/>
+      <w:lvlJc w:val="left"/>
+      <w:pPr>
+        <w:ind w:left="4320" w:hanging="360"/>
+      </w:pPr>
+      <w:rPr>
+        <w:rFonts w:ascii="Wingdings" w:hAnsi="Wingdings" w:hint="default"/>
+      </w:rPr>
+    </w:lvl>
+    <w:lvl w:ilvl="6" w:tplc="08090001" w:tentative="1">
+      <w:start w:val="1"/>
+      <w:numFmt w:val="bullet"/>
+      <w:lvlText w:val=""/>
+      <w:lvlJc w:val="left"/>
+      <w:pPr>
+        <w:ind w:left="5040" w:hanging="360"/>
+      </w:pPr>
+      <w:rPr>
+        <w:rFonts w:ascii="Symbol" w:hAnsi="Symbol" w:hint="default"/>
+      </w:rPr>
+    </w:lvl>
+    <w:lvl w:ilvl="7" w:tplc="08090003" w:tentative="1">
+      <w:start w:val="1"/>
+      <w:numFmt w:val="bullet"/>
+      <w:lvlText w:val="o"/>
+      <w:lvlJc w:val="left"/>
+      <w:pPr>
+        <w:ind w:left="5760" w:hanging="360"/>
+      </w:pPr>
+      <w:rPr>
+        <w:rFonts w:ascii="Courier New" w:hAnsi="Courier New" w:cs="Courier New" w:hint="default"/>
+      </w:rPr>
+    </w:lvl>
+    <w:lvl w:ilvl="8" w:tplc="08090005" w:tentative="1">
+      <w:start w:val="1"/>
+      <w:numFmt w:val="bullet"/>
+      <w:lvlText w:val=""/>
+      <w:lvlJc w:val="left"/>
+      <w:pPr>
+        <w:ind w:left="6480" w:hanging="360"/>
+      </w:pPr>
+      <w:rPr>
+        <w:rFonts w:ascii="Wingdings" w:hAnsi="Wingdings" w:hint="default"/>
+      </w:rPr>
+    </w:lvl>
+  </w:abstractNum>
+  <w:abstractNum w:abstractNumId="31" w15:restartNumberingAfterBreak="0">
     <w:nsid w:val="43AD1628"/>
     <w:multiLevelType w:val="multilevel"/>
     <w:tmpl w:val="907A15EC"/>
@@ -20282,7 +21777,120 @@
       </w:rPr>
     </w:lvl>
   </w:abstractNum>
-  <w:abstractNum w:abstractNumId="26" w15:restartNumberingAfterBreak="0">
+  <w:abstractNum w:abstractNumId="32" w15:restartNumberingAfterBreak="0">
+    <w:nsid w:val="45980C8C"/>
+    <w:multiLevelType w:val="hybridMultilevel"/>
+    <w:tmpl w:val="EE2E0122"/>
+    <w:lvl w:ilvl="0" w:tplc="08090001">
+      <w:start w:val="1"/>
+      <w:numFmt w:val="bullet"/>
+      <w:lvlText w:val=""/>
+      <w:lvlJc w:val="left"/>
+      <w:pPr>
+        <w:ind w:left="720" w:hanging="360"/>
+      </w:pPr>
+      <w:rPr>
+        <w:rFonts w:ascii="Symbol" w:hAnsi="Symbol" w:hint="default"/>
+      </w:rPr>
+    </w:lvl>
+    <w:lvl w:ilvl="1" w:tplc="08090003" w:tentative="1">
+      <w:start w:val="1"/>
+      <w:numFmt w:val="bullet"/>
+      <w:lvlText w:val="o"/>
+      <w:lvlJc w:val="left"/>
+      <w:pPr>
+        <w:ind w:left="1440" w:hanging="360"/>
+      </w:pPr>
+      <w:rPr>
+        <w:rFonts w:ascii="Courier New" w:hAnsi="Courier New" w:cs="Courier New" w:hint="default"/>
+      </w:rPr>
+    </w:lvl>
+    <w:lvl w:ilvl="2" w:tplc="08090005" w:tentative="1">
+      <w:start w:val="1"/>
+      <w:numFmt w:val="bullet"/>
+      <w:lvlText w:val=""/>
+      <w:lvlJc w:val="left"/>
+      <w:pPr>
+        <w:ind w:left="2160" w:hanging="360"/>
+      </w:pPr>
+      <w:rPr>
+        <w:rFonts w:ascii="Wingdings" w:hAnsi="Wingdings" w:hint="default"/>
+      </w:rPr>
+    </w:lvl>
+    <w:lvl w:ilvl="3" w:tplc="08090001" w:tentative="1">
+      <w:start w:val="1"/>
+      <w:numFmt w:val="bullet"/>
+      <w:lvlText w:val=""/>
+      <w:lvlJc w:val="left"/>
+      <w:pPr>
+        <w:ind w:left="2880" w:hanging="360"/>
+      </w:pPr>
+      <w:rPr>
+        <w:rFonts w:ascii="Symbol" w:hAnsi="Symbol" w:hint="default"/>
+      </w:rPr>
+    </w:lvl>
+    <w:lvl w:ilvl="4" w:tplc="08090003" w:tentative="1">
+      <w:start w:val="1"/>
+      <w:numFmt w:val="bullet"/>
+      <w:lvlText w:val="o"/>
+      <w:lvlJc w:val="left"/>
+      <w:pPr>
+        <w:ind w:left="3600" w:hanging="360"/>
+      </w:pPr>
+      <w:rPr>
+        <w:rFonts w:ascii="Courier New" w:hAnsi="Courier New" w:cs="Courier New" w:hint="default"/>
+      </w:rPr>
+    </w:lvl>
+    <w:lvl w:ilvl="5" w:tplc="08090005" w:tentative="1">
+      <w:start w:val="1"/>
+      <w:numFmt w:val="bullet"/>
+      <w:lvlText w:val=""/>
+      <w:lvlJc w:val="left"/>
+      <w:pPr>
+        <w:ind w:left="4320" w:hanging="360"/>
+      </w:pPr>
+      <w:rPr>
+        <w:rFonts w:ascii="Wingdings" w:hAnsi="Wingdings" w:hint="default"/>
+      </w:rPr>
+    </w:lvl>
+    <w:lvl w:ilvl="6" w:tplc="08090001" w:tentative="1">
+      <w:start w:val="1"/>
+      <w:numFmt w:val="bullet"/>
+      <w:lvlText w:val=""/>
+      <w:lvlJc w:val="left"/>
+      <w:pPr>
+        <w:ind w:left="5040" w:hanging="360"/>
+      </w:pPr>
+      <w:rPr>
+        <w:rFonts w:ascii="Symbol" w:hAnsi="Symbol" w:hint="default"/>
+      </w:rPr>
+    </w:lvl>
+    <w:lvl w:ilvl="7" w:tplc="08090003" w:tentative="1">
+      <w:start w:val="1"/>
+      <w:numFmt w:val="bullet"/>
+      <w:lvlText w:val="o"/>
+      <w:lvlJc w:val="left"/>
+      <w:pPr>
+        <w:ind w:left="5760" w:hanging="360"/>
+      </w:pPr>
+      <w:rPr>
+        <w:rFonts w:ascii="Courier New" w:hAnsi="Courier New" w:cs="Courier New" w:hint="default"/>
+      </w:rPr>
+    </w:lvl>
+    <w:lvl w:ilvl="8" w:tplc="08090005" w:tentative="1">
+      <w:start w:val="1"/>
+      <w:numFmt w:val="bullet"/>
+      <w:lvlText w:val=""/>
+      <w:lvlJc w:val="left"/>
+      <w:pPr>
+        <w:ind w:left="6480" w:hanging="360"/>
+      </w:pPr>
+      <w:rPr>
+        <w:rFonts w:ascii="Wingdings" w:hAnsi="Wingdings" w:hint="default"/>
+      </w:rPr>
+    </w:lvl>
+  </w:abstractNum>
+  <w:abstractNum w:abstractNumId="33" w15:restartNumberingAfterBreak="0">
     <w:nsid w:val="4C273FDC"/>
     <w:multiLevelType w:val="multilevel"/>
     <w:tmpl w:val="4650BCE0"/>
@@ -20431,7 +22039,156 @@
       </w:rPr>
     </w:lvl>
   </w:abstractNum>
-  <w:abstractNum w:abstractNumId="27" w15:restartNumberingAfterBreak="0">
+  <w:abstractNum w:abstractNumId="34" w15:restartNumberingAfterBreak="0">
+    <w:nsid w:val="505D336F"/>
+    <w:multiLevelType w:val="multilevel"/>
+    <w:tmpl w:val="B30EBB58"/>
+    <w:lvl w:ilvl="0">
+      <w:start w:val="1"/>
+      <w:numFmt w:val="bullet"/>
+      <w:lvlText w:val=""/>
+      <w:lvlJc w:val="left"/>
+      <w:pPr>
+        <w:tabs>
+          <w:tab w:val="num" w:pos="720"/>
+        </w:tabs>
+        <w:ind w:left="720" w:hanging="360"/>
+      </w:pPr>
+      <w:rPr>
+        <w:rFonts w:ascii="Symbol" w:hAnsi="Symbol" w:hint="default"/>
+        <w:sz w:val="20"/>
+      </w:rPr>
+    </w:lvl>
+    <w:lvl w:ilvl="1" w:tentative="1">
+      <w:start w:val="1"/>
+      <w:numFmt w:val="bullet"/>
+      <w:lvlText w:val="o"/>
+      <w:lvlJc w:val="left"/>
+      <w:pPr>
+        <w:tabs>
+          <w:tab w:val="num" w:pos="1440"/>
+        </w:tabs>
+        <w:ind w:left="1440" w:hanging="360"/>
+      </w:pPr>
+      <w:rPr>
+        <w:rFonts w:ascii="Courier New" w:hAnsi="Courier New" w:hint="default"/>
+        <w:sz w:val="20"/>
+      </w:rPr>
+    </w:lvl>
+    <w:lvl w:ilvl="2" w:tentative="1">
+      <w:start w:val="1"/>
+      <w:numFmt w:val="bullet"/>
+      <w:lvlText w:val=""/>
+      <w:lvlJc w:val="left"/>
+      <w:pPr>
+        <w:tabs>
+          <w:tab w:val="num" w:pos="2160"/>
+        </w:tabs>
+        <w:ind w:left="2160" w:hanging="360"/>
+      </w:pPr>
+      <w:rPr>
+        <w:rFonts w:ascii="Wingdings" w:hAnsi="Wingdings" w:hint="default"/>
+        <w:sz w:val="20"/>
+      </w:rPr>
+    </w:lvl>
+    <w:lvl w:ilvl="3" w:tentative="1">
+      <w:start w:val="1"/>
+      <w:numFmt w:val="bullet"/>
+      <w:lvlText w:val=""/>
+      <w:lvlJc w:val="left"/>
+      <w:pPr>
+        <w:tabs>
+          <w:tab w:val="num" w:pos="2880"/>
+        </w:tabs>
+        <w:ind w:left="2880" w:hanging="360"/>
+      </w:pPr>
+      <w:rPr>
+        <w:rFonts w:ascii="Wingdings" w:hAnsi="Wingdings" w:hint="default"/>
+        <w:sz w:val="20"/>
+      </w:rPr>
+    </w:lvl>
+    <w:lvl w:ilvl="4" w:tentative="1">
+      <w:start w:val="1"/>
+      <w:numFmt w:val="bullet"/>
+      <w:lvlText w:val=""/>
+      <w:lvlJc w:val="left"/>
+      <w:pPr>
+        <w:tabs>
+          <w:tab w:val="num" w:pos="3600"/>
+        </w:tabs>
+        <w:ind w:left="3600" w:hanging="360"/>
+      </w:pPr>
+      <w:rPr>
+        <w:rFonts w:ascii="Wingdings" w:hAnsi="Wingdings" w:hint="default"/>
+        <w:sz w:val="20"/>
+      </w:rPr>
+    </w:lvl>
+    <w:lvl w:ilvl="5" w:tentative="1">
+      <w:start w:val="1"/>
+      <w:numFmt w:val="bullet"/>
+      <w:lvlText w:val=""/>
+      <w:lvlJc w:val="left"/>
+      <w:pPr>
+        <w:tabs>
+          <w:tab w:val="num" w:pos="4320"/>
+        </w:tabs>
+        <w:ind w:left="4320" w:hanging="360"/>
+      </w:pPr>
+      <w:rPr>
+        <w:rFonts w:ascii="Wingdings" w:hAnsi="Wingdings" w:hint="default"/>
+        <w:sz w:val="20"/>
+      </w:rPr>
+    </w:lvl>
+    <w:lvl w:ilvl="6" w:tentative="1">
+      <w:start w:val="1"/>
+      <w:numFmt w:val="bullet"/>
+      <w:lvlText w:val=""/>
+      <w:lvlJc w:val="left"/>
+      <w:pPr>
+        <w:tabs>
+          <w:tab w:val="num" w:pos="5040"/>
+        </w:tabs>
+        <w:ind w:left="5040" w:hanging="360"/>
+      </w:pPr>
+      <w:rPr>
+        <w:rFonts w:ascii="Wingdings" w:hAnsi="Wingdings" w:hint="default"/>
+        <w:sz w:val="20"/>
+      </w:rPr>
+    </w:lvl>
+    <w:lvl w:ilvl="7" w:tentative="1">
+      <w:start w:val="1"/>
+      <w:numFmt w:val="bullet"/>
+      <w:lvlText w:val=""/>
+      <w:lvlJc w:val="left"/>
+      <w:pPr>
+        <w:tabs>
+          <w:tab w:val="num" w:pos="5760"/>
+        </w:tabs>
+        <w:ind w:left="5760" w:hanging="360"/>
+      </w:pPr>
+      <w:rPr>
+        <w:rFonts w:ascii="Wingdings" w:hAnsi="Wingdings" w:hint="default"/>
+        <w:sz w:val="20"/>
+      </w:rPr>
+    </w:lvl>
+    <w:lvl w:ilvl="8" w:tentative="1">
+      <w:start w:val="1"/>
+      <w:numFmt w:val="bullet"/>
+      <w:lvlText w:val=""/>
+      <w:lvlJc w:val="left"/>
+      <w:pPr>
+        <w:tabs>
+          <w:tab w:val="num" w:pos="6480"/>
+        </w:tabs>
+        <w:ind w:left="6480" w:hanging="360"/>
+      </w:pPr>
+      <w:rPr>
+        <w:rFonts w:ascii="Wingdings" w:hAnsi="Wingdings" w:hint="default"/>
+        <w:sz w:val="20"/>
+      </w:rPr>
+    </w:lvl>
+  </w:abstractNum>
+  <w:abstractNum w:abstractNumId="35" w15:restartNumberingAfterBreak="0">
     <w:nsid w:val="53535320"/>
     <w:multiLevelType w:val="multilevel"/>
     <w:tmpl w:val="907A15EC"/>
@@ -20575,7 +22332,7 @@
       </w:rPr>
     </w:lvl>
   </w:abstractNum>
-  <w:abstractNum w:abstractNumId="28" w15:restartNumberingAfterBreak="0">
+  <w:abstractNum w:abstractNumId="36" w15:restartNumberingAfterBreak="0">
     <w:nsid w:val="57ED6C13"/>
     <w:multiLevelType w:val="hybridMultilevel"/>
     <w:tmpl w:val="AFF6E98C"/>
@@ -20664,7 +22421,7 @@
       </w:pPr>
     </w:lvl>
   </w:abstractNum>
-  <w:abstractNum w:abstractNumId="29" w15:restartNumberingAfterBreak="0">
+  <w:abstractNum w:abstractNumId="37" w15:restartNumberingAfterBreak="0">
     <w:nsid w:val="59F60308"/>
     <w:multiLevelType w:val="multilevel"/>
     <w:tmpl w:val="DE40BFA6"/>
@@ -20813,7 +22570,7 @@
       </w:rPr>
     </w:lvl>
   </w:abstractNum>
-  <w:abstractNum w:abstractNumId="30" w15:restartNumberingAfterBreak="0">
+  <w:abstractNum w:abstractNumId="38" w15:restartNumberingAfterBreak="0">
     <w:nsid w:val="5CAF702C"/>
     <w:multiLevelType w:val="multilevel"/>
     <w:tmpl w:val="495A822E"/>
@@ -20962,7 +22719,7 @@
       </w:rPr>
     </w:lvl>
   </w:abstractNum>
-  <w:abstractNum w:abstractNumId="31" w15:restartNumberingAfterBreak="0">
+  <w:abstractNum w:abstractNumId="39" w15:restartNumberingAfterBreak="0">
     <w:nsid w:val="5E9A0369"/>
     <w:multiLevelType w:val="multilevel"/>
     <w:tmpl w:val="1CD8FAFC"/>
@@ -21111,7 +22868,7 @@
       </w:rPr>
     </w:lvl>
   </w:abstractNum>
-  <w:abstractNum w:abstractNumId="32" w15:restartNumberingAfterBreak="0">
+  <w:abstractNum w:abstractNumId="40" w15:restartNumberingAfterBreak="0">
     <w:nsid w:val="5F5507D4"/>
     <w:multiLevelType w:val="multilevel"/>
     <w:tmpl w:val="EAB26FA0"/>
@@ -21260,7 +23017,7 @@
       </w:rPr>
     </w:lvl>
   </w:abstractNum>
-  <w:abstractNum w:abstractNumId="33" w15:restartNumberingAfterBreak="0">
+  <w:abstractNum w:abstractNumId="41" w15:restartNumberingAfterBreak="0">
     <w:nsid w:val="6AFC1994"/>
     <w:multiLevelType w:val="multilevel"/>
     <w:tmpl w:val="907A15EC"/>
@@ -21403,7 +23160,120 @@
       </w:rPr>
     </w:lvl>
   </w:abstractNum>
-  <w:abstractNum w:abstractNumId="34" w15:restartNumberingAfterBreak="0">
+  <w:abstractNum w:abstractNumId="42" w15:restartNumberingAfterBreak="0">
+    <w:nsid w:val="6DCB4C2F"/>
+    <w:multiLevelType w:val="hybridMultilevel"/>
+    <w:tmpl w:val="F0A821C8"/>
+    <w:lvl w:ilvl="0" w:tplc="08090001">
+      <w:start w:val="1"/>
+      <w:numFmt w:val="bullet"/>
+      <w:lvlText w:val=""/>
+      <w:lvlJc w:val="left"/>
+      <w:pPr>
+        <w:ind w:left="777" w:hanging="360"/>
+      </w:pPr>
+      <w:rPr>
+        <w:rFonts w:ascii="Symbol" w:hAnsi="Symbol" w:hint="default"/>
+      </w:rPr>
+    </w:lvl>
+    <w:lvl w:ilvl="1" w:tplc="08090003" w:tentative="1">
+      <w:start w:val="1"/>
+      <w:numFmt w:val="bullet"/>
+      <w:lvlText w:val="o"/>
+      <w:lvlJc w:val="left"/>
+      <w:pPr>
+        <w:ind w:left="1497" w:hanging="360"/>
+      </w:pPr>
+      <w:rPr>
+        <w:rFonts w:ascii="Courier New" w:hAnsi="Courier New" w:cs="Courier New" w:hint="default"/>
+      </w:rPr>
+    </w:lvl>
+    <w:lvl w:ilvl="2" w:tplc="08090005" w:tentative="1">
+      <w:start w:val="1"/>
+      <w:numFmt w:val="bullet"/>
+      <w:lvlText w:val=""/>
+      <w:lvlJc w:val="left"/>
+      <w:pPr>
+        <w:ind w:left="2217" w:hanging="360"/>
+      </w:pPr>
+      <w:rPr>
+        <w:rFonts w:ascii="Wingdings" w:hAnsi="Wingdings" w:hint="default"/>
+      </w:rPr>
+    </w:lvl>
+    <w:lvl w:ilvl="3" w:tplc="08090001" w:tentative="1">
+      <w:start w:val="1"/>
+      <w:numFmt w:val="bullet"/>
+      <w:lvlText w:val=""/>
+      <w:lvlJc w:val="left"/>
+      <w:pPr>
+        <w:ind w:left="2937" w:hanging="360"/>
+      </w:pPr>
+      <w:rPr>
+        <w:rFonts w:ascii="Symbol" w:hAnsi="Symbol" w:hint="default"/>
+      </w:rPr>
+    </w:lvl>
+    <w:lvl w:ilvl="4" w:tplc="08090003" w:tentative="1">
+      <w:start w:val="1"/>
+      <w:numFmt w:val="bullet"/>
+      <w:lvlText w:val="o"/>
+      <w:lvlJc w:val="left"/>
+      <w:pPr>
+        <w:ind w:left="3657" w:hanging="360"/>
+      </w:pPr>
+      <w:rPr>
+        <w:rFonts w:ascii="Courier New" w:hAnsi="Courier New" w:cs="Courier New" w:hint="default"/>
+      </w:rPr>
+    </w:lvl>
+    <w:lvl w:ilvl="5" w:tplc="08090005" w:tentative="1">
+      <w:start w:val="1"/>
+      <w:numFmt w:val="bullet"/>
+      <w:lvlText w:val=""/>
+      <w:lvlJc w:val="left"/>
+      <w:pPr>
+        <w:ind w:left="4377" w:hanging="360"/>
+      </w:pPr>
+      <w:rPr>
+        <w:rFonts w:ascii="Wingdings" w:hAnsi="Wingdings" w:hint="default"/>
+      </w:rPr>
+    </w:lvl>
+    <w:lvl w:ilvl="6" w:tplc="08090001" w:tentative="1">
+      <w:start w:val="1"/>
+      <w:numFmt w:val="bullet"/>
+      <w:lvlText w:val=""/>
+      <w:lvlJc w:val="left"/>
+      <w:pPr>
+        <w:ind w:left="5097" w:hanging="360"/>
+      </w:pPr>
+      <w:rPr>
+        <w:rFonts w:ascii="Symbol" w:hAnsi="Symbol" w:hint="default"/>
+      </w:rPr>
+    </w:lvl>
+    <w:lvl w:ilvl="7" w:tplc="08090003" w:tentative="1">
+      <w:start w:val="1"/>
+      <w:numFmt w:val="bullet"/>
+      <w:lvlText w:val="o"/>
+      <w:lvlJc w:val="left"/>
+      <w:pPr>
+        <w:ind w:left="5817" w:hanging="360"/>
+      </w:pPr>
+      <w:rPr>
+        <w:rFonts w:ascii="Courier New" w:hAnsi="Courier New" w:cs="Courier New" w:hint="default"/>
+      </w:rPr>
+    </w:lvl>
+    <w:lvl w:ilvl="8" w:tplc="08090005" w:tentative="1">
+      <w:start w:val="1"/>
+      <w:numFmt w:val="bullet"/>
+      <w:lvlText w:val=""/>
+      <w:lvlJc w:val="left"/>
+      <w:pPr>
+        <w:ind w:left="6537" w:hanging="360"/>
+      </w:pPr>
+      <w:rPr>
+        <w:rFonts w:ascii="Wingdings" w:hAnsi="Wingdings" w:hint="default"/>
+      </w:rPr>
+    </w:lvl>
+  </w:abstractNum>
+  <w:abstractNum w:abstractNumId="43" w15:restartNumberingAfterBreak="0">
     <w:nsid w:val="799C3B84"/>
     <w:multiLevelType w:val="multilevel"/>
     <w:tmpl w:val="60C4C4F4"/>
@@ -21541,7 +23411,120 @@
       </w:rPr>
     </w:lvl>
   </w:abstractNum>
-  <w:abstractNum w:abstractNumId="35" w15:restartNumberingAfterBreak="0">
+  <w:abstractNum w:abstractNumId="44" w15:restartNumberingAfterBreak="0">
+    <w:nsid w:val="7C4D62DA"/>
+    <w:multiLevelType w:val="hybridMultilevel"/>
+    <w:tmpl w:val="152A5528"/>
+    <w:lvl w:ilvl="0" w:tplc="08090001">
+      <w:start w:val="1"/>
+      <w:numFmt w:val="bullet"/>
+      <w:lvlText w:val=""/>
+      <w:lvlJc w:val="left"/>
+      <w:pPr>
+        <w:ind w:left="1440" w:hanging="360"/>
+      </w:pPr>
+      <w:rPr>
+        <w:rFonts w:ascii="Symbol" w:hAnsi="Symbol" w:hint="default"/>
+      </w:rPr>
+    </w:lvl>
+    <w:lvl w:ilvl="1" w:tplc="08090003" w:tentative="1">
+      <w:start w:val="1"/>
+      <w:numFmt w:val="bullet"/>
+      <w:lvlText w:val="o"/>
+      <w:lvlJc w:val="left"/>
+      <w:pPr>
+        <w:ind w:left="2160" w:hanging="360"/>
+      </w:pPr>
+      <w:rPr>
+        <w:rFonts w:ascii="Courier New" w:hAnsi="Courier New" w:cs="Courier New" w:hint="default"/>
+      </w:rPr>
+    </w:lvl>
+    <w:lvl w:ilvl="2" w:tplc="08090005" w:tentative="1">
+      <w:start w:val="1"/>
+      <w:numFmt w:val="bullet"/>
+      <w:lvlText w:val=""/>
+      <w:lvlJc w:val="left"/>
+      <w:pPr>
+        <w:ind w:left="2880" w:hanging="360"/>
+      </w:pPr>
+      <w:rPr>
+        <w:rFonts w:ascii="Wingdings" w:hAnsi="Wingdings" w:hint="default"/>
+      </w:rPr>
+    </w:lvl>
+    <w:lvl w:ilvl="3" w:tplc="08090001" w:tentative="1">
+      <w:start w:val="1"/>
+      <w:numFmt w:val="bullet"/>
+      <w:lvlText w:val=""/>
+      <w:lvlJc w:val="left"/>
+      <w:pPr>
+        <w:ind w:left="3600" w:hanging="360"/>
+      </w:pPr>
+      <w:rPr>
+        <w:rFonts w:ascii="Symbol" w:hAnsi="Symbol" w:hint="default"/>
+      </w:rPr>
+    </w:lvl>
+    <w:lvl w:ilvl="4" w:tplc="08090003" w:tentative="1">
+      <w:start w:val="1"/>
+      <w:numFmt w:val="bullet"/>
+      <w:lvlText w:val="o"/>
+      <w:lvlJc w:val="left"/>
+      <w:pPr>
+        <w:ind w:left="4320" w:hanging="360"/>
+      </w:pPr>
+      <w:rPr>
+        <w:rFonts w:ascii="Courier New" w:hAnsi="Courier New" w:cs="Courier New" w:hint="default"/>
+      </w:rPr>
+    </w:lvl>
+    <w:lvl w:ilvl="5" w:tplc="08090005" w:tentative="1">
+      <w:start w:val="1"/>
+      <w:numFmt w:val="bullet"/>
+      <w:lvlText w:val=""/>
+      <w:lvlJc w:val="left"/>
+      <w:pPr>
+        <w:ind w:left="5040" w:hanging="360"/>
+      </w:pPr>
+      <w:rPr>
+        <w:rFonts w:ascii="Wingdings" w:hAnsi="Wingdings" w:hint="default"/>
+      </w:rPr>
+    </w:lvl>
+    <w:lvl w:ilvl="6" w:tplc="08090001" w:tentative="1">
+      <w:start w:val="1"/>
+      <w:numFmt w:val="bullet"/>
+      <w:lvlText w:val=""/>
+      <w:lvlJc w:val="left"/>
+      <w:pPr>
+        <w:ind w:left="5760" w:hanging="360"/>
+      </w:pPr>
+      <w:rPr>
+        <w:rFonts w:ascii="Symbol" w:hAnsi="Symbol" w:hint="default"/>
+      </w:rPr>
+    </w:lvl>
+    <w:lvl w:ilvl="7" w:tplc="08090003" w:tentative="1">
+      <w:start w:val="1"/>
+      <w:numFmt w:val="bullet"/>
+      <w:lvlText w:val="o"/>
+      <w:lvlJc w:val="left"/>
+      <w:pPr>
+        <w:ind w:left="6480" w:hanging="360"/>
+      </w:pPr>
+      <w:rPr>
+        <w:rFonts w:ascii="Courier New" w:hAnsi="Courier New" w:cs="Courier New" w:hint="default"/>
+      </w:rPr>
+    </w:lvl>
+    <w:lvl w:ilvl="8" w:tplc="08090005" w:tentative="1">
+      <w:start w:val="1"/>
+      <w:numFmt w:val="bullet"/>
+      <w:lvlText w:val=""/>
+      <w:lvlJc w:val="left"/>
+      <w:pPr>
+        <w:ind w:left="7200" w:hanging="360"/>
+      </w:pPr>
+      <w:rPr>
+        <w:rFonts w:ascii="Wingdings" w:hAnsi="Wingdings" w:hint="default"/>
+      </w:rPr>
+    </w:lvl>
+  </w:abstractNum>
+  <w:abstractNum w:abstractNumId="45" w15:restartNumberingAfterBreak="0">
     <w:nsid w:val="7CE6451A"/>
     <w:multiLevelType w:val="multilevel"/>
     <w:tmpl w:val="907A15EC"/>
@@ -21688,37 +23671,37 @@
     <w:abstractNumId w:val="11"/>
   </w:num>
   <w:num w:numId="2" w16cid:durableId="727612164">
-    <w:abstractNumId w:val="34"/>
+    <w:abstractNumId w:val="43"/>
   </w:num>
   <w:num w:numId="3" w16cid:durableId="887648852">
     <w:abstractNumId w:val="16"/>
   </w:num>
   <w:num w:numId="4" w16cid:durableId="123886412">
-    <w:abstractNumId w:val="23"/>
+    <w:abstractNumId w:val="28"/>
   </w:num>
   <w:num w:numId="5" w16cid:durableId="1587880909">
-    <w:abstractNumId w:val="25"/>
+    <w:abstractNumId w:val="31"/>
   </w:num>
   <w:num w:numId="6" w16cid:durableId="1763797631">
-    <w:abstractNumId w:val="27"/>
+    <w:abstractNumId w:val="35"/>
   </w:num>
   <w:num w:numId="7" w16cid:durableId="1662805547">
-    <w:abstractNumId w:val="20"/>
+    <w:abstractNumId w:val="25"/>
   </w:num>
   <w:num w:numId="8" w16cid:durableId="1686400774">
     <w:abstractNumId w:val="15"/>
   </w:num>
   <w:num w:numId="9" w16cid:durableId="1742630005">
-    <w:abstractNumId w:val="21"/>
+    <w:abstractNumId w:val="26"/>
   </w:num>
   <w:num w:numId="10" w16cid:durableId="892930241">
-    <w:abstractNumId w:val="35"/>
+    <w:abstractNumId w:val="45"/>
   </w:num>
   <w:num w:numId="11" w16cid:durableId="1225680079">
-    <w:abstractNumId w:val="22"/>
+    <w:abstractNumId w:val="27"/>
   </w:num>
   <w:num w:numId="12" w16cid:durableId="1128862254">
-    <w:abstractNumId w:val="33"/>
+    <w:abstractNumId w:val="41"/>
   </w:num>
   <w:num w:numId="13" w16cid:durableId="1146556853">
     <w:abstractNumId w:val="9"/>
@@ -21763,25 +23746,25 @@
     <w:abstractNumId w:val="14"/>
   </w:num>
   <w:num w:numId="27" w16cid:durableId="1906910874">
-    <w:abstractNumId w:val="29"/>
+    <w:abstractNumId w:val="37"/>
   </w:num>
   <w:num w:numId="28" w16cid:durableId="2052418232">
     <w:abstractNumId w:val="17"/>
   </w:num>
   <w:num w:numId="29" w16cid:durableId="1074743306">
-    <w:abstractNumId w:val="30"/>
+    <w:abstractNumId w:val="38"/>
   </w:num>
   <w:num w:numId="30" w16cid:durableId="1451163938">
-    <w:abstractNumId w:val="32"/>
+    <w:abstractNumId w:val="40"/>
   </w:num>
   <w:num w:numId="31" w16cid:durableId="1471092824">
-    <w:abstractNumId w:val="19"/>
+    <w:abstractNumId w:val="20"/>
   </w:num>
   <w:num w:numId="32" w16cid:durableId="281570771">
-    <w:abstractNumId w:val="34"/>
+    <w:abstractNumId w:val="43"/>
   </w:num>
   <w:num w:numId="33" w16cid:durableId="2123109243">
-    <w:abstractNumId w:val="24"/>
+    <w:abstractNumId w:val="29"/>
   </w:num>
   <w:num w:numId="34" w16cid:durableId="414790230">
     <w:abstractNumId w:val="15"/>
@@ -21790,16 +23773,46 @@
     <w:abstractNumId w:val="15"/>
   </w:num>
   <w:num w:numId="36" w16cid:durableId="743260086">
-    <w:abstractNumId w:val="31"/>
+    <w:abstractNumId w:val="39"/>
   </w:num>
   <w:num w:numId="37" w16cid:durableId="1314484615">
     <w:abstractNumId w:val="10"/>
   </w:num>
   <w:num w:numId="38" w16cid:durableId="1065371628">
-    <w:abstractNumId w:val="26"/>
+    <w:abstractNumId w:val="33"/>
   </w:num>
   <w:num w:numId="39" w16cid:durableId="1714228463">
-    <w:abstractNumId w:val="28"/>
+    <w:abstractNumId w:val="36"/>
+  </w:num>
+  <w:num w:numId="40" w16cid:durableId="878932742">
+    <w:abstractNumId w:val="44"/>
+  </w:num>
+  <w:num w:numId="41" w16cid:durableId="1056127183">
+    <w:abstractNumId w:val="19"/>
+  </w:num>
+  <w:num w:numId="42" w16cid:durableId="922304370">
+    <w:abstractNumId w:val="23"/>
+  </w:num>
+  <w:num w:numId="43" w16cid:durableId="1162820939">
+    <w:abstractNumId w:val="22"/>
+  </w:num>
+  <w:num w:numId="44" w16cid:durableId="2052071439">
+    <w:abstractNumId w:val="21"/>
+  </w:num>
+  <w:num w:numId="45" w16cid:durableId="1545026198">
+    <w:abstractNumId w:val="30"/>
+  </w:num>
+  <w:num w:numId="46" w16cid:durableId="2055037767">
+    <w:abstractNumId w:val="24"/>
+  </w:num>
+  <w:num w:numId="47" w16cid:durableId="56557953">
+    <w:abstractNumId w:val="42"/>
+  </w:num>
+  <w:num w:numId="48" w16cid:durableId="1323462005">
+    <w:abstractNumId w:val="34"/>
+  </w:num>
+  <w:num w:numId="49" w16cid:durableId="1123378634">
+    <w:abstractNumId w:val="32"/>
   </w:num>
   <w:numIdMacAtCleanup w:val="12"/>
 </w:numbering>
@@ -23465,7 +25478,7 @@
 </file>
 
 <file path=customXml/itemProps1.xml><?xml version="1.0" encoding="utf-8"?>
-<ds:datastoreItem xmlns:ds="http://schemas.openxmlformats.org/officeDocument/2006/customXml" ds:itemID="{0C6242FF-E7FE-4744-8CE2-A6B8799BD1A0}">
+<ds:datastoreItem xmlns:ds="http://schemas.openxmlformats.org/officeDocument/2006/customXml" ds:itemID="{C1161326-7C2F-3A4C-8F1A-8EAF84ED7DCA}">
   <ds:schemaRefs>
     <ds:schemaRef ds:uri="http://schemas.openxmlformats.org/officeDocument/2006/bibliography"/>
   </ds:schemaRefs>
